--- a/rpd_corpus/rpd_51.docx
+++ b/rpd_corpus/rpd_51.docx
@@ -164,7 +164,7 @@
           <w:bCs/>
           <w:color w:val="000000"/>
         </w:rPr>
-        <w:t>(62315)Компьютерная графика</w:t>
+        <w:t>(37897)Кроссплатформенная мобильная разработка</w:t>
       </w:r>
     </w:p>
     <w:p>
@@ -1664,7 +1664,7 @@
               <w:rPr>
                 <w:bCs/>
               </w:rPr>
-              <w:t>7</w:t>
+              <w:t>8</w:t>
             </w:r>
           </w:p>
         </w:tc>
@@ -1688,7 +1688,7 @@
               <w:rPr>
                 <w:bCs/>
               </w:rPr>
-              <w:t>5</w:t>
+              <w:t>4</w:t>
             </w:r>
           </w:p>
         </w:tc>
@@ -1712,7 +1712,7 @@
               <w:rPr>
                 <w:bCs/>
               </w:rPr>
-              <w:t>180</w:t>
+              <w:t>144</w:t>
             </w:r>
           </w:p>
         </w:tc>
@@ -1737,7 +1737,7 @@
               <w:rPr>
                 <w:bCs/>
               </w:rPr>
-              <w:t>82</w:t>
+              <w:t>66</w:t>
             </w:r>
           </w:p>
         </w:tc>
@@ -1762,7 +1762,7 @@
               <w:rPr>
                 <w:bCs/>
               </w:rPr>
-              <w:t>98</w:t>
+              <w:t>78</w:t>
             </w:r>
           </w:p>
         </w:tc>
@@ -1836,7 +1836,7 @@
               <w:rPr>
                 <w:bCs/>
               </w:rPr>
-              <w:t>5</w:t>
+              <w:t>4</w:t>
             </w:r>
           </w:p>
         </w:tc>
@@ -1860,7 +1860,7 @@
               <w:rPr>
                 <w:bCs/>
               </w:rPr>
-              <w:t>180</w:t>
+              <w:t>144</w:t>
             </w:r>
           </w:p>
         </w:tc>
@@ -1885,7 +1885,7 @@
               <w:rPr>
                 <w:bCs/>
               </w:rPr>
-              <w:t>82</w:t>
+              <w:t>66</w:t>
             </w:r>
           </w:p>
         </w:tc>
@@ -1910,7 +1910,7 @@
               <w:rPr>
                 <w:bCs/>
               </w:rPr>
-              <w:t>98</w:t>
+              <w:t>78</w:t>
             </w:r>
           </w:p>
         </w:tc>
@@ -2182,7 +2182,7 @@
               <w:rPr>
                 <w:bCs/>
               </w:rPr>
-              <w:t>Способен применять математические основы компьютерной графики для построения и трансформации геометрических объектов</w:t>
+              <w:t>Способен разрабатывать кроссплатформенные мобильные приложения с использованием фреймворков Flutter и React Native</w:t>
             </w:r>
           </w:p>
         </w:tc>
@@ -2207,7 +2207,7 @@
               <w:rPr>
                 <w:bCs/>
               </w:rPr>
-              <w:t>УК-1</w:t>
+              <w:t>ПК-1-</w:t>
             </w:r>
           </w:p>
         </w:tc>
@@ -2263,7 +2263,7 @@
               <w:rPr>
                 <w:bCs/>
               </w:rPr>
-              <w:t>Способен разрабатывать графические приложения с использованием OpenGL и GLSL-шейдеров</w:t>
+              <w:t>Способен проектировать архитектуру мобильного приложения, применять паттерны MVC, MVVM и BLoC</w:t>
             </w:r>
           </w:p>
         </w:tc>
@@ -2288,7 +2288,7 @@
               <w:rPr>
                 <w:bCs/>
               </w:rPr>
-              <w:t>ОПК-2</w:t>
+              <w:t>ПК-2-</w:t>
             </w:r>
           </w:p>
         </w:tc>
@@ -2344,7 +2344,7 @@
               <w:rPr>
                 <w:bCs/>
               </w:rPr>
-              <w:t>Способен реализовывать алгоритмы растеризации, освещения и трассировки лучей</w:t>
+              <w:t>Способен интегрировать мобильные приложения с REST/GraphQL API и локальными базами данных (SQLite, Hive)</w:t>
             </w:r>
           </w:p>
         </w:tc>
@@ -2369,7 +2369,7 @@
               <w:rPr>
                 <w:bCs/>
               </w:rPr>
-              <w:t>ОПК-4</w:t>
+              <w:t>ПК-5-</w:t>
             </w:r>
           </w:p>
         </w:tc>
@@ -2425,7 +2425,7 @@
               <w:rPr>
                 <w:bCs/>
               </w:rPr>
-              <w:t>Способен создавать интерактивные 3D-сцены с анимацией и управлением камерой</w:t>
+              <w:t>Способен публиковать приложения в Google Play и App Store, обеспечивать их тестирование и поддержку</w:t>
             </w:r>
           </w:p>
         </w:tc>
@@ -2450,7 +2450,7 @@
               <w:rPr>
                 <w:bCs/>
               </w:rPr>
-              <w:t>ПК-1</w:t>
+              <w:t>ПК-6-</w:t>
             </w:r>
           </w:p>
         </w:tc>
@@ -2601,13 +2601,16 @@
               <w:rPr>
                 <w:bCs/>
               </w:rPr>
-              <w:t>УК-1</w:t>
-            </w:r>
-            <w:r/>
-            <w:r>
-              <w:rPr>
-                <w:bCs/>
-              </w:rPr>
+              <w:t>ПК-1</w:t>
+            </w:r>
+            <w:r>
+              <w:t> </w:t>
+            </w:r>
+            <w:r>
+              <w:rPr>
+                <w:bCs/>
+              </w:rPr>
+              <w:t/>
             </w:r>
           </w:p>
           <w:p>
@@ -2632,7 +2635,17 @@
               <w:rPr>
                 <w:bCs/>
               </w:rPr>
-              <w:t>УК-1.1 Применяет однородные координаты и матрицы аффинных преобразований</w:t>
+              <w:t>ПК-1.1 Настраивает окружение разработки Flutter/React Native, управляет зависимостями</w:t>
+              <w:br/>
+              <w:t>ПК-1.2 Разрабатывает UI-компоненты с использованием виджетов Flutter или компонентов React Native</w:t>
+              <w:br/>
+              <w:t>ПК-1.3 Реализует навигацию между экранами (Navigator, Go Router, React Navigation)</w:t>
+              <w:br/>
+              <w:t>ПК-1.4 Применяет управление состоянием: Provider, Riverpod, BLoC (Flutter) или Redux, Zustand (RN)</w:t>
+              <w:br/>
+              <w:t>ПК-1.5 Обеспечивает адаптивную вёрстку для различных размеров экрана и платформ</w:t>
+              <w:br/>
+              <w:t> </w:t>
             </w:r>
           </w:p>
         </w:tc>
@@ -2652,7 +2665,7 @@
               <w:rPr>
                 <w:bCs/>
               </w:rPr>
-              <w:t>З(УК-1)</w:t>
+              <w:t>З(ПК-3)</w:t>
             </w:r>
           </w:p>
         </w:tc>
@@ -2669,7 +2682,9 @@
               <w:rPr>
                 <w:bCs/>
               </w:rPr>
-              <w:t>Знать: однородные координаты, матрицы трансформаций, пространства координат (модельное, мировое, экранное)</w:t>
+              <w:t>Знать:</w:t>
+              <w:br/>
+              <w:t>Принципы кроссплатформенной разработки, сравнение Flutter, React Native и нативных подходов</w:t>
             </w:r>
           </w:p>
         </w:tc>
@@ -2680,7 +2695,7 @@
         </w:trPr>
         <w:tc>
           <w:tcPr>
-            <w:vMerge w:val="restart"/>
+            <w:vMerge w:val="continue"/>
             <w:tcW w:w="2717" w:type="dxa"/>
             <w:vAlign w:val="center"/>
           </w:tcPr>
@@ -2699,24 +2714,27 @@
               <w:rPr>
                 <w:bCs/>
               </w:rPr>
-              <w:t>УК-1</w:t>
-            </w:r>
-            <w:r/>
-            <w:r>
-              <w:rPr>
-                <w:bCs/>
-              </w:rPr>
-            </w:r>
-          </w:p>
-          <w:p>
-            <w:pPr>
-              <w:jc w:val="center"/>
-            </w:pPr>
-          </w:p>
-        </w:tc>
-        <w:tc>
-          <w:tcPr>
-            <w:vMerge w:val="restart"/>
+              <w:t>ПК-1</w:t>
+            </w:r>
+            <w:r>
+              <w:t> </w:t>
+            </w:r>
+            <w:r>
+              <w:rPr>
+                <w:bCs/>
+              </w:rPr>
+              <w:t/>
+            </w:r>
+          </w:p>
+          <w:p>
+            <w:pPr>
+              <w:jc w:val="center"/>
+            </w:pPr>
+          </w:p>
+        </w:tc>
+        <w:tc>
+          <w:tcPr>
+            <w:vMerge w:val="continue"/>
             <w:tcW w:w="3770" w:type="dxa"/>
           </w:tcPr>
           <w:p>
@@ -2730,7 +2748,17 @@
               <w:rPr>
                 <w:bCs/>
               </w:rPr>
-              <w:t>УК-1.1 Применяет однородные координаты и матрицы аффинных преобразований</w:t>
+              <w:t>ПК-1.1 Настраивает окружение разработки Flutter/React Native, управляет зависимостями</w:t>
+              <w:br/>
+              <w:t>ПК-1.2 Разрабатывает UI-компоненты с использованием виджетов Flutter или компонентов React Native</w:t>
+              <w:br/>
+              <w:t>ПК-1.3 Реализует навигацию между экранами (Navigator, Go Router, React Navigation)</w:t>
+              <w:br/>
+              <w:t>ПК-1.4 Применяет управление состоянием: Provider, Riverpod, BLoC (Flutter) или Redux, Zustand (RN)</w:t>
+              <w:br/>
+              <w:t>ПК-1.5 Обеспечивает адаптивную вёрстку для различных размеров экрана и платформ</w:t>
+              <w:br/>
+              <w:t> </w:t>
             </w:r>
           </w:p>
         </w:tc>
@@ -2750,7 +2778,7 @@
               <w:rPr>
                 <w:bCs/>
               </w:rPr>
-              <w:t>У(УК-1)</w:t>
+              <w:t>У(ПК-3)</w:t>
             </w:r>
           </w:p>
         </w:tc>
@@ -2767,7 +2795,9 @@
               <w:rPr>
                 <w:bCs/>
               </w:rPr>
-              <w:t>Уметь: составлять цепочки матриц трансформаций и применять проективные проекции</w:t>
+              <w:t>Уметь:</w:t>
+              <w:br/>
+              <w:t>Разрабатывать UI мобильного приложения с адаптивной вёрсткой под Android и iOS</w:t>
             </w:r>
           </w:p>
         </w:tc>
@@ -2778,7 +2808,7 @@
         </w:trPr>
         <w:tc>
           <w:tcPr>
-            <w:vMerge w:val="restart"/>
+            <w:vMerge w:val="continue"/>
             <w:tcW w:w="2717" w:type="dxa"/>
             <w:vAlign w:val="center"/>
           </w:tcPr>
@@ -2797,24 +2827,27 @@
               <w:rPr>
                 <w:bCs/>
               </w:rPr>
-              <w:t>УК-1</w:t>
-            </w:r>
-            <w:r/>
-            <w:r>
-              <w:rPr>
-                <w:bCs/>
-              </w:rPr>
-            </w:r>
-          </w:p>
-          <w:p>
-            <w:pPr>
-              <w:jc w:val="center"/>
-            </w:pPr>
-          </w:p>
-        </w:tc>
-        <w:tc>
-          <w:tcPr>
-            <w:vMerge w:val="restart"/>
+              <w:t>ПК-1</w:t>
+            </w:r>
+            <w:r>
+              <w:t> </w:t>
+            </w:r>
+            <w:r>
+              <w:rPr>
+                <w:bCs/>
+              </w:rPr>
+              <w:t/>
+            </w:r>
+          </w:p>
+          <w:p>
+            <w:pPr>
+              <w:jc w:val="center"/>
+            </w:pPr>
+          </w:p>
+        </w:tc>
+        <w:tc>
+          <w:tcPr>
+            <w:vMerge w:val="continue"/>
             <w:tcW w:w="3770" w:type="dxa"/>
           </w:tcPr>
           <w:p>
@@ -2828,7 +2861,17 @@
               <w:rPr>
                 <w:bCs/>
               </w:rPr>
-              <w:t>УК-1.1 Применяет однородные координаты и матрицы аффинных преобразований</w:t>
+              <w:t>ПК-1.1 Настраивает окружение разработки Flutter/React Native, управляет зависимостями</w:t>
+              <w:br/>
+              <w:t>ПК-1.2 Разрабатывает UI-компоненты с использованием виджетов Flutter или компонентов React Native</w:t>
+              <w:br/>
+              <w:t>ПК-1.3 Реализует навигацию между экранами (Navigator, Go Router, React Navigation)</w:t>
+              <w:br/>
+              <w:t>ПК-1.4 Применяет управление состоянием: Provider, Riverpod, BLoC (Flutter) или Redux, Zustand (RN)</w:t>
+              <w:br/>
+              <w:t>ПК-1.5 Обеспечивает адаптивную вёрстку для различных размеров экрана и платформ</w:t>
+              <w:br/>
+              <w:t> </w:t>
             </w:r>
           </w:p>
         </w:tc>
@@ -2848,7 +2891,7 @@
               <w:rPr>
                 <w:bCs/>
               </w:rPr>
-              <w:t>В(УК-1)</w:t>
+              <w:t>В(ПК-3)</w:t>
             </w:r>
           </w:p>
         </w:tc>
@@ -2865,7 +2908,9 @@
               <w:rPr>
                 <w:bCs/>
               </w:rPr>
-              <w:t>Владеть: методами оценки вычислительной сложности алгоритмов геометрических преобразований</w:t>
+              <w:t>Владеть:</w:t>
+              <w:br/>
+              <w:t>Разрабатывать полноценное кроссплатформенное мобильное приложение на Flutter</w:t>
             </w:r>
           </w:p>
         </w:tc>
@@ -2895,13 +2940,16 @@
               <w:rPr>
                 <w:bCs/>
               </w:rPr>
-              <w:t>ОПК-2</w:t>
-            </w:r>
-            <w:r/>
-            <w:r>
-              <w:rPr>
-                <w:bCs/>
-              </w:rPr>
+              <w:t>ПК-2</w:t>
+            </w:r>
+            <w:r>
+              <w:t> </w:t>
+            </w:r>
+            <w:r>
+              <w:rPr>
+                <w:bCs/>
+              </w:rPr>
+              <w:t/>
             </w:r>
           </w:p>
           <w:p>
@@ -2926,7 +2974,23 @@
               <w:rPr>
                 <w:bCs/>
               </w:rPr>
-              <w:t>ОПК-2.1 Создаёт OpenGL-приложение с буферами вершин, шейдерами и текстурами</w:t>
+              <w:t>ПК-2.1 Проектирует архитектуру мобильного приложения по паттерну MVVM или BLoC</w:t>
+              <w:br/>
+              <w:t>ПК-2.2 Разрабатывает диаграммы классов, последовательностей и состояний для мобильного приложения</w:t>
+              <w:br/>
+              <w:t>ПК-2.3 Применяет принципы SOLID и Clean Architecture при разработке мобильных приложений</w:t>
+              <w:br/>
+              <w:t>ПК-2.4 Реализует локальное хранение данных с SQLite, Shared Preferences, Hive</w:t>
+              <w:br/>
+              <w:t>ПК-2.5 Интегрирует push-уведомления (FCM) и аналитику (Firebase Analytics)</w:t>
+              <w:br/>
+              <w:t>ПК-2.6 Подключает нативные возможности устройства: камера, GPS, биометрия</w:t>
+              <w:br/>
+              <w:t>ПК-2.7 Реализует аутентификацию через OAuth 2.0 / Firebase Auth / JWT</w:t>
+              <w:br/>
+              <w:t>ПК-2.8 Настраивает CI/CD для мобильных приложений (GitHub Actions, Fastlane)</w:t>
+              <w:br/>
+              <w:t> </w:t>
             </w:r>
           </w:p>
         </w:tc>
@@ -2946,7 +3010,7 @@
               <w:rPr>
                 <w:bCs/>
               </w:rPr>
-              <w:t>З(ОПК-2)</w:t>
+              <w:t>З(ПК-5)</w:t>
             </w:r>
           </w:p>
         </w:tc>
@@ -2963,7 +3027,9 @@
               <w:rPr>
                 <w:bCs/>
               </w:rPr>
-              <w:t>Знать: конвейер рендеринга OpenGL, GLSL-синтаксис, типы буферов (VBO, VAO, EBO)</w:t>
+              <w:t>Знать:</w:t>
+              <w:br/>
+              <w:t>Архитектурные паттерны мобильных приложений: MVC, MVP, MVVM, BLoC, Clean Architecture</w:t>
             </w:r>
           </w:p>
         </w:tc>
@@ -2974,7 +3040,7 @@
         </w:trPr>
         <w:tc>
           <w:tcPr>
-            <w:vMerge w:val="restart"/>
+            <w:vMerge w:val="continue"/>
             <w:tcW w:w="2717" w:type="dxa"/>
             <w:vAlign w:val="center"/>
           </w:tcPr>
@@ -2993,24 +3059,27 @@
               <w:rPr>
                 <w:bCs/>
               </w:rPr>
-              <w:t>ОПК-2</w:t>
-            </w:r>
-            <w:r/>
-            <w:r>
-              <w:rPr>
-                <w:bCs/>
-              </w:rPr>
-            </w:r>
-          </w:p>
-          <w:p>
-            <w:pPr>
-              <w:jc w:val="center"/>
-            </w:pPr>
-          </w:p>
-        </w:tc>
-        <w:tc>
-          <w:tcPr>
-            <w:vMerge w:val="restart"/>
+              <w:t>ПК-2</w:t>
+            </w:r>
+            <w:r>
+              <w:t> </w:t>
+            </w:r>
+            <w:r>
+              <w:rPr>
+                <w:bCs/>
+              </w:rPr>
+              <w:t/>
+            </w:r>
+          </w:p>
+          <w:p>
+            <w:pPr>
+              <w:jc w:val="center"/>
+            </w:pPr>
+          </w:p>
+        </w:tc>
+        <w:tc>
+          <w:tcPr>
+            <w:vMerge w:val="continue"/>
             <w:tcW w:w="3770" w:type="dxa"/>
           </w:tcPr>
           <w:p>
@@ -3024,7 +3093,23 @@
               <w:rPr>
                 <w:bCs/>
               </w:rPr>
-              <w:t>ОПК-2.1 Создаёт OpenGL-приложение с буферами вершин, шейдерами и текстурами</w:t>
+              <w:t>ПК-2.1 Проектирует архитектуру мобильного приложения по паттерну MVVM или BLoC</w:t>
+              <w:br/>
+              <w:t>ПК-2.2 Разрабатывает диаграммы классов, последовательностей и состояний для мобильного приложения</w:t>
+              <w:br/>
+              <w:t>ПК-2.3 Применяет принципы SOLID и Clean Architecture при разработке мобильных приложений</w:t>
+              <w:br/>
+              <w:t>ПК-2.4 Реализует локальное хранение данных с SQLite, Shared Preferences, Hive</w:t>
+              <w:br/>
+              <w:t>ПК-2.5 Интегрирует push-уведомления (FCM) и аналитику (Firebase Analytics)</w:t>
+              <w:br/>
+              <w:t>ПК-2.6 Подключает нативные возможности устройства: камера, GPS, биометрия</w:t>
+              <w:br/>
+              <w:t>ПК-2.7 Реализует аутентификацию через OAuth 2.0 / Firebase Auth / JWT</w:t>
+              <w:br/>
+              <w:t>ПК-2.8 Настраивает CI/CD для мобильных приложений (GitHub Actions, Fastlane)</w:t>
+              <w:br/>
+              <w:t> </w:t>
             </w:r>
           </w:p>
         </w:tc>
@@ -3044,7 +3129,7 @@
               <w:rPr>
                 <w:bCs/>
               </w:rPr>
-              <w:t>У(ОПК-2)</w:t>
+              <w:t>У(ПК-5)</w:t>
             </w:r>
           </w:p>
         </w:tc>
@@ -3061,7 +3146,9 @@
               <w:rPr>
                 <w:bCs/>
               </w:rPr>
-              <w:t>Уметь: писать вершинные и фрагментные шейдеры, передавать uniform-переменные</w:t>
+              <w:t>Уметь:</w:t>
+              <w:br/>
+              <w:t>Проектировать архитектуру приложения с применением MVVM/BLoC</w:t>
             </w:r>
           </w:p>
         </w:tc>
@@ -3072,7 +3159,7 @@
         </w:trPr>
         <w:tc>
           <w:tcPr>
-            <w:vMerge w:val="restart"/>
+            <w:vMerge w:val="continue"/>
             <w:tcW w:w="2717" w:type="dxa"/>
             <w:vAlign w:val="center"/>
           </w:tcPr>
@@ -3091,24 +3178,27 @@
               <w:rPr>
                 <w:bCs/>
               </w:rPr>
-              <w:t>ОПК-2</w:t>
-            </w:r>
-            <w:r/>
-            <w:r>
-              <w:rPr>
-                <w:bCs/>
-              </w:rPr>
-            </w:r>
-          </w:p>
-          <w:p>
-            <w:pPr>
-              <w:jc w:val="center"/>
-            </w:pPr>
-          </w:p>
-        </w:tc>
-        <w:tc>
-          <w:tcPr>
-            <w:vMerge w:val="restart"/>
+              <w:t>ПК-2</w:t>
+            </w:r>
+            <w:r>
+              <w:t> </w:t>
+            </w:r>
+            <w:r>
+              <w:rPr>
+                <w:bCs/>
+              </w:rPr>
+              <w:t/>
+            </w:r>
+          </w:p>
+          <w:p>
+            <w:pPr>
+              <w:jc w:val="center"/>
+            </w:pPr>
+          </w:p>
+        </w:tc>
+        <w:tc>
+          <w:tcPr>
+            <w:vMerge w:val="continue"/>
             <w:tcW w:w="3770" w:type="dxa"/>
           </w:tcPr>
           <w:p>
@@ -3122,7 +3212,23 @@
               <w:rPr>
                 <w:bCs/>
               </w:rPr>
-              <w:t>ОПК-2.1 Создаёт OpenGL-приложение с буферами вершин, шейдерами и текстурами</w:t>
+              <w:t>ПК-2.1 Проектирует архитектуру мобильного приложения по паттерну MVVM или BLoC</w:t>
+              <w:br/>
+              <w:t>ПК-2.2 Разрабатывает диаграммы классов, последовательностей и состояний для мобильного приложения</w:t>
+              <w:br/>
+              <w:t>ПК-2.3 Применяет принципы SOLID и Clean Architecture при разработке мобильных приложений</w:t>
+              <w:br/>
+              <w:t>ПК-2.4 Реализует локальное хранение данных с SQLite, Shared Preferences, Hive</w:t>
+              <w:br/>
+              <w:t>ПК-2.5 Интегрирует push-уведомления (FCM) и аналитику (Firebase Analytics)</w:t>
+              <w:br/>
+              <w:t>ПК-2.6 Подключает нативные возможности устройства: камера, GPS, биометрия</w:t>
+              <w:br/>
+              <w:t>ПК-2.7 Реализует аутентификацию через OAuth 2.0 / Firebase Auth / JWT</w:t>
+              <w:br/>
+              <w:t>ПК-2.8 Настраивает CI/CD для мобильных приложений (GitHub Actions, Fastlane)</w:t>
+              <w:br/>
+              <w:t> </w:t>
             </w:r>
           </w:p>
         </w:tc>
@@ -3142,7 +3248,7 @@
               <w:rPr>
                 <w:bCs/>
               </w:rPr>
-              <w:t>В(ОПК-2)</w:t>
+              <w:t>В(ПК-5)</w:t>
             </w:r>
           </w:p>
         </w:tc>
@@ -3159,7 +3265,9 @@
               <w:rPr>
                 <w:bCs/>
               </w:rPr>
-              <w:t>Владеть: инструментами отладки OpenGL (RenderDoc, NVIDIA Nsight) и профилирования GPU</w:t>
+              <w:t>Владеть:</w:t>
+              <w:br/>
+              <w:t>Применять управление состоянием BLoC/Riverpod в реальном проекте</w:t>
             </w:r>
           </w:p>
         </w:tc>
@@ -3189,13 +3297,16 @@
               <w:rPr>
                 <w:bCs/>
               </w:rPr>
-              <w:t>ОПК-4</w:t>
-            </w:r>
-            <w:r/>
-            <w:r>
-              <w:rPr>
-                <w:bCs/>
-              </w:rPr>
+              <w:t>ПК-5</w:t>
+            </w:r>
+            <w:r>
+              <w:t> </w:t>
+            </w:r>
+            <w:r>
+              <w:rPr>
+                <w:bCs/>
+              </w:rPr>
+              <w:t/>
             </w:r>
           </w:p>
           <w:p>
@@ -3220,7 +3331,21 @@
               <w:rPr>
                 <w:bCs/>
               </w:rPr>
-              <w:t>ОПК-4.1 Реализует алгоритмы растеризации и модели освещения Фонга и Блинна</w:t>
+              <w:t>ПК-5.1 Интегрирует REST API с использованием Dio/Retrofit (Flutter) или Axios (RN)</w:t>
+              <w:br/>
+              <w:t>ПК-5.2 Реализует GraphQL-запросы с помощью graphql_flutter или Apollo Client</w:t>
+              <w:br/>
+              <w:t>ПК-5.3 Обеспечивает обработку ошибок сети и offline-режим работы приложения</w:t>
+              <w:br/>
+              <w:t>ПК-5.4 Применяет сериализацию данных (JSON, Protobuf) в мобильных приложениях</w:t>
+              <w:br/>
+              <w:t>ПК-5.5 Интегрирует карты (Google Maps / Yandex Maps SDK) в мобильное приложение</w:t>
+              <w:br/>
+              <w:t>ПК-5.6 Реализует платёжную интеграцию (In-App Purchase) и работу с WebView</w:t>
+              <w:br/>
+              <w:t>ПК-5.7 Оптимизирует производительность приложения: профилирование, lazy loading, кэширование</w:t>
+              <w:br/>
+              <w:t> </w:t>
             </w:r>
           </w:p>
         </w:tc>
@@ -3240,7 +3365,7 @@
               <w:rPr>
                 <w:bCs/>
               </w:rPr>
-              <w:t>З(ОПК-4)</w:t>
+              <w:t>З(ПК-7)</w:t>
             </w:r>
           </w:p>
         </w:tc>
@@ -3257,7 +3382,9 @@
               <w:rPr>
                 <w:bCs/>
               </w:rPr>
-              <w:t>Знать: алгоритмы растеризации треугольников, z-buffer, алгоритмы Брезенхема</w:t>
+              <w:t>Знать:</w:t>
+              <w:br/>
+              <w:t>Способы интеграции мобильных приложений с серверными API и локальными СУБД </w:t>
             </w:r>
           </w:p>
         </w:tc>
@@ -3268,7 +3395,7 @@
         </w:trPr>
         <w:tc>
           <w:tcPr>
-            <w:vMerge w:val="restart"/>
+            <w:vMerge w:val="continue"/>
             <w:tcW w:w="2717" w:type="dxa"/>
             <w:vAlign w:val="center"/>
           </w:tcPr>
@@ -3287,24 +3414,27 @@
               <w:rPr>
                 <w:bCs/>
               </w:rPr>
-              <w:t>ОПК-4</w:t>
-            </w:r>
-            <w:r/>
-            <w:r>
-              <w:rPr>
-                <w:bCs/>
-              </w:rPr>
-            </w:r>
-          </w:p>
-          <w:p>
-            <w:pPr>
-              <w:jc w:val="center"/>
-            </w:pPr>
-          </w:p>
-        </w:tc>
-        <w:tc>
-          <w:tcPr>
-            <w:vMerge w:val="restart"/>
+              <w:t>ПК-5</w:t>
+            </w:r>
+            <w:r>
+              <w:t> </w:t>
+            </w:r>
+            <w:r>
+              <w:rPr>
+                <w:bCs/>
+              </w:rPr>
+              <w:t/>
+            </w:r>
+          </w:p>
+          <w:p>
+            <w:pPr>
+              <w:jc w:val="center"/>
+            </w:pPr>
+          </w:p>
+        </w:tc>
+        <w:tc>
+          <w:tcPr>
+            <w:vMerge w:val="continue"/>
             <w:tcW w:w="3770" w:type="dxa"/>
           </w:tcPr>
           <w:p>
@@ -3318,7 +3448,21 @@
               <w:rPr>
                 <w:bCs/>
               </w:rPr>
-              <w:t>ОПК-4.1 Реализует алгоритмы растеризации и модели освещения Фонга и Блинна</w:t>
+              <w:t>ПК-5.1 Интегрирует REST API с использованием Dio/Retrofit (Flutter) или Axios (RN)</w:t>
+              <w:br/>
+              <w:t>ПК-5.2 Реализует GraphQL-запросы с помощью graphql_flutter или Apollo Client</w:t>
+              <w:br/>
+              <w:t>ПК-5.3 Обеспечивает обработку ошибок сети и offline-режим работы приложения</w:t>
+              <w:br/>
+              <w:t>ПК-5.4 Применяет сериализацию данных (JSON, Protobuf) в мобильных приложениях</w:t>
+              <w:br/>
+              <w:t>ПК-5.5 Интегрирует карты (Google Maps / Yandex Maps SDK) в мобильное приложение</w:t>
+              <w:br/>
+              <w:t>ПК-5.6 Реализует платёжную интеграцию (In-App Purchase) и работу с WebView</w:t>
+              <w:br/>
+              <w:t>ПК-5.7 Оптимизирует производительность приложения: профилирование, lazy loading, кэширование</w:t>
+              <w:br/>
+              <w:t> </w:t>
             </w:r>
           </w:p>
         </w:tc>
@@ -3338,7 +3482,7 @@
               <w:rPr>
                 <w:bCs/>
               </w:rPr>
-              <w:t>У(ОПК-4)</w:t>
+              <w:t>У(ПК-7)</w:t>
             </w:r>
           </w:p>
         </w:tc>
@@ -3355,7 +3499,9 @@
               <w:rPr>
                 <w:bCs/>
               </w:rPr>
-              <w:t>Уметь: реализовывать модели освещения Фонга и Блинна–Фонга с картами нормалей</w:t>
+              <w:t>Уметь:</w:t>
+              <w:br/>
+              <w:t>Интегрировать REST API, локальное хранилище и push-уведомления</w:t>
             </w:r>
           </w:p>
         </w:tc>
@@ -3366,7 +3512,7 @@
         </w:trPr>
         <w:tc>
           <w:tcPr>
-            <w:vMerge w:val="restart"/>
+            <w:vMerge w:val="continue"/>
             <w:tcW w:w="2717" w:type="dxa"/>
             <w:vAlign w:val="center"/>
           </w:tcPr>
@@ -3385,24 +3531,27 @@
               <w:rPr>
                 <w:bCs/>
               </w:rPr>
-              <w:t>ОПК-4</w:t>
-            </w:r>
-            <w:r/>
-            <w:r>
-              <w:rPr>
-                <w:bCs/>
-              </w:rPr>
-            </w:r>
-          </w:p>
-          <w:p>
-            <w:pPr>
-              <w:jc w:val="center"/>
-            </w:pPr>
-          </w:p>
-        </w:tc>
-        <w:tc>
-          <w:tcPr>
-            <w:vMerge w:val="restart"/>
+              <w:t>ПК-5</w:t>
+            </w:r>
+            <w:r>
+              <w:t> </w:t>
+            </w:r>
+            <w:r>
+              <w:rPr>
+                <w:bCs/>
+              </w:rPr>
+              <w:t/>
+            </w:r>
+          </w:p>
+          <w:p>
+            <w:pPr>
+              <w:jc w:val="center"/>
+            </w:pPr>
+          </w:p>
+        </w:tc>
+        <w:tc>
+          <w:tcPr>
+            <w:vMerge w:val="continue"/>
             <w:tcW w:w="3770" w:type="dxa"/>
           </w:tcPr>
           <w:p>
@@ -3416,7 +3565,21 @@
               <w:rPr>
                 <w:bCs/>
               </w:rPr>
-              <w:t>ОПК-4.1 Реализует алгоритмы растеризации и модели освещения Фонга и Блинна</w:t>
+              <w:t>ПК-5.1 Интегрирует REST API с использованием Dio/Retrofit (Flutter) или Axios (RN)</w:t>
+              <w:br/>
+              <w:t>ПК-5.2 Реализует GraphQL-запросы с помощью graphql_flutter или Apollo Client</w:t>
+              <w:br/>
+              <w:t>ПК-5.3 Обеспечивает обработку ошибок сети и offline-режим работы приложения</w:t>
+              <w:br/>
+              <w:t>ПК-5.4 Применяет сериализацию данных (JSON, Protobuf) в мобильных приложениях</w:t>
+              <w:br/>
+              <w:t>ПК-5.5 Интегрирует карты (Google Maps / Yandex Maps SDK) в мобильное приложение</w:t>
+              <w:br/>
+              <w:t>ПК-5.6 Реализует платёжную интеграцию (In-App Purchase) и работу с WebView</w:t>
+              <w:br/>
+              <w:t>ПК-5.7 Оптимизирует производительность приложения: профилирование, lazy loading, кэширование</w:t>
+              <w:br/>
+              <w:t> </w:t>
             </w:r>
           </w:p>
         </w:tc>
@@ -3436,7 +3599,7 @@
               <w:rPr>
                 <w:bCs/>
               </w:rPr>
-              <w:t>В(ОПК-4)</w:t>
+              <w:t>В(ПК-7)</w:t>
             </w:r>
           </w:p>
         </w:tc>
@@ -3453,7 +3616,9 @@
               <w:rPr>
                 <w:bCs/>
               </w:rPr>
-              <w:t>Владеть: методами трассировки лучей и построения теней (shadow mapping, ray marching)</w:t>
+              <w:t>Владеть:</w:t>
+              <w:br/>
+              <w:t>Настраивать CI/CD и публиковать приложение в магазинах</w:t>
             </w:r>
           </w:p>
         </w:tc>
@@ -3483,13 +3648,16 @@
               <w:rPr>
                 <w:bCs/>
               </w:rPr>
-              <w:t>ПК-1</w:t>
-            </w:r>
-            <w:r/>
-            <w:r>
-              <w:rPr>
-                <w:bCs/>
-              </w:rPr>
+              <w:t>ПК-6</w:t>
+            </w:r>
+            <w:r>
+              <w:t> </w:t>
+            </w:r>
+            <w:r>
+              <w:rPr>
+                <w:bCs/>
+              </w:rPr>
+              <w:t/>
             </w:r>
           </w:p>
           <w:p>
@@ -3514,7 +3682,19 @@
               <w:rPr>
                 <w:bCs/>
               </w:rPr>
-              <w:t>ПК-1.1 Разрабатывает интерактивную 3D-сцену с анимацией на Three.js или OpenGL</w:t>
+              <w:t>ПК-6.1 Разрабатывает unit- и widget-тесты для Flutter-приложения</w:t>
+              <w:br/>
+              <w:t>ПК-6.2 Выполняет интеграционное тестирование мобильного приложения на реальных устройствах</w:t>
+              <w:br/>
+              <w:t>ПК-6.3 Публикует приложение в Google Play Console: подготовка APK/AAB, скриншоты, описание</w:t>
+              <w:br/>
+              <w:t>ПК-6.4 Публикует приложение в App Store Connect, проходит процесс ревью Apple</w:t>
+              <w:br/>
+              <w:t>ПК-6.5 Настраивает мониторинг краш-репортов (Firebase Crashlytics, Sentry)</w:t>
+              <w:br/>
+              <w:t>ПК-6.6 Обеспечивает соответствие приложения политикам конфиденциальности GDPR/152-ФЗ</w:t>
+              <w:br/>
+              <w:t> </w:t>
             </w:r>
           </w:p>
         </w:tc>
@@ -3534,7 +3714,7 @@
               <w:rPr>
                 <w:bCs/>
               </w:rPr>
-              <w:t>З(ПК-1)</w:t>
+              <w:t>З(ПК-8)</w:t>
             </w:r>
           </w:p>
         </w:tc>
@@ -3551,7 +3731,9 @@
               <w:rPr>
                 <w:bCs/>
               </w:rPr>
-              <w:t>Знать: форматы 3D-моделей (OBJ, glTF), граф сцены, принципы иерархической анимации</w:t>
+              <w:t>Знать:</w:t>
+              <w:br/>
+              <w:t>Процессы публикации и дистрибуции приложений в магазинах Google Play и App Store</w:t>
             </w:r>
           </w:p>
         </w:tc>
@@ -3562,7 +3744,7 @@
         </w:trPr>
         <w:tc>
           <w:tcPr>
-            <w:vMerge w:val="restart"/>
+            <w:vMerge w:val="continue"/>
             <w:tcW w:w="2717" w:type="dxa"/>
             <w:vAlign w:val="center"/>
           </w:tcPr>
@@ -3581,24 +3763,27 @@
               <w:rPr>
                 <w:bCs/>
               </w:rPr>
-              <w:t>ПК-1</w:t>
-            </w:r>
-            <w:r/>
-            <w:r>
-              <w:rPr>
-                <w:bCs/>
-              </w:rPr>
-            </w:r>
-          </w:p>
-          <w:p>
-            <w:pPr>
-              <w:jc w:val="center"/>
-            </w:pPr>
-          </w:p>
-        </w:tc>
-        <w:tc>
-          <w:tcPr>
-            <w:vMerge w:val="restart"/>
+              <w:t>ПК-6</w:t>
+            </w:r>
+            <w:r>
+              <w:t> </w:t>
+            </w:r>
+            <w:r>
+              <w:rPr>
+                <w:bCs/>
+              </w:rPr>
+              <w:t/>
+            </w:r>
+          </w:p>
+          <w:p>
+            <w:pPr>
+              <w:jc w:val="center"/>
+            </w:pPr>
+          </w:p>
+        </w:tc>
+        <w:tc>
+          <w:tcPr>
+            <w:vMerge w:val="continue"/>
             <w:tcW w:w="3770" w:type="dxa"/>
           </w:tcPr>
           <w:p>
@@ -3612,7 +3797,19 @@
               <w:rPr>
                 <w:bCs/>
               </w:rPr>
-              <w:t>ПК-1.1 Разрабатывает интерактивную 3D-сцену с анимацией на Three.js или OpenGL</w:t>
+              <w:t>ПК-6.1 Разрабатывает unit- и widget-тесты для Flutter-приложения</w:t>
+              <w:br/>
+              <w:t>ПК-6.2 Выполняет интеграционное тестирование мобильного приложения на реальных устройствах</w:t>
+              <w:br/>
+              <w:t>ПК-6.3 Публикует приложение в Google Play Console: подготовка APK/AAB, скриншоты, описание</w:t>
+              <w:br/>
+              <w:t>ПК-6.4 Публикует приложение в App Store Connect, проходит процесс ревью Apple</w:t>
+              <w:br/>
+              <w:t>ПК-6.5 Настраивает мониторинг краш-репортов (Firebase Crashlytics, Sentry)</w:t>
+              <w:br/>
+              <w:t>ПК-6.6 Обеспечивает соответствие приложения политикам конфиденциальности GDPR/152-ФЗ</w:t>
+              <w:br/>
+              <w:t> </w:t>
             </w:r>
           </w:p>
         </w:tc>
@@ -3632,7 +3829,7 @@
               <w:rPr>
                 <w:bCs/>
               </w:rPr>
-              <w:t>У(ПК-1)</w:t>
+              <w:t>У(ПК-8)</w:t>
             </w:r>
           </w:p>
         </w:tc>
@@ -3649,7 +3846,9 @@
               <w:rPr>
                 <w:bCs/>
               </w:rPr>
-              <w:t>Уметь: управлять камерой (arcball, FPS-контроллер) и реализовывать интерактивный выбор объектов</w:t>
+              <w:t>Уметь:</w:t>
+              <w:br/>
+              <w:t>Публиковать мобильное приложение в Google Play и App Store</w:t>
             </w:r>
           </w:p>
         </w:tc>
@@ -3660,7 +3859,7 @@
         </w:trPr>
         <w:tc>
           <w:tcPr>
-            <w:vMerge w:val="restart"/>
+            <w:vMerge w:val="continue"/>
             <w:tcW w:w="2717" w:type="dxa"/>
             <w:vAlign w:val="center"/>
           </w:tcPr>
@@ -3679,24 +3878,27 @@
               <w:rPr>
                 <w:bCs/>
               </w:rPr>
-              <w:t>ПК-1</w:t>
-            </w:r>
-            <w:r/>
-            <w:r>
-              <w:rPr>
-                <w:bCs/>
-              </w:rPr>
-            </w:r>
-          </w:p>
-          <w:p>
-            <w:pPr>
-              <w:jc w:val="center"/>
-            </w:pPr>
-          </w:p>
-        </w:tc>
-        <w:tc>
-          <w:tcPr>
-            <w:vMerge w:val="restart"/>
+              <w:t>ПК-6</w:t>
+            </w:r>
+            <w:r>
+              <w:t> </w:t>
+            </w:r>
+            <w:r>
+              <w:rPr>
+                <w:bCs/>
+              </w:rPr>
+              <w:t/>
+            </w:r>
+          </w:p>
+          <w:p>
+            <w:pPr>
+              <w:jc w:val="center"/>
+            </w:pPr>
+          </w:p>
+        </w:tc>
+        <w:tc>
+          <w:tcPr>
+            <w:vMerge w:val="continue"/>
             <w:tcW w:w="3770" w:type="dxa"/>
           </w:tcPr>
           <w:p>
@@ -3710,7 +3912,19 @@
               <w:rPr>
                 <w:bCs/>
               </w:rPr>
-              <w:t>ПК-1.1 Разрабатывает интерактивную 3D-сцену с анимацией на Three.js или OpenGL</w:t>
+              <w:t>ПК-6.1 Разрабатывает unit- и widget-тесты для Flutter-приложения</w:t>
+              <w:br/>
+              <w:t>ПК-6.2 Выполняет интеграционное тестирование мобильного приложения на реальных устройствах</w:t>
+              <w:br/>
+              <w:t>ПК-6.3 Публикует приложение в Google Play Console: подготовка APK/AAB, скриншоты, описание</w:t>
+              <w:br/>
+              <w:t>ПК-6.4 Публикует приложение в App Store Connect, проходит процесс ревью Apple</w:t>
+              <w:br/>
+              <w:t>ПК-6.5 Настраивает мониторинг краш-репортов (Firebase Crashlytics, Sentry)</w:t>
+              <w:br/>
+              <w:t>ПК-6.6 Обеспечивает соответствие приложения политикам конфиденциальности GDPR/152-ФЗ</w:t>
+              <w:br/>
+              <w:t> </w:t>
             </w:r>
           </w:p>
         </w:tc>
@@ -3730,7 +3944,7 @@
               <w:rPr>
                 <w:bCs/>
               </w:rPr>
-              <w:t>В(ПК-1)</w:t>
+              <w:t>В(ПК-8)</w:t>
             </w:r>
           </w:p>
         </w:tc>
@@ -3747,7 +3961,9 @@
               <w:rPr>
                 <w:bCs/>
               </w:rPr>
-              <w:t>Владеть: навыками создания анимированных 3D-сцен с использованием Three.js или WebGL</w:t>
+              <w:t>Владеть:</w:t>
+              <w:br/>
+              <w:t>Навыками тестирования и мониторинга мобильных приложений в production</w:t>
             </w:r>
           </w:p>
         </w:tc>
@@ -3953,6 +4169,21 @@
               <w:jc w:val="center"/>
             </w:pPr>
             <w:r>
+              <w:t>4</w:t>
+            </w:r>
+          </w:p>
+        </w:tc>
+        <w:tc>
+          <w:tcPr>
+            <w:tcW w:w="0" w:type="auto"/>
+            <w:vAlign w:val="center"/>
+          </w:tcPr>
+          <w:p>
+            <w:pPr>
+              <w:pStyle w:val="a7"/>
+              <w:jc w:val="center"/>
+            </w:pPr>
+            <w:r>
               <w:t>5</w:t>
             </w:r>
           </w:p>
@@ -3968,7 +4199,7 @@
               <w:jc w:val="center"/>
             </w:pPr>
             <w:r>
-              <w:t>5</w:t>
+              <w:t>6</w:t>
             </w:r>
           </w:p>
         </w:tc>
@@ -3983,7 +4214,7 @@
               <w:jc w:val="center"/>
             </w:pPr>
             <w:r>
-              <w:t>6</w:t>
+              <w:t>7</w:t>
             </w:r>
           </w:p>
         </w:tc>
@@ -3998,22 +4229,7 @@
               <w:jc w:val="center"/>
             </w:pPr>
             <w:r>
-              <w:t>7</w:t>
-            </w:r>
-          </w:p>
-        </w:tc>
-        <w:tc>
-          <w:tcPr>
-            <w:tcW w:w="0" w:type="auto"/>
-            <w:vAlign w:val="center"/>
-          </w:tcPr>
-          <w:p>
-            <w:pPr>
-              <w:pStyle w:val="a7"/>
-              <w:jc w:val="center"/>
-            </w:pPr>
-            <w:r>
-              <w:t>7</w:t>
+              <w:t>8</w:t>
             </w:r>
           </w:p>
         </w:tc>
@@ -4118,7 +4334,7 @@
                 <w:sz w:val="20"/>
                 <w:szCs w:val="20"/>
               </w:rPr>
-              <w:t>82</w:t>
+              <w:t>66</w:t>
             </w:r>
           </w:p>
         </w:tc>
@@ -4310,7 +4526,7 @@
                 <w:sz w:val="20"/>
                 <w:szCs w:val="20"/>
               </w:rPr>
-              <w:t>82</w:t>
+              <w:t>66</w:t>
             </w:r>
           </w:p>
         </w:tc>
@@ -7448,7 +7664,7 @@
                 <w:sz w:val="20"/>
                 <w:szCs w:val="20"/>
               </w:rPr>
-              <w:t>98</w:t>
+              <w:t>78</w:t>
             </w:r>
           </w:p>
         </w:tc>
@@ -7640,7 +7856,7 @@
                 <w:sz w:val="20"/>
                 <w:szCs w:val="20"/>
               </w:rPr>
-              <w:t>98</w:t>
+              <w:t>78</w:t>
             </w:r>
           </w:p>
         </w:tc>
@@ -8447,7 +8663,7 @@
                 <w:sz w:val="20"/>
                 <w:szCs w:val="20"/>
               </w:rPr>
-              <w:t>5</w:t>
+              <w:t>4</w:t>
             </w:r>
           </w:p>
         </w:tc>
@@ -8639,7 +8855,7 @@
                 <w:sz w:val="20"/>
                 <w:szCs w:val="20"/>
               </w:rPr>
-              <w:t>5</w:t>
+              <w:t>4</w:t>
             </w:r>
           </w:p>
         </w:tc>
@@ -10445,7 +10661,7 @@
                 <w:sz w:val="20"/>
                 <w:szCs w:val="20"/>
               </w:rPr>
-              <w:t>180</w:t>
+              <w:t>144</w:t>
             </w:r>
           </w:p>
         </w:tc>
@@ -10637,7 +10853,7 @@
                 <w:sz w:val="20"/>
                 <w:szCs w:val="20"/>
               </w:rPr>
-              <w:t>180</w:t>
+              <w:t>144</w:t>
             </w:r>
           </w:p>
         </w:tc>
@@ -11148,7 +11364,7 @@
                 <w:sz w:val="20"/>
                 <w:szCs w:val="20"/>
               </w:rPr>
-              <w:t>Математические основы компьютерной графики</w:t>
+              <w:t>Основы кроссплатформенной мобильной разработки</w:t>
             </w:r>
           </w:p>
         </w:tc>
@@ -11173,7 +11389,7 @@
                 <w:sz w:val="20"/>
                 <w:szCs w:val="20"/>
               </w:rPr>
-              <w:t>6</w:t>
+              <w:t>8</w:t>
             </w:r>
           </w:p>
         </w:tc>
@@ -11223,7 +11439,7 @@
                 <w:sz w:val="20"/>
                 <w:szCs w:val="20"/>
               </w:rPr>
-              <w:t>8</w:t>
+              <w:t>12</w:t>
             </w:r>
           </w:p>
         </w:tc>
@@ -11273,7 +11489,7 @@
                 <w:sz w:val="20"/>
                 <w:szCs w:val="20"/>
               </w:rPr>
-              <w:t>20</w:t>
+              <w:t>25</w:t>
             </w:r>
           </w:p>
         </w:tc>
@@ -11299,7 +11515,7 @@
                 <w:sz w:val="20"/>
                 <w:szCs w:val="20"/>
               </w:rPr>
-              <w:t>36</w:t>
+              <w:t>45</w:t>
             </w:r>
           </w:p>
         </w:tc>
@@ -11322,7 +11538,13 @@
                 <w:sz w:val="20"/>
                 <w:szCs w:val="20"/>
               </w:rPr>
-              <w:t>З(УК-1) У(ОПК-2)</w:t>
+              <w:t>З(ПК-3)</w:t>
+              <w:br/>
+              <w:t>У(ПК-7)</w:t>
+              <w:br/>
+              <w:t>В(ПК-3)</w:t>
+              <w:br/>
+              <w:t/>
             </w:r>
           </w:p>
         </w:tc>
@@ -11373,7 +11595,7 @@
                 <w:sz w:val="20"/>
                 <w:szCs w:val="20"/>
               </w:rPr>
-              <w:t>Конвейер рендеринга и программирование шейдеров</w:t>
+              <w:t>Архитектура и интеграция мобильных приложений</w:t>
             </w:r>
           </w:p>
         </w:tc>
@@ -11398,6 +11620,81 @@
                 <w:sz w:val="20"/>
                 <w:szCs w:val="20"/>
               </w:rPr>
+              <w:t>8</w:t>
+            </w:r>
+          </w:p>
+        </w:tc>
+        <w:tc>
+          <w:tcPr>
+            <w:tcW w:w="0" w:type="auto"/>
+            <w:vAlign w:val="center"/>
+          </w:tcPr>
+          <w:p>
+            <w:pPr>
+              <w:pStyle w:val="a7"/>
+              <w:jc w:val="center"/>
+              <w:rPr>
+                <w:bCs/>
+                <w:sz w:val="20"/>
+                <w:szCs w:val="20"/>
+              </w:rPr>
+            </w:pPr>
+            <w:r>
+              <w:rPr>
+                <w:bCs/>
+                <w:sz w:val="20"/>
+                <w:szCs w:val="20"/>
+              </w:rPr>
+              <w:t>4</w:t>
+            </w:r>
+          </w:p>
+        </w:tc>
+        <w:tc>
+          <w:tcPr>
+            <w:tcW w:w="0" w:type="auto"/>
+            <w:vAlign w:val="center"/>
+          </w:tcPr>
+          <w:p>
+            <w:pPr>
+              <w:pStyle w:val="a7"/>
+              <w:jc w:val="center"/>
+              <w:rPr>
+                <w:bCs/>
+                <w:sz w:val="20"/>
+                <w:szCs w:val="20"/>
+              </w:rPr>
+            </w:pPr>
+            <w:r>
+              <w:rPr>
+                <w:bCs/>
+                <w:sz w:val="20"/>
+                <w:szCs w:val="20"/>
+              </w:rPr>
+              <w:t>12</w:t>
+            </w:r>
+          </w:p>
+        </w:tc>
+        <w:tc>
+          <w:tcPr>
+            <w:tcW w:w="0" w:type="auto"/>
+            <w:vAlign w:val="center"/>
+          </w:tcPr>
+          <w:p>
+            <w:pPr>
+              <w:pStyle w:val="a7"/>
+              <w:jc w:val="center"/>
+              <w:rPr>
+                <w:bCs/>
+                <w:sz w:val="20"/>
+                <w:szCs w:val="20"/>
+              </w:rPr>
+            </w:pPr>
+            <w:r>
+              <w:rPr>
+                <w:bCs/>
+                <w:sz w:val="20"/>
+                <w:szCs w:val="20"/>
+              </w:rPr>
               <w:t>6</w:t>
             </w:r>
           </w:p>
@@ -11423,7 +11720,7 @@
                 <w:sz w:val="20"/>
                 <w:szCs w:val="20"/>
               </w:rPr>
-              <w:t>4</w:t>
+              <w:t>25</w:t>
             </w:r>
           </w:p>
         </w:tc>
@@ -11444,110 +11741,41 @@
             </w:pPr>
             <w:r>
               <w:rPr>
-                <w:bCs/>
-                <w:sz w:val="20"/>
-                <w:szCs w:val="20"/>
-              </w:rPr>
-              <w:t>10</w:t>
-            </w:r>
-          </w:p>
-        </w:tc>
-        <w:tc>
-          <w:tcPr>
-            <w:tcW w:w="0" w:type="auto"/>
-            <w:vAlign w:val="center"/>
+                <w:b/>
+                <w:bCs/>
+                <w:sz w:val="20"/>
+                <w:szCs w:val="20"/>
+              </w:rPr>
+              <w:t>47</w:t>
+            </w:r>
+          </w:p>
+        </w:tc>
+        <w:tc>
+          <w:tcPr>
+            <w:tcW w:w="0" w:type="auto"/>
           </w:tcPr>
           <w:p>
             <w:pPr>
               <w:pStyle w:val="a7"/>
-              <w:jc w:val="center"/>
-              <w:rPr>
-                <w:bCs/>
-                <w:sz w:val="20"/>
-                <w:szCs w:val="20"/>
-              </w:rPr>
-            </w:pPr>
-            <w:r>
-              <w:rPr>
-                <w:bCs/>
-                <w:sz w:val="20"/>
-                <w:szCs w:val="20"/>
-              </w:rPr>
-              <w:t>6</w:t>
-            </w:r>
-          </w:p>
-        </w:tc>
-        <w:tc>
-          <w:tcPr>
-            <w:tcW w:w="0" w:type="auto"/>
-            <w:vAlign w:val="center"/>
-          </w:tcPr>
-          <w:p>
-            <w:pPr>
-              <w:pStyle w:val="a7"/>
-              <w:jc w:val="center"/>
-              <w:rPr>
-                <w:bCs/>
-                <w:sz w:val="20"/>
-                <w:szCs w:val="20"/>
-              </w:rPr>
-            </w:pPr>
-            <w:r>
-              <w:rPr>
-                <w:bCs/>
-                <w:sz w:val="20"/>
-                <w:szCs w:val="20"/>
-              </w:rPr>
-              <w:t>24</w:t>
-            </w:r>
-          </w:p>
-        </w:tc>
-        <w:tc>
-          <w:tcPr>
-            <w:tcW w:w="0" w:type="auto"/>
-            <w:vAlign w:val="center"/>
-          </w:tcPr>
-          <w:p>
-            <w:pPr>
-              <w:pStyle w:val="a7"/>
-              <w:jc w:val="center"/>
-              <w:rPr>
-                <w:bCs/>
-                <w:sz w:val="20"/>
-                <w:szCs w:val="20"/>
-              </w:rPr>
-            </w:pPr>
-            <w:r>
-              <w:rPr>
-                <w:b/>
-                <w:bCs/>
-                <w:sz w:val="20"/>
-                <w:szCs w:val="20"/>
-              </w:rPr>
-              <w:t>44</w:t>
-            </w:r>
-          </w:p>
-        </w:tc>
-        <w:tc>
-          <w:tcPr>
-            <w:tcW w:w="0" w:type="auto"/>
-          </w:tcPr>
-          <w:p>
-            <w:pPr>
-              <w:pStyle w:val="a7"/>
-              <w:rPr>
-                <w:bCs/>
-                <w:sz w:val="20"/>
-                <w:szCs w:val="20"/>
-              </w:rPr>
-            </w:pPr>
-            <w:r>
-              <w:rPr>
-                <w:bCs/>
-                <w:sz w:val="20"/>
-                <w:szCs w:val="20"/>
-              </w:rPr>
-              <w:t>З(ОПК-2) У(ОПК-4)</w:t>
+              <w:rPr>
+                <w:bCs/>
+                <w:sz w:val="20"/>
+                <w:szCs w:val="20"/>
+              </w:rPr>
+            </w:pPr>
+            <w:r>
+              <w:rPr>
+                <w:bCs/>
+                <w:sz w:val="20"/>
+                <w:szCs w:val="20"/>
+              </w:rPr>
+              <w:t>З(ПК-8)</w:t>
+              <w:br/>
+              <w:t>У(ПК-7)</w:t>
+              <w:br/>
+              <w:t>В(ПК-5)</w:t>
+              <w:br/>
+              <w:t/>
             </w:r>
           </w:p>
         </w:tc>
@@ -11598,7 +11826,7 @@
                 <w:sz w:val="20"/>
                 <w:szCs w:val="20"/>
               </w:rPr>
-              <w:t>Растеризация, освещение и текстурирование</w:t>
+              <w:t>Тестирование, публикация и эксплуатация</w:t>
             </w:r>
           </w:p>
         </w:tc>
@@ -11623,6 +11851,81 @@
                 <w:sz w:val="20"/>
                 <w:szCs w:val="20"/>
               </w:rPr>
+              <w:t>8</w:t>
+            </w:r>
+          </w:p>
+        </w:tc>
+        <w:tc>
+          <w:tcPr>
+            <w:tcW w:w="0" w:type="auto"/>
+            <w:vAlign w:val="center"/>
+          </w:tcPr>
+          <w:p>
+            <w:pPr>
+              <w:pStyle w:val="a7"/>
+              <w:jc w:val="center"/>
+              <w:rPr>
+                <w:bCs/>
+                <w:sz w:val="20"/>
+                <w:szCs w:val="20"/>
+              </w:rPr>
+            </w:pPr>
+            <w:r>
+              <w:rPr>
+                <w:bCs/>
+                <w:sz w:val="20"/>
+                <w:szCs w:val="20"/>
+              </w:rPr>
+              <w:t>4</w:t>
+            </w:r>
+          </w:p>
+        </w:tc>
+        <w:tc>
+          <w:tcPr>
+            <w:tcW w:w="0" w:type="auto"/>
+            <w:vAlign w:val="center"/>
+          </w:tcPr>
+          <w:p>
+            <w:pPr>
+              <w:pStyle w:val="a7"/>
+              <w:jc w:val="center"/>
+              <w:rPr>
+                <w:bCs/>
+                <w:sz w:val="20"/>
+                <w:szCs w:val="20"/>
+              </w:rPr>
+            </w:pPr>
+            <w:r>
+              <w:rPr>
+                <w:bCs/>
+                <w:sz w:val="20"/>
+                <w:szCs w:val="20"/>
+              </w:rPr>
+              <w:t>12</w:t>
+            </w:r>
+          </w:p>
+        </w:tc>
+        <w:tc>
+          <w:tcPr>
+            <w:tcW w:w="0" w:type="auto"/>
+            <w:vAlign w:val="center"/>
+          </w:tcPr>
+          <w:p>
+            <w:pPr>
+              <w:pStyle w:val="a7"/>
+              <w:jc w:val="center"/>
+              <w:rPr>
+                <w:bCs/>
+                <w:sz w:val="20"/>
+                <w:szCs w:val="20"/>
+              </w:rPr>
+            </w:pPr>
+            <w:r>
+              <w:rPr>
+                <w:bCs/>
+                <w:sz w:val="20"/>
+                <w:szCs w:val="20"/>
+              </w:rPr>
               <w:t>6</w:t>
             </w:r>
           </w:p>
@@ -11648,7 +11951,7 @@
                 <w:sz w:val="20"/>
                 <w:szCs w:val="20"/>
               </w:rPr>
-              <w:t>4</w:t>
+              <w:t>28</w:t>
             </w:r>
           </w:p>
         </w:tc>
@@ -11669,110 +11972,41 @@
             </w:pPr>
             <w:r>
               <w:rPr>
-                <w:bCs/>
-                <w:sz w:val="20"/>
-                <w:szCs w:val="20"/>
-              </w:rPr>
-              <w:t>10</w:t>
-            </w:r>
-          </w:p>
-        </w:tc>
-        <w:tc>
-          <w:tcPr>
-            <w:tcW w:w="0" w:type="auto"/>
-            <w:vAlign w:val="center"/>
+                <w:b/>
+                <w:bCs/>
+                <w:sz w:val="20"/>
+                <w:szCs w:val="20"/>
+              </w:rPr>
+              <w:t>50</w:t>
+            </w:r>
+          </w:p>
+        </w:tc>
+        <w:tc>
+          <w:tcPr>
+            <w:tcW w:w="0" w:type="auto"/>
           </w:tcPr>
           <w:p>
             <w:pPr>
               <w:pStyle w:val="a7"/>
-              <w:jc w:val="center"/>
-              <w:rPr>
-                <w:bCs/>
-                <w:sz w:val="20"/>
-                <w:szCs w:val="20"/>
-              </w:rPr>
-            </w:pPr>
-            <w:r>
-              <w:rPr>
-                <w:bCs/>
-                <w:sz w:val="20"/>
-                <w:szCs w:val="20"/>
-              </w:rPr>
-              <w:t>4</w:t>
-            </w:r>
-          </w:p>
-        </w:tc>
-        <w:tc>
-          <w:tcPr>
-            <w:tcW w:w="0" w:type="auto"/>
-            <w:vAlign w:val="center"/>
-          </w:tcPr>
-          <w:p>
-            <w:pPr>
-              <w:pStyle w:val="a7"/>
-              <w:jc w:val="center"/>
-              <w:rPr>
-                <w:bCs/>
-                <w:sz w:val="20"/>
-                <w:szCs w:val="20"/>
-              </w:rPr>
-            </w:pPr>
-            <w:r>
-              <w:rPr>
-                <w:bCs/>
-                <w:sz w:val="20"/>
-                <w:szCs w:val="20"/>
-              </w:rPr>
-              <w:t>22</w:t>
-            </w:r>
-          </w:p>
-        </w:tc>
-        <w:tc>
-          <w:tcPr>
-            <w:tcW w:w="0" w:type="auto"/>
-            <w:vAlign w:val="center"/>
-          </w:tcPr>
-          <w:p>
-            <w:pPr>
-              <w:pStyle w:val="a7"/>
-              <w:jc w:val="center"/>
-              <w:rPr>
-                <w:bCs/>
-                <w:sz w:val="20"/>
-                <w:szCs w:val="20"/>
-              </w:rPr>
-            </w:pPr>
-            <w:r>
-              <w:rPr>
-                <w:b/>
-                <w:bCs/>
-                <w:sz w:val="20"/>
-                <w:szCs w:val="20"/>
-              </w:rPr>
-              <w:t>40</w:t>
-            </w:r>
-          </w:p>
-        </w:tc>
-        <w:tc>
-          <w:tcPr>
-            <w:tcW w:w="0" w:type="auto"/>
-          </w:tcPr>
-          <w:p>
-            <w:pPr>
-              <w:pStyle w:val="a7"/>
-              <w:rPr>
-                <w:bCs/>
-                <w:sz w:val="20"/>
-                <w:szCs w:val="20"/>
-              </w:rPr>
-            </w:pPr>
-            <w:r>
-              <w:rPr>
-                <w:bCs/>
-                <w:sz w:val="20"/>
-                <w:szCs w:val="20"/>
-              </w:rPr>
-              <w:t>З(ОПК-4) В(ПК-1)</w:t>
+              <w:rPr>
+                <w:bCs/>
+                <w:sz w:val="20"/>
+                <w:szCs w:val="20"/>
+              </w:rPr>
+            </w:pPr>
+            <w:r>
+              <w:rPr>
+                <w:bCs/>
+                <w:sz w:val="20"/>
+                <w:szCs w:val="20"/>
+              </w:rPr>
+              <w:t>З(ПК-7)</w:t>
+              <w:br/>
+              <w:t>У(ПК-8)</w:t>
+              <w:br/>
+              <w:t>В(ПК-7)</w:t>
+              <w:br/>
+              <w:t/>
             </w:r>
           </w:p>
         </w:tc>
@@ -11799,7 +12033,7 @@
                 <w:sz w:val="20"/>
                 <w:szCs w:val="20"/>
               </w:rPr>
-              <w:t>4</w:t>
+              <w:t/>
             </w:r>
           </w:p>
         </w:tc>
@@ -11823,7 +12057,7 @@
                 <w:sz w:val="20"/>
                 <w:szCs w:val="20"/>
               </w:rPr>
-              <w:t>Интерактивные 3D-сцены и анимация</w:t>
+              <w:t>ИТОГО:</w:t>
             </w:r>
           </w:p>
         </w:tc>
@@ -11848,7 +12082,7 @@
                 <w:sz w:val="20"/>
                 <w:szCs w:val="20"/>
               </w:rPr>
-              <w:t>6</w:t>
+              <w:t/>
             </w:r>
           </w:p>
         </w:tc>
@@ -11873,7 +12107,7 @@
                 <w:sz w:val="20"/>
                 <w:szCs w:val="20"/>
               </w:rPr>
-              <w:t>3</w:t>
+              <w:t>12</w:t>
             </w:r>
           </w:p>
         </w:tc>
@@ -11898,7 +12132,7 @@
                 <w:sz w:val="20"/>
                 <w:szCs w:val="20"/>
               </w:rPr>
-              <w:t>8</w:t>
+              <w:t>36</w:t>
             </w:r>
           </w:p>
         </w:tc>
@@ -11923,7 +12157,7 @@
                 <w:sz w:val="20"/>
                 <w:szCs w:val="20"/>
               </w:rPr>
-              <w:t>4</w:t>
+              <w:t>16</w:t>
             </w:r>
           </w:p>
         </w:tc>
@@ -11948,7 +12182,7 @@
                 <w:sz w:val="20"/>
                 <w:szCs w:val="20"/>
               </w:rPr>
-              <w:t>22</w:t>
+              <w:t>78</w:t>
             </w:r>
           </w:p>
         </w:tc>
@@ -11974,7 +12208,7 @@
                 <w:sz w:val="20"/>
                 <w:szCs w:val="20"/>
               </w:rPr>
-              <w:t>37</w:t>
+              <w:t>142</w:t>
             </w:r>
           </w:p>
         </w:tc>
@@ -11997,229 +12231,7 @@
                 <w:sz w:val="20"/>
                 <w:szCs w:val="20"/>
               </w:rPr>
-              <w:t>У(ОПК-2) В(ПК-1)</w:t>
-            </w:r>
-          </w:p>
-        </w:tc>
-      </w:tr>
-      <w:tr>
-        <w:tc>
-          <w:tcPr>
-            <w:tcW w:w="0" w:type="auto"/>
-            <w:vAlign w:val="center"/>
-          </w:tcPr>
-          <w:p>
-            <w:pPr>
-              <w:pStyle w:val="a7"/>
-              <w:jc w:val="center"/>
-              <w:rPr>
-                <w:bCs/>
-                <w:sz w:val="20"/>
-                <w:szCs w:val="20"/>
-              </w:rPr>
-            </w:pPr>
-            <w:r>
-              <w:rPr>
-                <w:bCs/>
-                <w:sz w:val="20"/>
-                <w:szCs w:val="20"/>
-              </w:rPr>
-            </w:r>
-          </w:p>
-        </w:tc>
-        <w:tc>
-          <w:tcPr>
-            <w:tcW w:w="0" w:type="auto"/>
-            <w:vAlign w:val="center"/>
-          </w:tcPr>
-          <w:p>
-            <w:pPr>
-              <w:pStyle w:val="a7"/>
-              <w:rPr>
-                <w:bCs/>
-                <w:sz w:val="20"/>
-                <w:szCs w:val="20"/>
-              </w:rPr>
-            </w:pPr>
-            <w:r>
-              <w:rPr>
-                <w:bCs/>
-                <w:sz w:val="20"/>
-                <w:szCs w:val="20"/>
-              </w:rPr>
-              <w:t>ИТОГО:</w:t>
-            </w:r>
-          </w:p>
-        </w:tc>
-        <w:tc>
-          <w:tcPr>
-            <w:tcW w:w="0" w:type="auto"/>
-            <w:vAlign w:val="center"/>
-          </w:tcPr>
-          <w:p>
-            <w:pPr>
-              <w:pStyle w:val="a7"/>
-              <w:jc w:val="center"/>
-              <w:rPr>
-                <w:bCs/>
-                <w:sz w:val="20"/>
-                <w:szCs w:val="20"/>
-              </w:rPr>
-            </w:pPr>
-            <w:r>
-              <w:rPr>
-                <w:bCs/>
-                <w:sz w:val="20"/>
-                <w:szCs w:val="20"/>
-              </w:rPr>
-            </w:r>
-          </w:p>
-        </w:tc>
-        <w:tc>
-          <w:tcPr>
-            <w:tcW w:w="0" w:type="auto"/>
-            <w:vAlign w:val="center"/>
-          </w:tcPr>
-          <w:p>
-            <w:pPr>
-              <w:pStyle w:val="a7"/>
-              <w:jc w:val="center"/>
-              <w:rPr>
-                <w:bCs/>
-                <w:sz w:val="20"/>
-                <w:szCs w:val="20"/>
-              </w:rPr>
-            </w:pPr>
-            <w:r>
-              <w:rPr>
-                <w:bCs/>
-                <w:sz w:val="20"/>
-                <w:szCs w:val="20"/>
-              </w:rPr>
-              <w:t>15</w:t>
-            </w:r>
-          </w:p>
-        </w:tc>
-        <w:tc>
-          <w:tcPr>
-            <w:tcW w:w="0" w:type="auto"/>
-            <w:vAlign w:val="center"/>
-          </w:tcPr>
-          <w:p>
-            <w:pPr>
-              <w:pStyle w:val="a7"/>
-              <w:jc w:val="center"/>
-              <w:rPr>
-                <w:bCs/>
-                <w:sz w:val="20"/>
-                <w:szCs w:val="20"/>
-              </w:rPr>
-            </w:pPr>
-            <w:r>
-              <w:rPr>
-                <w:bCs/>
-                <w:sz w:val="20"/>
-                <w:szCs w:val="20"/>
-              </w:rPr>
-              <w:t>36</w:t>
-            </w:r>
-          </w:p>
-        </w:tc>
-        <w:tc>
-          <w:tcPr>
-            <w:tcW w:w="0" w:type="auto"/>
-            <w:vAlign w:val="center"/>
-          </w:tcPr>
-          <w:p>
-            <w:pPr>
-              <w:pStyle w:val="a7"/>
-              <w:jc w:val="center"/>
-              <w:rPr>
-                <w:bCs/>
-                <w:sz w:val="20"/>
-                <w:szCs w:val="20"/>
-              </w:rPr>
-            </w:pPr>
-            <w:r>
-              <w:rPr>
-                <w:bCs/>
-                <w:sz w:val="20"/>
-                <w:szCs w:val="20"/>
-              </w:rPr>
-              <w:t>18</w:t>
-            </w:r>
-          </w:p>
-        </w:tc>
-        <w:tc>
-          <w:tcPr>
-            <w:tcW w:w="0" w:type="auto"/>
-            <w:vAlign w:val="center"/>
-          </w:tcPr>
-          <w:p>
-            <w:pPr>
-              <w:pStyle w:val="a7"/>
-              <w:jc w:val="center"/>
-              <w:rPr>
-                <w:bCs/>
-                <w:sz w:val="20"/>
-                <w:szCs w:val="20"/>
-              </w:rPr>
-            </w:pPr>
-            <w:r>
-              <w:rPr>
-                <w:bCs/>
-                <w:sz w:val="20"/>
-                <w:szCs w:val="20"/>
-              </w:rPr>
-              <w:t>88</w:t>
-            </w:r>
-          </w:p>
-        </w:tc>
-        <w:tc>
-          <w:tcPr>
-            <w:tcW w:w="0" w:type="auto"/>
-            <w:vAlign w:val="center"/>
-          </w:tcPr>
-          <w:p>
-            <w:pPr>
-              <w:pStyle w:val="a7"/>
-              <w:jc w:val="center"/>
-              <w:rPr>
-                <w:bCs/>
-                <w:sz w:val="20"/>
-                <w:szCs w:val="20"/>
-              </w:rPr>
-            </w:pPr>
-            <w:r>
-              <w:rPr>
-                <w:b/>
-                <w:bCs/>
-                <w:sz w:val="20"/>
-                <w:szCs w:val="20"/>
-              </w:rPr>
-              <w:t>157</w:t>
-            </w:r>
-          </w:p>
-        </w:tc>
-        <w:tc>
-          <w:tcPr>
-            <w:tcW w:w="0" w:type="auto"/>
-          </w:tcPr>
-          <w:p>
-            <w:pPr>
-              <w:pStyle w:val="a7"/>
-              <w:rPr>
-                <w:bCs/>
-                <w:sz w:val="20"/>
-                <w:szCs w:val="20"/>
-              </w:rPr>
-            </w:pPr>
-            <w:r>
-              <w:rPr>
-                <w:bCs/>
-                <w:sz w:val="20"/>
-                <w:szCs w:val="20"/>
-              </w:rPr>
+              <w:t/>
             </w:r>
           </w:p>
         </w:tc>
@@ -12639,7 +12651,7 @@
                 <w:sz w:val="20"/>
                 <w:szCs w:val="20"/>
               </w:rPr>
-              <w:t>1-Математические основы КГ</w:t>
+              <w:t>1-Основы кроссплатформенной мобильной разработки</w:t>
             </w:r>
           </w:p>
         </w:tc>
@@ -12671,7 +12683,7 @@
                 <w:sz w:val="20"/>
                 <w:szCs w:val="20"/>
               </w:rPr>
-              <w:t>Лекция 1. Векторы, точки, однородные координаты. Матрицы трансформаций</w:t>
+              <w:t>Лекция 1. Основы кроссплатформенной мобильной разработки </w:t>
             </w:r>
           </w:p>
           <w:p>
@@ -12689,6 +12701,13 @@
                 <w:sz w:val="20"/>
                 <w:szCs w:val="20"/>
               </w:rPr>
+              <w:t>1.1. Нативная vs кроссплатформенная разработка: trade-offs </w:t>
+              <w:br/>
+              <w:t>1.2. Flutter: архитектура движка, дерево виджетов, hot reload </w:t>
+              <w:br/>
+              <w:t>1.3. React Native: Bridge, JSI, Hermes, Expo vs CLI </w:t>
+              <w:br/>
+              <w:t>1.4. Настройка окружения разработки: Android Studio, Xcode, Flutter SDK </w:t>
             </w:r>
           </w:p>
         </w:tc>
@@ -12748,6 +12767,7 @@
                 <w:sz w:val="20"/>
                 <w:szCs w:val="20"/>
               </w:rPr>
+              <w:t> </w:t>
             </w:r>
           </w:p>
         </w:tc>
@@ -12777,6 +12797,7 @@
                 <w:sz w:val="20"/>
                 <w:szCs w:val="20"/>
               </w:rPr>
+              <w:t> </w:t>
             </w:r>
           </w:p>
         </w:tc>
@@ -12840,7 +12861,7 @@
                 <w:sz w:val="20"/>
                 <w:szCs w:val="20"/>
               </w:rPr>
-              <w:t>1-Математические основы КГ</w:t>
+              <w:t>1-Основы кроссплатформенной мобильной разработки</w:t>
             </w:r>
           </w:p>
         </w:tc>
@@ -12872,7 +12893,7 @@
                 <w:sz w:val="20"/>
                 <w:szCs w:val="20"/>
               </w:rPr>
-              <w:t>Лекция 2. Проективные проекции: ортографическая, перспективная. MVP-матрица</w:t>
+              <w:t>Лекция 2. UI-разработка во Flutter </w:t>
             </w:r>
           </w:p>
           <w:p>
@@ -12890,6 +12911,13 @@
                 <w:sz w:val="20"/>
                 <w:szCs w:val="20"/>
               </w:rPr>
+              <w:t>2.1. Основные виджеты: StatelessWidget, StatefulWidget, MaterialApp </w:t>
+              <w:br/>
+              <w:t>2.2. Layouts: Row, Column, Stack, Expanded, Flexible </w:t>
+              <w:br/>
+              <w:t>2.3. Адаптивный дизайн: MediaQuery, LayoutBuilder, responsive frameworks </w:t>
+              <w:br/>
+              <w:t>2.4. Навигация: Navigator 2.0, GoRouter, deep linking </w:t>
             </w:r>
           </w:p>
         </w:tc>
@@ -12949,6 +12977,7 @@
                 <w:sz w:val="20"/>
                 <w:szCs w:val="20"/>
               </w:rPr>
+              <w:t> </w:t>
             </w:r>
           </w:p>
         </w:tc>
@@ -12978,6 +13007,7 @@
                 <w:sz w:val="20"/>
                 <w:szCs w:val="20"/>
               </w:rPr>
+              <w:t> </w:t>
             </w:r>
           </w:p>
         </w:tc>
@@ -13041,7 +13071,7 @@
                 <w:sz w:val="20"/>
                 <w:szCs w:val="20"/>
               </w:rPr>
-              <w:t>2-Конвейер рендеринга</w:t>
+              <w:t>2-Архитектура и интеграция мобильных приложений</w:t>
             </w:r>
           </w:p>
         </w:tc>
@@ -13073,7 +13103,7 @@
                 <w:sz w:val="20"/>
                 <w:szCs w:val="20"/>
               </w:rPr>
-              <w:t>Лекция 3. Конвейер рендеринга OpenGL. VBO, VAO, EBO. Примитивы</w:t>
+              <w:t>Лекция 3. Архитектура и интеграция мобильных приложений</w:t>
             </w:r>
           </w:p>
           <w:p>
@@ -13091,6 +13121,13 @@
                 <w:sz w:val="20"/>
                 <w:szCs w:val="20"/>
               </w:rPr>
+              <w:t>3.1. setState, InheritedWidget, Provider </w:t>
+              <w:br/>
+              <w:t>3.2. BLoC/Cubit: события, состояния, паттерн разделения ответственности </w:t>
+              <w:br/>
+              <w:t>3.3. Riverpod и GetX: декларативное управление состоянием </w:t>
+              <w:br/>
+              <w:t>3.4. Redux в React Native: actions, reducers, middleware </w:t>
             </w:r>
           </w:p>
         </w:tc>
@@ -13150,6 +13187,7 @@
                 <w:sz w:val="20"/>
                 <w:szCs w:val="20"/>
               </w:rPr>
+              <w:t> </w:t>
             </w:r>
           </w:p>
         </w:tc>
@@ -13179,6 +13217,7 @@
                 <w:sz w:val="20"/>
                 <w:szCs w:val="20"/>
               </w:rPr>
+              <w:t> </w:t>
             </w:r>
           </w:p>
         </w:tc>
@@ -13242,7 +13281,7 @@
                 <w:sz w:val="20"/>
                 <w:szCs w:val="20"/>
               </w:rPr>
-              <w:t>2-Конвейер рендеринга</w:t>
+              <w:t>2-Архитектура и интеграция мобильных приложений</w:t>
             </w:r>
           </w:p>
         </w:tc>
@@ -13274,7 +13313,7 @@
                 <w:sz w:val="20"/>
                 <w:szCs w:val="20"/>
               </w:rPr>
-              <w:t>Лекция 4. GLSL: типы данных, вершинный и фрагментный шейдеры, uniform</w:t>
+              <w:t>Лекция 4. Работа с данными и API</w:t>
             </w:r>
           </w:p>
           <w:p>
@@ -13292,6 +13331,9 @@
                 <w:sz w:val="20"/>
                 <w:szCs w:val="20"/>
               </w:rPr>
+              <w:t>4.1. HTTP-клиенты: Dio, http; перехватчики, retry, caching </w:t>
+              <w:br/>
+              <w:t>4.2. Локальное хранение: SQLite (sqflite), Hive, Isar, Shared Preferences</w:t>
             </w:r>
           </w:p>
         </w:tc>
@@ -13351,6 +13393,7 @@
                 <w:sz w:val="20"/>
                 <w:szCs w:val="20"/>
               </w:rPr>
+              <w:t> </w:t>
             </w:r>
           </w:p>
         </w:tc>
@@ -13380,6 +13423,7 @@
                 <w:sz w:val="20"/>
                 <w:szCs w:val="20"/>
               </w:rPr>
+              <w:t> </w:t>
             </w:r>
           </w:p>
         </w:tc>
@@ -13443,7 +13487,7 @@
                 <w:sz w:val="20"/>
                 <w:szCs w:val="20"/>
               </w:rPr>
-              <w:t>3-Растеризация и освещение</w:t>
+              <w:t>3-Тестирование, публикация и эксплуатация</w:t>
             </w:r>
           </w:p>
         </w:tc>
@@ -13475,7 +13519,7 @@
                 <w:sz w:val="20"/>
                 <w:szCs w:val="20"/>
               </w:rPr>
-              <w:t>Лекция 5. Растеризация: z-buffer, алгоритм Брезенхема. Отсечение Коэна–Сазерленда</w:t>
+              <w:t>Лекция 5. Тестирование, публикация и эксплуатация </w:t>
             </w:r>
           </w:p>
           <w:p>
@@ -13493,6 +13537,11 @@
                 <w:sz w:val="20"/>
                 <w:szCs w:val="20"/>
               </w:rPr>
+              <w:t>5.1. Platform channels: вызов нативного кода Android/iOS из Flutter </w:t>
+              <w:br/>
+              <w:t>5.2. Push-уведомления: FCM, APNs, local notifications </w:t>
+              <w:br/>
+              <w:t>5.3. Подписки и покупки в приложении (In-App Purchase) </w:t>
             </w:r>
           </w:p>
         </w:tc>
@@ -13552,6 +13601,7 @@
                 <w:sz w:val="20"/>
                 <w:szCs w:val="20"/>
               </w:rPr>
+              <w:t> </w:t>
             </w:r>
           </w:p>
         </w:tc>
@@ -13581,6 +13631,7 @@
                 <w:sz w:val="20"/>
                 <w:szCs w:val="20"/>
               </w:rPr>
+              <w:t> </w:t>
             </w:r>
           </w:p>
         </w:tc>
@@ -13644,7 +13695,7 @@
                 <w:sz w:val="20"/>
                 <w:szCs w:val="20"/>
               </w:rPr>
-              <w:t>3-Растеризация и освещение</w:t>
+              <w:t>3-Тестирование, публикация и эксплуатация</w:t>
             </w:r>
           </w:p>
         </w:tc>
@@ -13676,7 +13727,7 @@
                 <w:sz w:val="20"/>
                 <w:szCs w:val="20"/>
               </w:rPr>
-              <w:t>Лекция 6. Модели освещения: Фонг, Блинн–Фонг, PBR. Карты нормалей и теней</w:t>
+              <w:t>Лекция 6. Тестирование, CI/CD и публикация</w:t>
             </w:r>
           </w:p>
           <w:p>
@@ -13694,6 +13745,11 @@
                 <w:sz w:val="20"/>
                 <w:szCs w:val="20"/>
               </w:rPr>
+              <w:t>6.1. Unit-тесты, widget-тесты, integration-тесты во Flutter </w:t>
+              <w:br/>
+              <w:t>6.2. CI/CD: GitHub Actions, Fastlane, Codemagic для мобильных </w:t>
+              <w:br/>
+              <w:t>6.3. Публикация в Google Play Console и App Store Connect </w:t>
             </w:r>
           </w:p>
         </w:tc>
@@ -13753,6 +13809,7 @@
                 <w:sz w:val="20"/>
                 <w:szCs w:val="20"/>
               </w:rPr>
+              <w:t> </w:t>
             </w:r>
           </w:p>
         </w:tc>
@@ -13782,6 +13839,7 @@
                 <w:sz w:val="20"/>
                 <w:szCs w:val="20"/>
               </w:rPr>
+              <w:t> </w:t>
             </w:r>
           </w:p>
         </w:tc>
@@ -13816,7 +13874,7 @@
                 <w:sz w:val="20"/>
                 <w:szCs w:val="20"/>
               </w:rPr>
-              <w:t>7</w:t>
+              <w:t> </w:t>
             </w:r>
           </w:p>
         </w:tc>
@@ -13845,7 +13903,7 @@
                 <w:sz w:val="20"/>
                 <w:szCs w:val="20"/>
               </w:rPr>
-              <w:t>4-3D-сцены и анимация</w:t>
+              <w:t>-</w:t>
             </w:r>
           </w:p>
         </w:tc>
@@ -13877,7 +13935,7 @@
                 <w:sz w:val="20"/>
                 <w:szCs w:val="20"/>
               </w:rPr>
-              <w:t>Лекция 7. Граф сцены, форматы glTF/OBJ. Скелетная анимация. Интерполяция ключевых кадров</w:t>
+              <w:t>ИТОГО:</w:t>
             </w:r>
           </w:p>
           <w:p>
@@ -13895,6 +13953,7 @@
                 <w:sz w:val="20"/>
                 <w:szCs w:val="20"/>
               </w:rPr>
+              <w:t> </w:t>
             </w:r>
           </w:p>
         </w:tc>
@@ -13924,7 +13983,7 @@
                 <w:sz w:val="20"/>
                 <w:szCs w:val="20"/>
               </w:rPr>
-              <w:t>1</w:t>
+              <w:t>12</w:t>
             </w:r>
           </w:p>
         </w:tc>
@@ -13954,6 +14013,7 @@
                 <w:sz w:val="20"/>
                 <w:szCs w:val="20"/>
               </w:rPr>
+              <w:t> </w:t>
             </w:r>
           </w:p>
         </w:tc>
@@ -13983,6 +14043,7 @@
                 <w:sz w:val="20"/>
                 <w:szCs w:val="20"/>
               </w:rPr>
+              <w:t> </w:t>
             </w:r>
           </w:p>
         </w:tc>
@@ -14333,7 +14394,7 @@
                 <w:sz w:val="20"/>
                 <w:szCs w:val="20"/>
               </w:rPr>
-              <w:t>1-Математические основы КГ</w:t>
+              <w:t>1-Основы кроссплатформенной мобильной разработки</w:t>
             </w:r>
           </w:p>
         </w:tc>
@@ -14394,7 +14455,7 @@
                 <w:sz w:val="20"/>
                 <w:szCs w:val="20"/>
               </w:rPr>
-              <w:t>Создание OpenGL-окна и отрисовка треугольника с кастомным шейдером</w:t>
+              <w:t>Первое Flutter-приложение </w:t>
             </w:r>
           </w:p>
           <w:p>
@@ -14412,6 +14473,7 @@
                 <w:sz w:val="20"/>
                 <w:szCs w:val="20"/>
               </w:rPr>
+              <w:t>Создать Flutter-приложение «Список задач» с CRUD-операциями и локальным хранением в Hive</w:t>
             </w:r>
           </w:p>
         </w:tc>
@@ -14471,6 +14533,7 @@
                 <w:sz w:val="20"/>
                 <w:szCs w:val="20"/>
               </w:rPr>
+              <w:t> </w:t>
             </w:r>
           </w:p>
         </w:tc>
@@ -14500,6 +14563,7 @@
                 <w:sz w:val="20"/>
                 <w:szCs w:val="20"/>
               </w:rPr>
+              <w:t> </w:t>
             </w:r>
           </w:p>
         </w:tc>
@@ -14533,7 +14597,7 @@
                 <w:sz w:val="20"/>
                 <w:szCs w:val="20"/>
               </w:rPr>
-              <w:t>1-Математические основы КГ</w:t>
+              <w:t>1-Основы кроссплатформенной мобильной разработки</w:t>
             </w:r>
           </w:p>
         </w:tc>
@@ -14594,7 +14658,7 @@
                 <w:sz w:val="20"/>
                 <w:szCs w:val="20"/>
               </w:rPr>
-              <w:t>Трансформации объектов: перемещение, вращение, масштаб через матрицы</w:t>
+              <w:t>UI с BLoC </w:t>
             </w:r>
           </w:p>
           <w:p>
@@ -14612,6 +14676,7 @@
                 <w:sz w:val="20"/>
                 <w:szCs w:val="20"/>
               </w:rPr>
+              <w:t>Реализовать экран с управлением состоянием через BLoC/Cubit: счётчик, форма, валидация</w:t>
             </w:r>
           </w:p>
         </w:tc>
@@ -14671,6 +14736,7 @@
                 <w:sz w:val="20"/>
                 <w:szCs w:val="20"/>
               </w:rPr>
+              <w:t> </w:t>
             </w:r>
           </w:p>
         </w:tc>
@@ -14700,6 +14766,7 @@
                 <w:sz w:val="20"/>
                 <w:szCs w:val="20"/>
               </w:rPr>
+              <w:t> </w:t>
             </w:r>
           </w:p>
         </w:tc>
@@ -14733,7 +14800,7 @@
                 <w:sz w:val="20"/>
                 <w:szCs w:val="20"/>
               </w:rPr>
-              <w:t>2-Конвейер рендеринга</w:t>
+              <w:t>2-Архитектура и интеграция мобильных приложений</w:t>
             </w:r>
           </w:p>
         </w:tc>
@@ -14794,7 +14861,7 @@
                 <w:sz w:val="20"/>
                 <w:szCs w:val="20"/>
               </w:rPr>
-              <w:t>Текстурирование 3D-меша: UV-координаты, mipmapping, фильтрация</w:t>
+              <w:t>Интеграция REST API</w:t>
             </w:r>
           </w:p>
           <w:p>
@@ -14812,6 +14879,7 @@
                 <w:sz w:val="20"/>
                 <w:szCs w:val="20"/>
               </w:rPr>
+              <w:t>Разработать экран списка с подгрузкой данных из публичного REST API (Dio + json_serializable + BLoC)</w:t>
             </w:r>
           </w:p>
         </w:tc>
@@ -14871,6 +14939,7 @@
                 <w:sz w:val="20"/>
                 <w:szCs w:val="20"/>
               </w:rPr>
+              <w:t> </w:t>
             </w:r>
           </w:p>
         </w:tc>
@@ -14900,6 +14969,7 @@
                 <w:sz w:val="20"/>
                 <w:szCs w:val="20"/>
               </w:rPr>
+              <w:t> </w:t>
             </w:r>
           </w:p>
         </w:tc>
@@ -14933,7 +15003,7 @@
                 <w:sz w:val="20"/>
                 <w:szCs w:val="20"/>
               </w:rPr>
-              <w:t>2-Конвейер рендеринга</w:t>
+              <w:t>2-Архитектура и интеграция мобильных приложений</w:t>
             </w:r>
           </w:p>
         </w:tc>
@@ -14994,7 +15064,7 @@
                 <w:sz w:val="20"/>
                 <w:szCs w:val="20"/>
               </w:rPr>
-              <w:t>Реализация модели освещения Фонга с картой нормалей</w:t>
+              <w:t>Навигация и deep linking </w:t>
             </w:r>
           </w:p>
           <w:p>
@@ -15012,6 +15082,7 @@
                 <w:sz w:val="20"/>
                 <w:szCs w:val="20"/>
               </w:rPr>
+              <w:t>Реализовать многоэкранную навигацию через GoRouter с поддержкой deep links и параметрами</w:t>
             </w:r>
           </w:p>
         </w:tc>
@@ -15071,6 +15142,7 @@
                 <w:sz w:val="20"/>
                 <w:szCs w:val="20"/>
               </w:rPr>
+              <w:t> </w:t>
             </w:r>
           </w:p>
         </w:tc>
@@ -15100,6 +15172,7 @@
                 <w:sz w:val="20"/>
                 <w:szCs w:val="20"/>
               </w:rPr>
+              <w:t> </w:t>
             </w:r>
           </w:p>
         </w:tc>
@@ -15133,7 +15206,7 @@
                 <w:sz w:val="20"/>
                 <w:szCs w:val="20"/>
               </w:rPr>
-              <w:t>3-Растеризация и освещение</w:t>
+              <w:t>2-Архитектура и интеграция мобильных приложений</w:t>
             </w:r>
           </w:p>
         </w:tc>
@@ -15194,7 +15267,7 @@
                 <w:sz w:val="20"/>
                 <w:szCs w:val="20"/>
               </w:rPr>
-              <w:t>Shadow mapping: рендер теней от направленного источника</w:t>
+              <w:t>Локальная база данных</w:t>
             </w:r>
           </w:p>
           <w:p>
@@ -15212,6 +15285,7 @@
                 <w:sz w:val="20"/>
                 <w:szCs w:val="20"/>
               </w:rPr>
+              <w:t>Интегрировать sqflite: создать схему БД, реализовать репозиторий с CRUD и миграциями</w:t>
             </w:r>
           </w:p>
         </w:tc>
@@ -15271,6 +15345,7 @@
                 <w:sz w:val="20"/>
                 <w:szCs w:val="20"/>
               </w:rPr>
+              <w:t> </w:t>
             </w:r>
           </w:p>
         </w:tc>
@@ -15300,6 +15375,7 @@
                 <w:sz w:val="20"/>
                 <w:szCs w:val="20"/>
               </w:rPr>
+              <w:t> </w:t>
             </w:r>
           </w:p>
         </w:tc>
@@ -15333,7 +15409,7 @@
                 <w:sz w:val="20"/>
                 <w:szCs w:val="20"/>
               </w:rPr>
-              <w:t>3-Растеризация и освещение</w:t>
+              <w:t>3-Тестирование, публикация и эксплуатация</w:t>
             </w:r>
           </w:p>
         </w:tc>
@@ -15394,7 +15470,7 @@
                 <w:sz w:val="20"/>
                 <w:szCs w:val="20"/>
               </w:rPr>
-              <w:t>Интерактивная 3D-сцена на Three.js с управлением камерой и анимацией</w:t>
+              <w:t>Push-уведомления (FCM)</w:t>
             </w:r>
           </w:p>
           <w:p>
@@ -15412,6 +15488,7 @@
                 <w:sz w:val="20"/>
                 <w:szCs w:val="20"/>
               </w:rPr>
+              <w:t>Подключить Firebase Cloud Messaging, реализовать обработку foreground/background/terminated уведомлений</w:t>
             </w:r>
           </w:p>
         </w:tc>
@@ -15471,6 +15548,7 @@
                 <w:sz w:val="20"/>
                 <w:szCs w:val="20"/>
               </w:rPr>
+              <w:t> </w:t>
             </w:r>
           </w:p>
         </w:tc>
@@ -15500,6 +15578,7 @@
                 <w:sz w:val="20"/>
                 <w:szCs w:val="20"/>
               </w:rPr>
+              <w:t> </w:t>
             </w:r>
           </w:p>
         </w:tc>
@@ -15533,7 +15612,7 @@
                 <w:sz w:val="20"/>
                 <w:szCs w:val="20"/>
               </w:rPr>
-              <w:t>-</w:t>
+              <w:t>3-Тестирование, публикация и эксплуатация</w:t>
             </w:r>
           </w:p>
         </w:tc>
@@ -15563,6 +15642,7 @@
                 <w:sz w:val="20"/>
                 <w:szCs w:val="20"/>
               </w:rPr>
+              <w:t>7</w:t>
             </w:r>
           </w:p>
         </w:tc>
@@ -15593,7 +15673,7 @@
                 <w:sz w:val="20"/>
                 <w:szCs w:val="20"/>
               </w:rPr>
-              <w:t>ИТОГО:</w:t>
+              <w:t>Unit- и widget-тесты</w:t>
             </w:r>
           </w:p>
           <w:p>
@@ -15611,6 +15691,7 @@
                 <w:sz w:val="20"/>
                 <w:szCs w:val="20"/>
               </w:rPr>
+              <w:t>Выбрать из Перечня ВАК не менее 10 журналов, в которых можно опубликовать результаты выпускной квалификационной работы, найти по ним информацию о требованиях к авторам, оформлению статей, сроках и стоимости опубликования, официальном сайте журнала </w:t>
             </w:r>
           </w:p>
         </w:tc>
@@ -15640,7 +15721,7 @@
                 <w:sz w:val="20"/>
                 <w:szCs w:val="20"/>
               </w:rPr>
-              <w:t>12</w:t>
+              <w:t>2</w:t>
             </w:r>
           </w:p>
         </w:tc>
@@ -15670,6 +15751,7 @@
                 <w:sz w:val="20"/>
                 <w:szCs w:val="20"/>
               </w:rPr>
+              <w:t> </w:t>
             </w:r>
           </w:p>
         </w:tc>
@@ -15699,6 +15781,413 @@
                 <w:sz w:val="20"/>
                 <w:szCs w:val="20"/>
               </w:rPr>
+              <w:t> </w:t>
+            </w:r>
+          </w:p>
+        </w:tc>
+      </w:tr>
+      <w:tr>
+        <w:trPr>
+          <w:trHeight w:val="65"/>
+        </w:trPr>
+        <w:tc>
+          <w:tcPr>
+            <w:tcW w:w="0" w:type="auto"/>
+            <w:tcBorders>
+              <w:top w:val="single" w:sz="4" w:space="0" w:color="auto"/>
+              <w:left w:val="single" w:sz="4" w:space="0" w:color="auto"/>
+              <w:bottom w:val="single" w:sz="4" w:space="0" w:color="auto"/>
+              <w:right w:val="single" w:sz="4" w:space="0" w:color="auto"/>
+            </w:tcBorders>
+          </w:tcPr>
+          <w:p>
+            <w:pPr>
+              <w:shd w:val="clear" w:color="auto" w:fill="FFFFFF"/>
+              <w:rPr>
+                <w:bCs/>
+                <w:sz w:val="20"/>
+                <w:szCs w:val="20"/>
+              </w:rPr>
+            </w:pPr>
+            <w:r>
+              <w:rPr>
+                <w:bCs/>
+                <w:sz w:val="20"/>
+                <w:szCs w:val="20"/>
+              </w:rPr>
+              <w:t>3-Тестирование, публикация и эксплуатация</w:t>
+            </w:r>
+          </w:p>
+        </w:tc>
+        <w:tc>
+          <w:tcPr>
+            <w:tcW w:w="0" w:type="auto"/>
+            <w:tcBorders>
+              <w:top w:val="single" w:sz="4" w:space="0" w:color="auto"/>
+              <w:left w:val="single" w:sz="4" w:space="0" w:color="auto"/>
+              <w:bottom w:val="single" w:sz="4" w:space="0" w:color="auto"/>
+              <w:right w:val="single" w:sz="4" w:space="0" w:color="auto"/>
+            </w:tcBorders>
+          </w:tcPr>
+          <w:p>
+            <w:pPr>
+              <w:shd w:val="clear" w:color="auto" w:fill="FFFFFF"/>
+              <w:jc w:val="center"/>
+              <w:rPr>
+                <w:bCs/>
+                <w:sz w:val="20"/>
+                <w:szCs w:val="20"/>
+              </w:rPr>
+            </w:pPr>
+            <w:r>
+              <w:rPr>
+                <w:bCs/>
+                <w:sz w:val="20"/>
+                <w:szCs w:val="20"/>
+              </w:rPr>
+              <w:t>8</w:t>
+            </w:r>
+          </w:p>
+        </w:tc>
+        <w:tc>
+          <w:tcPr>
+            <w:tcW w:w="0" w:type="auto"/>
+            <w:tcBorders>
+              <w:top w:val="single" w:sz="4" w:space="0" w:color="auto"/>
+              <w:left w:val="single" w:sz="4" w:space="0" w:color="auto"/>
+              <w:bottom w:val="single" w:sz="4" w:space="0" w:color="auto"/>
+              <w:right w:val="single" w:sz="4" w:space="0" w:color="auto"/>
+            </w:tcBorders>
+          </w:tcPr>
+          <w:p>
+            <w:pPr>
+              <w:shd w:val="clear" w:color="auto" w:fill="FFFFFF"/>
+              <w:rPr>
+                <w:b/>
+                <w:bCs/>
+                <w:sz w:val="20"/>
+                <w:szCs w:val="20"/>
+              </w:rPr>
+            </w:pPr>
+            <w:r>
+              <w:rPr>
+                <w:b/>
+                <w:bCs/>
+                <w:sz w:val="20"/>
+                <w:szCs w:val="20"/>
+              </w:rPr>
+              <w:t>Подготовка к публикации</w:t>
+            </w:r>
+          </w:p>
+          <w:p>
+            <w:pPr>
+              <w:shd w:val="clear" w:color="auto" w:fill="FFFFFF"/>
+              <w:rPr>
+                <w:bCs/>
+                <w:sz w:val="20"/>
+                <w:szCs w:val="20"/>
+              </w:rPr>
+            </w:pPr>
+            <w:r>
+              <w:rPr>
+                <w:bCs/>
+                <w:sz w:val="20"/>
+                <w:szCs w:val="20"/>
+              </w:rPr>
+              <w:t>Подготовить release-сборку APK/AAB, заполнить листинг в Google Play Console и пройти pre-launch review</w:t>
+            </w:r>
+          </w:p>
+        </w:tc>
+        <w:tc>
+          <w:tcPr>
+            <w:tcW w:w="0" w:type="auto"/>
+            <w:tcBorders>
+              <w:top w:val="single" w:sz="4" w:space="0" w:color="auto"/>
+              <w:left w:val="single" w:sz="4" w:space="0" w:color="auto"/>
+              <w:bottom w:val="single" w:sz="4" w:space="0" w:color="auto"/>
+              <w:right w:val="single" w:sz="4" w:space="0" w:color="auto"/>
+            </w:tcBorders>
+          </w:tcPr>
+          <w:p>
+            <w:pPr>
+              <w:shd w:val="clear" w:color="auto" w:fill="FFFFFF"/>
+              <w:jc w:val="center"/>
+              <w:rPr>
+                <w:bCs/>
+                <w:sz w:val="20"/>
+                <w:szCs w:val="20"/>
+              </w:rPr>
+            </w:pPr>
+            <w:r>
+              <w:rPr>
+                <w:bCs/>
+                <w:sz w:val="20"/>
+                <w:szCs w:val="20"/>
+              </w:rPr>
+              <w:t>2</w:t>
+            </w:r>
+          </w:p>
+        </w:tc>
+        <w:tc>
+          <w:tcPr>
+            <w:tcW w:w="0" w:type="auto"/>
+            <w:tcBorders>
+              <w:top w:val="single" w:sz="4" w:space="0" w:color="auto"/>
+              <w:left w:val="single" w:sz="4" w:space="0" w:color="auto"/>
+              <w:bottom w:val="single" w:sz="4" w:space="0" w:color="auto"/>
+              <w:right w:val="single" w:sz="4" w:space="0" w:color="auto"/>
+            </w:tcBorders>
+          </w:tcPr>
+          <w:p>
+            <w:pPr>
+              <w:shd w:val="clear" w:color="auto" w:fill="FFFFFF"/>
+              <w:jc w:val="center"/>
+              <w:rPr>
+                <w:bCs/>
+                <w:sz w:val="20"/>
+                <w:szCs w:val="20"/>
+              </w:rPr>
+            </w:pPr>
+            <w:r>
+              <w:rPr>
+                <w:bCs/>
+                <w:sz w:val="20"/>
+                <w:szCs w:val="20"/>
+              </w:rPr>
+              <w:t> </w:t>
+            </w:r>
+          </w:p>
+        </w:tc>
+        <w:tc>
+          <w:tcPr>
+            <w:tcW w:w="0" w:type="auto"/>
+            <w:tcBorders>
+              <w:top w:val="single" w:sz="4" w:space="0" w:color="auto"/>
+              <w:left w:val="single" w:sz="4" w:space="0" w:color="auto"/>
+              <w:bottom w:val="single" w:sz="4" w:space="0" w:color="auto"/>
+              <w:right w:val="single" w:sz="4" w:space="0" w:color="auto"/>
+            </w:tcBorders>
+          </w:tcPr>
+          <w:p>
+            <w:pPr>
+              <w:shd w:val="clear" w:color="auto" w:fill="FFFFFF"/>
+              <w:jc w:val="center"/>
+              <w:rPr>
+                <w:bCs/>
+                <w:sz w:val="20"/>
+                <w:szCs w:val="20"/>
+              </w:rPr>
+            </w:pPr>
+            <w:r>
+              <w:rPr>
+                <w:bCs/>
+                <w:sz w:val="20"/>
+                <w:szCs w:val="20"/>
+              </w:rPr>
+              <w:t> </w:t>
+            </w:r>
+          </w:p>
+        </w:tc>
+      </w:tr>
+      <w:tr>
+        <w:trPr>
+          <w:trHeight w:val="65"/>
+        </w:trPr>
+        <w:tc>
+          <w:tcPr>
+            <w:tcW w:w="0" w:type="auto"/>
+            <w:tcBorders>
+              <w:top w:val="single" w:sz="4" w:space="0" w:color="auto"/>
+              <w:left w:val="single" w:sz="4" w:space="0" w:color="auto"/>
+              <w:bottom w:val="single" w:sz="4" w:space="0" w:color="auto"/>
+              <w:right w:val="single" w:sz="4" w:space="0" w:color="auto"/>
+            </w:tcBorders>
+          </w:tcPr>
+          <w:p>
+            <w:pPr>
+              <w:shd w:val="clear" w:color="auto" w:fill="FFFFFF"/>
+              <w:rPr>
+                <w:bCs/>
+                <w:sz w:val="20"/>
+                <w:szCs w:val="20"/>
+              </w:rPr>
+            </w:pPr>
+            <w:r>
+              <w:rPr>
+                <w:bCs/>
+                <w:sz w:val="20"/>
+                <w:szCs w:val="20"/>
+              </w:rPr>
+              <w:t>-</w:t>
+            </w:r>
+          </w:p>
+        </w:tc>
+        <w:tc>
+          <w:tcPr>
+            <w:tcW w:w="0" w:type="auto"/>
+            <w:tcBorders>
+              <w:top w:val="single" w:sz="4" w:space="0" w:color="auto"/>
+              <w:left w:val="single" w:sz="4" w:space="0" w:color="auto"/>
+              <w:bottom w:val="single" w:sz="4" w:space="0" w:color="auto"/>
+              <w:right w:val="single" w:sz="4" w:space="0" w:color="auto"/>
+            </w:tcBorders>
+          </w:tcPr>
+          <w:p>
+            <w:pPr>
+              <w:shd w:val="clear" w:color="auto" w:fill="FFFFFF"/>
+              <w:jc w:val="center"/>
+              <w:rPr>
+                <w:bCs/>
+                <w:sz w:val="20"/>
+                <w:szCs w:val="20"/>
+              </w:rPr>
+            </w:pPr>
+            <w:r>
+              <w:rPr>
+                <w:bCs/>
+                <w:sz w:val="20"/>
+                <w:szCs w:val="20"/>
+              </w:rPr>
+              <w:t> </w:t>
+            </w:r>
+          </w:p>
+        </w:tc>
+        <w:tc>
+          <w:tcPr>
+            <w:tcW w:w="0" w:type="auto"/>
+            <w:tcBorders>
+              <w:top w:val="single" w:sz="4" w:space="0" w:color="auto"/>
+              <w:left w:val="single" w:sz="4" w:space="0" w:color="auto"/>
+              <w:bottom w:val="single" w:sz="4" w:space="0" w:color="auto"/>
+              <w:right w:val="single" w:sz="4" w:space="0" w:color="auto"/>
+            </w:tcBorders>
+          </w:tcPr>
+          <w:p>
+            <w:pPr>
+              <w:shd w:val="clear" w:color="auto" w:fill="FFFFFF"/>
+              <w:rPr>
+                <w:b/>
+                <w:bCs/>
+                <w:sz w:val="20"/>
+                <w:szCs w:val="20"/>
+              </w:rPr>
+            </w:pPr>
+            <w:r>
+              <w:rPr>
+                <w:b/>
+                <w:bCs/>
+                <w:sz w:val="20"/>
+                <w:szCs w:val="20"/>
+              </w:rPr>
+              <w:t>ИТОГО:</w:t>
+            </w:r>
+          </w:p>
+          <w:p>
+            <w:pPr>
+              <w:shd w:val="clear" w:color="auto" w:fill="FFFFFF"/>
+              <w:rPr>
+                <w:bCs/>
+                <w:sz w:val="20"/>
+                <w:szCs w:val="20"/>
+              </w:rPr>
+            </w:pPr>
+            <w:r>
+              <w:rPr>
+                <w:bCs/>
+                <w:sz w:val="20"/>
+                <w:szCs w:val="20"/>
+              </w:rPr>
+              <w:t> </w:t>
+            </w:r>
+          </w:p>
+        </w:tc>
+        <w:tc>
+          <w:tcPr>
+            <w:tcW w:w="0" w:type="auto"/>
+            <w:tcBorders>
+              <w:top w:val="single" w:sz="4" w:space="0" w:color="auto"/>
+              <w:left w:val="single" w:sz="4" w:space="0" w:color="auto"/>
+              <w:bottom w:val="single" w:sz="4" w:space="0" w:color="auto"/>
+              <w:right w:val="single" w:sz="4" w:space="0" w:color="auto"/>
+            </w:tcBorders>
+          </w:tcPr>
+          <w:p>
+            <w:pPr>
+              <w:shd w:val="clear" w:color="auto" w:fill="FFFFFF"/>
+              <w:jc w:val="center"/>
+              <w:rPr>
+                <w:bCs/>
+                <w:sz w:val="20"/>
+                <w:szCs w:val="20"/>
+              </w:rPr>
+            </w:pPr>
+            <w:r>
+              <w:rPr>
+                <w:bCs/>
+                <w:sz w:val="20"/>
+                <w:szCs w:val="20"/>
+              </w:rPr>
+              <w:t>16</w:t>
+            </w:r>
+          </w:p>
+        </w:tc>
+        <w:tc>
+          <w:tcPr>
+            <w:tcW w:w="0" w:type="auto"/>
+            <w:tcBorders>
+              <w:top w:val="single" w:sz="4" w:space="0" w:color="auto"/>
+              <w:left w:val="single" w:sz="4" w:space="0" w:color="auto"/>
+              <w:bottom w:val="single" w:sz="4" w:space="0" w:color="auto"/>
+              <w:right w:val="single" w:sz="4" w:space="0" w:color="auto"/>
+            </w:tcBorders>
+          </w:tcPr>
+          <w:p>
+            <w:pPr>
+              <w:shd w:val="clear" w:color="auto" w:fill="FFFFFF"/>
+              <w:jc w:val="center"/>
+              <w:rPr>
+                <w:bCs/>
+                <w:sz w:val="20"/>
+                <w:szCs w:val="20"/>
+              </w:rPr>
+            </w:pPr>
+            <w:r>
+              <w:rPr>
+                <w:bCs/>
+                <w:sz w:val="20"/>
+                <w:szCs w:val="20"/>
+              </w:rPr>
+              <w:t> </w:t>
+            </w:r>
+          </w:p>
+        </w:tc>
+        <w:tc>
+          <w:tcPr>
+            <w:tcW w:w="0" w:type="auto"/>
+            <w:tcBorders>
+              <w:top w:val="single" w:sz="4" w:space="0" w:color="auto"/>
+              <w:left w:val="single" w:sz="4" w:space="0" w:color="auto"/>
+              <w:bottom w:val="single" w:sz="4" w:space="0" w:color="auto"/>
+              <w:right w:val="single" w:sz="4" w:space="0" w:color="auto"/>
+            </w:tcBorders>
+          </w:tcPr>
+          <w:p>
+            <w:pPr>
+              <w:shd w:val="clear" w:color="auto" w:fill="FFFFFF"/>
+              <w:jc w:val="center"/>
+              <w:rPr>
+                <w:bCs/>
+                <w:sz w:val="20"/>
+                <w:szCs w:val="20"/>
+              </w:rPr>
+            </w:pPr>
+            <w:r>
+              <w:rPr>
+                <w:bCs/>
+                <w:sz w:val="20"/>
+                <w:szCs w:val="20"/>
+              </w:rPr>
+              <w:t> </w:t>
             </w:r>
           </w:p>
         </w:tc>
@@ -16032,7 +16521,7 @@
                 <w:sz w:val="20"/>
                 <w:szCs w:val="20"/>
               </w:rPr>
-              <w:t>1-Математические основы КГ</w:t>
+              <w:t>1-Основы кроссплатформенной мобильной разработки</w:t>
             </w:r>
           </w:p>
         </w:tc>
@@ -16093,7 +16582,7 @@
                 <w:sz w:val="20"/>
                 <w:szCs w:val="20"/>
               </w:rPr>
-              <w:t>Перспективная коррекция текстурных координат в растеризаторе</w:t>
+              <w:t>Настройка окружения Flutter</w:t>
             </w:r>
           </w:p>
           <w:p>
@@ -16111,6 +16600,7 @@
                 <w:sz w:val="20"/>
                 <w:szCs w:val="20"/>
               </w:rPr>
+              <w:t>Установить Flutter SDK, Android Studio, создать первый проект, запустить на эмуляторе и устройстве</w:t>
             </w:r>
           </w:p>
         </w:tc>
@@ -16170,6 +16660,7 @@
                 <w:sz w:val="20"/>
                 <w:szCs w:val="20"/>
               </w:rPr>
+              <w:t> </w:t>
             </w:r>
           </w:p>
         </w:tc>
@@ -16199,6 +16690,7 @@
                 <w:sz w:val="20"/>
                 <w:szCs w:val="20"/>
               </w:rPr>
+              <w:t> </w:t>
             </w:r>
           </w:p>
         </w:tc>
@@ -16232,7 +16724,7 @@
                 <w:sz w:val="20"/>
                 <w:szCs w:val="20"/>
               </w:rPr>
-              <w:t>1-Математические основы КГ</w:t>
+              <w:t>1-Основы кроссплатформенной мобильной разработки</w:t>
             </w:r>
           </w:p>
         </w:tc>
@@ -16293,7 +16785,7 @@
                 <w:sz w:val="20"/>
                 <w:szCs w:val="20"/>
               </w:rPr>
-              <w:t>Алгоритм трассировки лучей: отражения, преломления, мягкие тени</w:t>
+              <w:t>Dart: типы и асинхронность </w:t>
             </w:r>
           </w:p>
           <w:p>
@@ -16311,6 +16803,7 @@
                 <w:sz w:val="20"/>
                 <w:szCs w:val="20"/>
               </w:rPr>
+              <w:t>Разобрать особенности Dart: null safety, async/await, Stream, Future, изоляты</w:t>
             </w:r>
           </w:p>
         </w:tc>
@@ -16370,6 +16863,7 @@
                 <w:sz w:val="20"/>
                 <w:szCs w:val="20"/>
               </w:rPr>
+              <w:t> </w:t>
             </w:r>
           </w:p>
         </w:tc>
@@ -16399,6 +16893,7 @@
                 <w:sz w:val="20"/>
                 <w:szCs w:val="20"/>
               </w:rPr>
+              <w:t> </w:t>
             </w:r>
           </w:p>
         </w:tc>
@@ -16432,7 +16927,7 @@
                 <w:sz w:val="20"/>
                 <w:szCs w:val="20"/>
               </w:rPr>
-              <w:t>2-Конвейер рендеринга</w:t>
+              <w:t>1-Основы кроссплатформенной мобильной разработки</w:t>
             </w:r>
           </w:p>
         </w:tc>
@@ -16493,7 +16988,7 @@
                 <w:sz w:val="20"/>
                 <w:szCs w:val="20"/>
               </w:rPr>
-              <w:t>Реализация arcball-камеры с управлением мышью</w:t>
+              <w:t>Базовые виджеты Flutter </w:t>
             </w:r>
           </w:p>
           <w:p>
@@ -16511,6 +17006,7 @@
                 <w:sz w:val="20"/>
                 <w:szCs w:val="20"/>
               </w:rPr>
+              <w:t>Построить лайаут из Row/Column/Stack, реализовать форму с валидацией и Scaffold с AppBar/BottomNavigationBar</w:t>
             </w:r>
           </w:p>
         </w:tc>
@@ -16570,6 +17066,7 @@
                 <w:sz w:val="20"/>
                 <w:szCs w:val="20"/>
               </w:rPr>
+              <w:t> </w:t>
             </w:r>
           </w:p>
         </w:tc>
@@ -16599,6 +17096,7 @@
                 <w:sz w:val="20"/>
                 <w:szCs w:val="20"/>
               </w:rPr>
+              <w:t> </w:t>
             </w:r>
           </w:p>
         </w:tc>
@@ -16632,7 +17130,7 @@
                 <w:sz w:val="20"/>
                 <w:szCs w:val="20"/>
               </w:rPr>
-              <w:t>3-Растеризация и освещение</w:t>
+              <w:t>1-Основы кроссплатформенной мобильной разработки</w:t>
             </w:r>
           </w:p>
         </w:tc>
@@ -16693,7 +17191,7 @@
                 <w:sz w:val="20"/>
                 <w:szCs w:val="20"/>
               </w:rPr>
-              <w:t>Пост-обработка изображений: bloom, SSAO, tone mapping</w:t>
+              <w:t>Паттерн BLoC </w:t>
             </w:r>
           </w:p>
           <w:p>
@@ -16711,6 +17209,7 @@
                 <w:sz w:val="20"/>
                 <w:szCs w:val="20"/>
               </w:rPr>
+              <w:t>Реализовать фичу поиска с BLoC: события SearchStarted, SearchSuccess, SearchError; тестирование через bloc_test</w:t>
             </w:r>
           </w:p>
         </w:tc>
@@ -16770,6 +17269,7 @@
                 <w:sz w:val="20"/>
                 <w:szCs w:val="20"/>
               </w:rPr>
+              <w:t> </w:t>
             </w:r>
           </w:p>
         </w:tc>
@@ -16799,6 +17299,7 @@
                 <w:sz w:val="20"/>
                 <w:szCs w:val="20"/>
               </w:rPr>
+              <w:t> </w:t>
             </w:r>
           </w:p>
         </w:tc>
@@ -16832,7 +17333,7 @@
                 <w:sz w:val="20"/>
                 <w:szCs w:val="20"/>
               </w:rPr>
-              <w:t>4-3D-сцены и анимация</w:t>
+              <w:t>1-Основы кроссплатформенной мобильной разработки</w:t>
             </w:r>
           </w:p>
         </w:tc>
@@ -16893,7 +17394,7 @@
                 <w:sz w:val="20"/>
                 <w:szCs w:val="20"/>
               </w:rPr>
-              <w:t>Загрузка и отображение 3D-модели в формате glTF</w:t>
+              <w:t>Работа с HTTP и JSON </w:t>
             </w:r>
           </w:p>
           <w:p>
@@ -16911,6 +17412,7 @@
                 <w:sz w:val="20"/>
                 <w:szCs w:val="20"/>
               </w:rPr>
+              <w:t>Реализовать HTTP-клиент с Dio: interceptors для авторизации, retry при ошибках, логирование</w:t>
             </w:r>
           </w:p>
         </w:tc>
@@ -16970,6 +17472,7 @@
                 <w:sz w:val="20"/>
                 <w:szCs w:val="20"/>
               </w:rPr>
+              <w:t> </w:t>
             </w:r>
           </w:p>
         </w:tc>
@@ -16999,6 +17502,7 @@
                 <w:sz w:val="20"/>
                 <w:szCs w:val="20"/>
               </w:rPr>
+              <w:t> </w:t>
             </w:r>
           </w:p>
         </w:tc>
@@ -17032,7 +17536,7 @@
                 <w:sz w:val="20"/>
                 <w:szCs w:val="20"/>
               </w:rPr>
-              <w:t>4-3D-сцены и анимация</w:t>
+              <w:t>1-Основы кроссплатформенной мобильной разработки</w:t>
             </w:r>
           </w:p>
         </w:tc>
@@ -17093,7 +17597,7 @@
                 <w:sz w:val="20"/>
                 <w:szCs w:val="20"/>
               </w:rPr>
-              <w:t>Скелетная анимация: skinning, интерполяция между кадрами</w:t>
+              <w:t>Адаптивный UI </w:t>
             </w:r>
           </w:p>
           <w:p>
@@ -17111,6 +17615,7 @@
                 <w:sz w:val="20"/>
                 <w:szCs w:val="20"/>
               </w:rPr>
+              <w:t>Собрать в сети Интернет информацию о действующих диссертационных советах УГНТУ, УГАТУ и БАшГУ</w:t>
             </w:r>
           </w:p>
         </w:tc>
@@ -17170,6 +17675,7 @@
                 <w:sz w:val="20"/>
                 <w:szCs w:val="20"/>
               </w:rPr>
+              <w:t> </w:t>
             </w:r>
           </w:p>
         </w:tc>
@@ -17199,6 +17705,7 @@
                 <w:sz w:val="20"/>
                 <w:szCs w:val="20"/>
               </w:rPr>
+              <w:t> </w:t>
             </w:r>
           </w:p>
         </w:tc>
@@ -17232,7 +17739,7 @@
                 <w:sz w:val="20"/>
                 <w:szCs w:val="20"/>
               </w:rPr>
-              <w:t>-</w:t>
+              <w:t>2-Архитектура и интеграция мобильных приложений</w:t>
             </w:r>
           </w:p>
         </w:tc>
@@ -17262,6 +17769,7 @@
                 <w:sz w:val="20"/>
                 <w:szCs w:val="20"/>
               </w:rPr>
+              <w:t>7</w:t>
             </w:r>
           </w:p>
         </w:tc>
@@ -17292,7 +17800,7 @@
                 <w:sz w:val="20"/>
                 <w:szCs w:val="20"/>
               </w:rPr>
-              <w:t>ИТОГО:</w:t>
+              <w:t>Firebase: Auth и Firestore </w:t>
             </w:r>
           </w:p>
           <w:p>
@@ -17310,6 +17818,7 @@
                 <w:sz w:val="20"/>
                 <w:szCs w:val="20"/>
               </w:rPr>
+              <w:t>Подключить Firebase Auth (Google Sign-In, Email/Password), сохранять данные пользователя в Firestore</w:t>
             </w:r>
           </w:p>
         </w:tc>
@@ -17339,7 +17848,7 @@
                 <w:sz w:val="20"/>
                 <w:szCs w:val="20"/>
               </w:rPr>
-              <w:t>12</w:t>
+              <w:t>2</w:t>
             </w:r>
           </w:p>
         </w:tc>
@@ -17369,6 +17878,7 @@
                 <w:sz w:val="20"/>
                 <w:szCs w:val="20"/>
               </w:rPr>
+              <w:t> </w:t>
             </w:r>
           </w:p>
         </w:tc>
@@ -17398,6 +17908,2445 @@
                 <w:sz w:val="20"/>
                 <w:szCs w:val="20"/>
               </w:rPr>
+              <w:t> </w:t>
+            </w:r>
+          </w:p>
+        </w:tc>
+      </w:tr>
+      <w:tr>
+        <w:trPr>
+          <w:trHeight w:val="65"/>
+        </w:trPr>
+        <w:tc>
+          <w:tcPr>
+            <w:tcW w:w="0" w:type="auto"/>
+            <w:tcBorders>
+              <w:top w:val="single" w:sz="4" w:space="0" w:color="auto"/>
+              <w:left w:val="single" w:sz="4" w:space="0" w:color="auto"/>
+              <w:bottom w:val="single" w:sz="4" w:space="0" w:color="auto"/>
+              <w:right w:val="single" w:sz="4" w:space="0" w:color="auto"/>
+            </w:tcBorders>
+          </w:tcPr>
+          <w:p>
+            <w:pPr>
+              <w:shd w:val="clear" w:color="auto" w:fill="FFFFFF"/>
+              <w:rPr>
+                <w:bCs/>
+                <w:sz w:val="20"/>
+                <w:szCs w:val="20"/>
+              </w:rPr>
+            </w:pPr>
+            <w:r>
+              <w:rPr>
+                <w:bCs/>
+                <w:sz w:val="20"/>
+                <w:szCs w:val="20"/>
+              </w:rPr>
+              <w:t>2-Архитектура и интеграция мобильных приложений</w:t>
+            </w:r>
+          </w:p>
+        </w:tc>
+        <w:tc>
+          <w:tcPr>
+            <w:tcW w:w="0" w:type="auto"/>
+            <w:tcBorders>
+              <w:top w:val="single" w:sz="4" w:space="0" w:color="auto"/>
+              <w:left w:val="single" w:sz="4" w:space="0" w:color="auto"/>
+              <w:bottom w:val="single" w:sz="4" w:space="0" w:color="auto"/>
+              <w:right w:val="single" w:sz="4" w:space="0" w:color="auto"/>
+            </w:tcBorders>
+          </w:tcPr>
+          <w:p>
+            <w:pPr>
+              <w:shd w:val="clear" w:color="auto" w:fill="FFFFFF"/>
+              <w:jc w:val="center"/>
+              <w:rPr>
+                <w:bCs/>
+                <w:sz w:val="20"/>
+                <w:szCs w:val="20"/>
+              </w:rPr>
+            </w:pPr>
+            <w:r>
+              <w:rPr>
+                <w:bCs/>
+                <w:sz w:val="20"/>
+                <w:szCs w:val="20"/>
+              </w:rPr>
+              <w:t>8</w:t>
+            </w:r>
+          </w:p>
+        </w:tc>
+        <w:tc>
+          <w:tcPr>
+            <w:tcW w:w="0" w:type="auto"/>
+            <w:tcBorders>
+              <w:top w:val="single" w:sz="4" w:space="0" w:color="auto"/>
+              <w:left w:val="single" w:sz="4" w:space="0" w:color="auto"/>
+              <w:bottom w:val="single" w:sz="4" w:space="0" w:color="auto"/>
+              <w:right w:val="single" w:sz="4" w:space="0" w:color="auto"/>
+            </w:tcBorders>
+          </w:tcPr>
+          <w:p>
+            <w:pPr>
+              <w:shd w:val="clear" w:color="auto" w:fill="FFFFFF"/>
+              <w:rPr>
+                <w:b/>
+                <w:bCs/>
+                <w:sz w:val="20"/>
+                <w:szCs w:val="20"/>
+              </w:rPr>
+            </w:pPr>
+            <w:r>
+              <w:rPr>
+                <w:b/>
+                <w:bCs/>
+                <w:sz w:val="20"/>
+                <w:szCs w:val="20"/>
+              </w:rPr>
+              <w:t>Platform Channels </w:t>
+            </w:r>
+          </w:p>
+          <w:p>
+            <w:pPr>
+              <w:shd w:val="clear" w:color="auto" w:fill="FFFFFF"/>
+              <w:rPr>
+                <w:bCs/>
+                <w:sz w:val="20"/>
+                <w:szCs w:val="20"/>
+              </w:rPr>
+            </w:pPr>
+            <w:r>
+              <w:rPr>
+                <w:bCs/>
+                <w:sz w:val="20"/>
+                <w:szCs w:val="20"/>
+              </w:rPr>
+              <w:t>Напишите своими ответ на следующий вопрос:  А что лично вы сделали по состоянию на сегодняшний день по своей собственной выпускной квалификационной работе ?  </w:t>
+              <w:br/>
+              <w:t>Задача состоит в том, чтобы с чувством, с толком, с расстановкой изложить то, что сделано лично студентом. Копирование информации из сети Интернет равно как и переписывание информации из любых учебников и прочих источников не то чтобы карается по закону (плагиат), а просто ответом на заданный вопрос не является по определению.  </w:t>
+            </w:r>
+          </w:p>
+        </w:tc>
+        <w:tc>
+          <w:tcPr>
+            <w:tcW w:w="0" w:type="auto"/>
+            <w:tcBorders>
+              <w:top w:val="single" w:sz="4" w:space="0" w:color="auto"/>
+              <w:left w:val="single" w:sz="4" w:space="0" w:color="auto"/>
+              <w:bottom w:val="single" w:sz="4" w:space="0" w:color="auto"/>
+              <w:right w:val="single" w:sz="4" w:space="0" w:color="auto"/>
+            </w:tcBorders>
+          </w:tcPr>
+          <w:p>
+            <w:pPr>
+              <w:shd w:val="clear" w:color="auto" w:fill="FFFFFF"/>
+              <w:jc w:val="center"/>
+              <w:rPr>
+                <w:bCs/>
+                <w:sz w:val="20"/>
+                <w:szCs w:val="20"/>
+              </w:rPr>
+            </w:pPr>
+            <w:r>
+              <w:rPr>
+                <w:bCs/>
+                <w:sz w:val="20"/>
+                <w:szCs w:val="20"/>
+              </w:rPr>
+              <w:t>2</w:t>
+            </w:r>
+          </w:p>
+        </w:tc>
+        <w:tc>
+          <w:tcPr>
+            <w:tcW w:w="0" w:type="auto"/>
+            <w:tcBorders>
+              <w:top w:val="single" w:sz="4" w:space="0" w:color="auto"/>
+              <w:left w:val="single" w:sz="4" w:space="0" w:color="auto"/>
+              <w:bottom w:val="single" w:sz="4" w:space="0" w:color="auto"/>
+              <w:right w:val="single" w:sz="4" w:space="0" w:color="auto"/>
+            </w:tcBorders>
+          </w:tcPr>
+          <w:p>
+            <w:pPr>
+              <w:shd w:val="clear" w:color="auto" w:fill="FFFFFF"/>
+              <w:jc w:val="center"/>
+              <w:rPr>
+                <w:bCs/>
+                <w:sz w:val="20"/>
+                <w:szCs w:val="20"/>
+              </w:rPr>
+            </w:pPr>
+            <w:r>
+              <w:rPr>
+                <w:bCs/>
+                <w:sz w:val="20"/>
+                <w:szCs w:val="20"/>
+              </w:rPr>
+              <w:t> </w:t>
+            </w:r>
+          </w:p>
+        </w:tc>
+        <w:tc>
+          <w:tcPr>
+            <w:tcW w:w="0" w:type="auto"/>
+            <w:tcBorders>
+              <w:top w:val="single" w:sz="4" w:space="0" w:color="auto"/>
+              <w:left w:val="single" w:sz="4" w:space="0" w:color="auto"/>
+              <w:bottom w:val="single" w:sz="4" w:space="0" w:color="auto"/>
+              <w:right w:val="single" w:sz="4" w:space="0" w:color="auto"/>
+            </w:tcBorders>
+          </w:tcPr>
+          <w:p>
+            <w:pPr>
+              <w:shd w:val="clear" w:color="auto" w:fill="FFFFFF"/>
+              <w:jc w:val="center"/>
+              <w:rPr>
+                <w:bCs/>
+                <w:sz w:val="20"/>
+                <w:szCs w:val="20"/>
+              </w:rPr>
+            </w:pPr>
+            <w:r>
+              <w:rPr>
+                <w:bCs/>
+                <w:sz w:val="20"/>
+                <w:szCs w:val="20"/>
+              </w:rPr>
+              <w:t> </w:t>
+            </w:r>
+          </w:p>
+        </w:tc>
+      </w:tr>
+      <w:tr>
+        <w:trPr>
+          <w:trHeight w:val="65"/>
+        </w:trPr>
+        <w:tc>
+          <w:tcPr>
+            <w:tcW w:w="0" w:type="auto"/>
+            <w:tcBorders>
+              <w:top w:val="single" w:sz="4" w:space="0" w:color="auto"/>
+              <w:left w:val="single" w:sz="4" w:space="0" w:color="auto"/>
+              <w:bottom w:val="single" w:sz="4" w:space="0" w:color="auto"/>
+              <w:right w:val="single" w:sz="4" w:space="0" w:color="auto"/>
+            </w:tcBorders>
+          </w:tcPr>
+          <w:p>
+            <w:pPr>
+              <w:shd w:val="clear" w:color="auto" w:fill="FFFFFF"/>
+              <w:rPr>
+                <w:bCs/>
+                <w:sz w:val="20"/>
+                <w:szCs w:val="20"/>
+              </w:rPr>
+            </w:pPr>
+            <w:r>
+              <w:rPr>
+                <w:bCs/>
+                <w:sz w:val="20"/>
+                <w:szCs w:val="20"/>
+              </w:rPr>
+              <w:t>2-Архитектура и интеграция мобильных приложений</w:t>
+            </w:r>
+          </w:p>
+        </w:tc>
+        <w:tc>
+          <w:tcPr>
+            <w:tcW w:w="0" w:type="auto"/>
+            <w:tcBorders>
+              <w:top w:val="single" w:sz="4" w:space="0" w:color="auto"/>
+              <w:left w:val="single" w:sz="4" w:space="0" w:color="auto"/>
+              <w:bottom w:val="single" w:sz="4" w:space="0" w:color="auto"/>
+              <w:right w:val="single" w:sz="4" w:space="0" w:color="auto"/>
+            </w:tcBorders>
+          </w:tcPr>
+          <w:p>
+            <w:pPr>
+              <w:shd w:val="clear" w:color="auto" w:fill="FFFFFF"/>
+              <w:jc w:val="center"/>
+              <w:rPr>
+                <w:bCs/>
+                <w:sz w:val="20"/>
+                <w:szCs w:val="20"/>
+              </w:rPr>
+            </w:pPr>
+            <w:r>
+              <w:rPr>
+                <w:bCs/>
+                <w:sz w:val="20"/>
+                <w:szCs w:val="20"/>
+              </w:rPr>
+              <w:t>9</w:t>
+            </w:r>
+          </w:p>
+        </w:tc>
+        <w:tc>
+          <w:tcPr>
+            <w:tcW w:w="0" w:type="auto"/>
+            <w:tcBorders>
+              <w:top w:val="single" w:sz="4" w:space="0" w:color="auto"/>
+              <w:left w:val="single" w:sz="4" w:space="0" w:color="auto"/>
+              <w:bottom w:val="single" w:sz="4" w:space="0" w:color="auto"/>
+              <w:right w:val="single" w:sz="4" w:space="0" w:color="auto"/>
+            </w:tcBorders>
+          </w:tcPr>
+          <w:p>
+            <w:pPr>
+              <w:shd w:val="clear" w:color="auto" w:fill="FFFFFF"/>
+              <w:rPr>
+                <w:b/>
+                <w:bCs/>
+                <w:sz w:val="20"/>
+                <w:szCs w:val="20"/>
+              </w:rPr>
+            </w:pPr>
+            <w:r>
+              <w:rPr>
+                <w:b/>
+                <w:bCs/>
+                <w:sz w:val="20"/>
+                <w:szCs w:val="20"/>
+              </w:rPr>
+              <w:t>Анализ производительности </w:t>
+            </w:r>
+          </w:p>
+          <w:p>
+            <w:pPr>
+              <w:shd w:val="clear" w:color="auto" w:fill="FFFFFF"/>
+              <w:rPr>
+                <w:bCs/>
+                <w:sz w:val="20"/>
+                <w:szCs w:val="20"/>
+              </w:rPr>
+            </w:pPr>
+            <w:r>
+              <w:rPr>
+                <w:bCs/>
+                <w:sz w:val="20"/>
+                <w:szCs w:val="20"/>
+              </w:rPr>
+              <w:t>Профилировать Flutter-приложение в DevTools: CPU Profiler, Memory, Timeline, Network</w:t>
+            </w:r>
+          </w:p>
+        </w:tc>
+        <w:tc>
+          <w:tcPr>
+            <w:tcW w:w="0" w:type="auto"/>
+            <w:tcBorders>
+              <w:top w:val="single" w:sz="4" w:space="0" w:color="auto"/>
+              <w:left w:val="single" w:sz="4" w:space="0" w:color="auto"/>
+              <w:bottom w:val="single" w:sz="4" w:space="0" w:color="auto"/>
+              <w:right w:val="single" w:sz="4" w:space="0" w:color="auto"/>
+            </w:tcBorders>
+          </w:tcPr>
+          <w:p>
+            <w:pPr>
+              <w:shd w:val="clear" w:color="auto" w:fill="FFFFFF"/>
+              <w:jc w:val="center"/>
+              <w:rPr>
+                <w:bCs/>
+                <w:sz w:val="20"/>
+                <w:szCs w:val="20"/>
+              </w:rPr>
+            </w:pPr>
+            <w:r>
+              <w:rPr>
+                <w:bCs/>
+                <w:sz w:val="20"/>
+                <w:szCs w:val="20"/>
+              </w:rPr>
+              <w:t>2</w:t>
+            </w:r>
+          </w:p>
+        </w:tc>
+        <w:tc>
+          <w:tcPr>
+            <w:tcW w:w="0" w:type="auto"/>
+            <w:tcBorders>
+              <w:top w:val="single" w:sz="4" w:space="0" w:color="auto"/>
+              <w:left w:val="single" w:sz="4" w:space="0" w:color="auto"/>
+              <w:bottom w:val="single" w:sz="4" w:space="0" w:color="auto"/>
+              <w:right w:val="single" w:sz="4" w:space="0" w:color="auto"/>
+            </w:tcBorders>
+          </w:tcPr>
+          <w:p>
+            <w:pPr>
+              <w:shd w:val="clear" w:color="auto" w:fill="FFFFFF"/>
+              <w:jc w:val="center"/>
+              <w:rPr>
+                <w:bCs/>
+                <w:sz w:val="20"/>
+                <w:szCs w:val="20"/>
+              </w:rPr>
+            </w:pPr>
+            <w:r>
+              <w:rPr>
+                <w:bCs/>
+                <w:sz w:val="20"/>
+                <w:szCs w:val="20"/>
+              </w:rPr>
+              <w:t> </w:t>
+            </w:r>
+          </w:p>
+        </w:tc>
+        <w:tc>
+          <w:tcPr>
+            <w:tcW w:w="0" w:type="auto"/>
+            <w:tcBorders>
+              <w:top w:val="single" w:sz="4" w:space="0" w:color="auto"/>
+              <w:left w:val="single" w:sz="4" w:space="0" w:color="auto"/>
+              <w:bottom w:val="single" w:sz="4" w:space="0" w:color="auto"/>
+              <w:right w:val="single" w:sz="4" w:space="0" w:color="auto"/>
+            </w:tcBorders>
+          </w:tcPr>
+          <w:p>
+            <w:pPr>
+              <w:shd w:val="clear" w:color="auto" w:fill="FFFFFF"/>
+              <w:jc w:val="center"/>
+              <w:rPr>
+                <w:bCs/>
+                <w:sz w:val="20"/>
+                <w:szCs w:val="20"/>
+              </w:rPr>
+            </w:pPr>
+            <w:r>
+              <w:rPr>
+                <w:bCs/>
+                <w:sz w:val="20"/>
+                <w:szCs w:val="20"/>
+              </w:rPr>
+              <w:t> </w:t>
+            </w:r>
+          </w:p>
+        </w:tc>
+      </w:tr>
+      <w:tr>
+        <w:trPr>
+          <w:trHeight w:val="65"/>
+        </w:trPr>
+        <w:tc>
+          <w:tcPr>
+            <w:tcW w:w="0" w:type="auto"/>
+            <w:tcBorders>
+              <w:top w:val="single" w:sz="4" w:space="0" w:color="auto"/>
+              <w:left w:val="single" w:sz="4" w:space="0" w:color="auto"/>
+              <w:bottom w:val="single" w:sz="4" w:space="0" w:color="auto"/>
+              <w:right w:val="single" w:sz="4" w:space="0" w:color="auto"/>
+            </w:tcBorders>
+          </w:tcPr>
+          <w:p>
+            <w:pPr>
+              <w:shd w:val="clear" w:color="auto" w:fill="FFFFFF"/>
+              <w:rPr>
+                <w:bCs/>
+                <w:sz w:val="20"/>
+                <w:szCs w:val="20"/>
+              </w:rPr>
+            </w:pPr>
+            <w:r>
+              <w:rPr>
+                <w:bCs/>
+                <w:sz w:val="20"/>
+                <w:szCs w:val="20"/>
+              </w:rPr>
+              <w:t>2-Архитектура и интеграция мобильных приложений</w:t>
+            </w:r>
+          </w:p>
+        </w:tc>
+        <w:tc>
+          <w:tcPr>
+            <w:tcW w:w="0" w:type="auto"/>
+            <w:tcBorders>
+              <w:top w:val="single" w:sz="4" w:space="0" w:color="auto"/>
+              <w:left w:val="single" w:sz="4" w:space="0" w:color="auto"/>
+              <w:bottom w:val="single" w:sz="4" w:space="0" w:color="auto"/>
+              <w:right w:val="single" w:sz="4" w:space="0" w:color="auto"/>
+            </w:tcBorders>
+          </w:tcPr>
+          <w:p>
+            <w:pPr>
+              <w:shd w:val="clear" w:color="auto" w:fill="FFFFFF"/>
+              <w:jc w:val="center"/>
+              <w:rPr>
+                <w:bCs/>
+                <w:sz w:val="20"/>
+                <w:szCs w:val="20"/>
+              </w:rPr>
+            </w:pPr>
+            <w:r>
+              <w:rPr>
+                <w:bCs/>
+                <w:sz w:val="20"/>
+                <w:szCs w:val="20"/>
+              </w:rPr>
+              <w:t>10</w:t>
+            </w:r>
+          </w:p>
+        </w:tc>
+        <w:tc>
+          <w:tcPr>
+            <w:tcW w:w="0" w:type="auto"/>
+            <w:tcBorders>
+              <w:top w:val="single" w:sz="4" w:space="0" w:color="auto"/>
+              <w:left w:val="single" w:sz="4" w:space="0" w:color="auto"/>
+              <w:bottom w:val="single" w:sz="4" w:space="0" w:color="auto"/>
+              <w:right w:val="single" w:sz="4" w:space="0" w:color="auto"/>
+            </w:tcBorders>
+          </w:tcPr>
+          <w:p>
+            <w:pPr>
+              <w:shd w:val="clear" w:color="auto" w:fill="FFFFFF"/>
+              <w:rPr>
+                <w:b/>
+                <w:bCs/>
+                <w:sz w:val="20"/>
+                <w:szCs w:val="20"/>
+              </w:rPr>
+            </w:pPr>
+            <w:r>
+              <w:rPr>
+                <w:b/>
+                <w:bCs/>
+                <w:sz w:val="20"/>
+                <w:szCs w:val="20"/>
+              </w:rPr>
+              <w:t>CI/CD с GitHub Actions </w:t>
+            </w:r>
+          </w:p>
+          <w:p>
+            <w:pPr>
+              <w:shd w:val="clear" w:color="auto" w:fill="FFFFFF"/>
+              <w:rPr>
+                <w:bCs/>
+                <w:sz w:val="20"/>
+                <w:szCs w:val="20"/>
+              </w:rPr>
+            </w:pPr>
+            <w:r>
+              <w:rPr>
+                <w:bCs/>
+                <w:sz w:val="20"/>
+                <w:szCs w:val="20"/>
+              </w:rPr>
+              <w:t>Настроить GitHub Actions workflow: автосборка, запуск тестов, генерация release APK/AAB</w:t>
+            </w:r>
+          </w:p>
+        </w:tc>
+        <w:tc>
+          <w:tcPr>
+            <w:tcW w:w="0" w:type="auto"/>
+            <w:tcBorders>
+              <w:top w:val="single" w:sz="4" w:space="0" w:color="auto"/>
+              <w:left w:val="single" w:sz="4" w:space="0" w:color="auto"/>
+              <w:bottom w:val="single" w:sz="4" w:space="0" w:color="auto"/>
+              <w:right w:val="single" w:sz="4" w:space="0" w:color="auto"/>
+            </w:tcBorders>
+          </w:tcPr>
+          <w:p>
+            <w:pPr>
+              <w:shd w:val="clear" w:color="auto" w:fill="FFFFFF"/>
+              <w:jc w:val="center"/>
+              <w:rPr>
+                <w:bCs/>
+                <w:sz w:val="20"/>
+                <w:szCs w:val="20"/>
+              </w:rPr>
+            </w:pPr>
+            <w:r>
+              <w:rPr>
+                <w:bCs/>
+                <w:sz w:val="20"/>
+                <w:szCs w:val="20"/>
+              </w:rPr>
+              <w:t>2</w:t>
+            </w:r>
+          </w:p>
+        </w:tc>
+        <w:tc>
+          <w:tcPr>
+            <w:tcW w:w="0" w:type="auto"/>
+            <w:tcBorders>
+              <w:top w:val="single" w:sz="4" w:space="0" w:color="auto"/>
+              <w:left w:val="single" w:sz="4" w:space="0" w:color="auto"/>
+              <w:bottom w:val="single" w:sz="4" w:space="0" w:color="auto"/>
+              <w:right w:val="single" w:sz="4" w:space="0" w:color="auto"/>
+            </w:tcBorders>
+          </w:tcPr>
+          <w:p>
+            <w:pPr>
+              <w:shd w:val="clear" w:color="auto" w:fill="FFFFFF"/>
+              <w:jc w:val="center"/>
+              <w:rPr>
+                <w:bCs/>
+                <w:sz w:val="20"/>
+                <w:szCs w:val="20"/>
+              </w:rPr>
+            </w:pPr>
+            <w:r>
+              <w:rPr>
+                <w:bCs/>
+                <w:sz w:val="20"/>
+                <w:szCs w:val="20"/>
+              </w:rPr>
+              <w:t> </w:t>
+            </w:r>
+          </w:p>
+        </w:tc>
+        <w:tc>
+          <w:tcPr>
+            <w:tcW w:w="0" w:type="auto"/>
+            <w:tcBorders>
+              <w:top w:val="single" w:sz="4" w:space="0" w:color="auto"/>
+              <w:left w:val="single" w:sz="4" w:space="0" w:color="auto"/>
+              <w:bottom w:val="single" w:sz="4" w:space="0" w:color="auto"/>
+              <w:right w:val="single" w:sz="4" w:space="0" w:color="auto"/>
+            </w:tcBorders>
+          </w:tcPr>
+          <w:p>
+            <w:pPr>
+              <w:shd w:val="clear" w:color="auto" w:fill="FFFFFF"/>
+              <w:jc w:val="center"/>
+              <w:rPr>
+                <w:bCs/>
+                <w:sz w:val="20"/>
+                <w:szCs w:val="20"/>
+              </w:rPr>
+            </w:pPr>
+            <w:r>
+              <w:rPr>
+                <w:bCs/>
+                <w:sz w:val="20"/>
+                <w:szCs w:val="20"/>
+              </w:rPr>
+              <w:t> </w:t>
+            </w:r>
+          </w:p>
+        </w:tc>
+      </w:tr>
+      <w:tr>
+        <w:trPr>
+          <w:trHeight w:val="65"/>
+        </w:trPr>
+        <w:tc>
+          <w:tcPr>
+            <w:tcW w:w="0" w:type="auto"/>
+            <w:tcBorders>
+              <w:top w:val="single" w:sz="4" w:space="0" w:color="auto"/>
+              <w:left w:val="single" w:sz="4" w:space="0" w:color="auto"/>
+              <w:bottom w:val="single" w:sz="4" w:space="0" w:color="auto"/>
+              <w:right w:val="single" w:sz="4" w:space="0" w:color="auto"/>
+            </w:tcBorders>
+          </w:tcPr>
+          <w:p>
+            <w:pPr>
+              <w:shd w:val="clear" w:color="auto" w:fill="FFFFFF"/>
+              <w:rPr>
+                <w:bCs/>
+                <w:sz w:val="20"/>
+                <w:szCs w:val="20"/>
+              </w:rPr>
+            </w:pPr>
+            <w:r>
+              <w:rPr>
+                <w:bCs/>
+                <w:sz w:val="20"/>
+                <w:szCs w:val="20"/>
+              </w:rPr>
+              <w:t>2-Архитектура и интеграция мобильных приложений</w:t>
+            </w:r>
+          </w:p>
+        </w:tc>
+        <w:tc>
+          <w:tcPr>
+            <w:tcW w:w="0" w:type="auto"/>
+            <w:tcBorders>
+              <w:top w:val="single" w:sz="4" w:space="0" w:color="auto"/>
+              <w:left w:val="single" w:sz="4" w:space="0" w:color="auto"/>
+              <w:bottom w:val="single" w:sz="4" w:space="0" w:color="auto"/>
+              <w:right w:val="single" w:sz="4" w:space="0" w:color="auto"/>
+            </w:tcBorders>
+          </w:tcPr>
+          <w:p>
+            <w:pPr>
+              <w:shd w:val="clear" w:color="auto" w:fill="FFFFFF"/>
+              <w:jc w:val="center"/>
+              <w:rPr>
+                <w:bCs/>
+                <w:sz w:val="20"/>
+                <w:szCs w:val="20"/>
+              </w:rPr>
+            </w:pPr>
+            <w:r>
+              <w:rPr>
+                <w:bCs/>
+                <w:sz w:val="20"/>
+                <w:szCs w:val="20"/>
+              </w:rPr>
+              <w:t>11</w:t>
+            </w:r>
+          </w:p>
+        </w:tc>
+        <w:tc>
+          <w:tcPr>
+            <w:tcW w:w="0" w:type="auto"/>
+            <w:tcBorders>
+              <w:top w:val="single" w:sz="4" w:space="0" w:color="auto"/>
+              <w:left w:val="single" w:sz="4" w:space="0" w:color="auto"/>
+              <w:bottom w:val="single" w:sz="4" w:space="0" w:color="auto"/>
+              <w:right w:val="single" w:sz="4" w:space="0" w:color="auto"/>
+            </w:tcBorders>
+          </w:tcPr>
+          <w:p>
+            <w:pPr>
+              <w:shd w:val="clear" w:color="auto" w:fill="FFFFFF"/>
+              <w:rPr>
+                <w:b/>
+                <w:bCs/>
+                <w:sz w:val="20"/>
+                <w:szCs w:val="20"/>
+              </w:rPr>
+            </w:pPr>
+            <w:r>
+              <w:rPr>
+                <w:b/>
+                <w:bCs/>
+                <w:sz w:val="20"/>
+                <w:szCs w:val="20"/>
+              </w:rPr>
+              <w:t>Итоговый проект: полноценное приложение </w:t>
+            </w:r>
+          </w:p>
+          <w:p>
+            <w:pPr>
+              <w:shd w:val="clear" w:color="auto" w:fill="FFFFFF"/>
+              <w:rPr>
+                <w:bCs/>
+                <w:sz w:val="20"/>
+                <w:szCs w:val="20"/>
+              </w:rPr>
+            </w:pPr>
+            <w:r>
+              <w:rPr>
+                <w:bCs/>
+                <w:sz w:val="20"/>
+                <w:szCs w:val="20"/>
+              </w:rPr>
+              <w:t>Представить финальную версию мобильного приложения: архитектура BLoC, REST API, локальное хранение, тесты</w:t>
+            </w:r>
+          </w:p>
+        </w:tc>
+        <w:tc>
+          <w:tcPr>
+            <w:tcW w:w="0" w:type="auto"/>
+            <w:tcBorders>
+              <w:top w:val="single" w:sz="4" w:space="0" w:color="auto"/>
+              <w:left w:val="single" w:sz="4" w:space="0" w:color="auto"/>
+              <w:bottom w:val="single" w:sz="4" w:space="0" w:color="auto"/>
+              <w:right w:val="single" w:sz="4" w:space="0" w:color="auto"/>
+            </w:tcBorders>
+          </w:tcPr>
+          <w:p>
+            <w:pPr>
+              <w:shd w:val="clear" w:color="auto" w:fill="FFFFFF"/>
+              <w:jc w:val="center"/>
+              <w:rPr>
+                <w:bCs/>
+                <w:sz w:val="20"/>
+                <w:szCs w:val="20"/>
+              </w:rPr>
+            </w:pPr>
+            <w:r>
+              <w:rPr>
+                <w:bCs/>
+                <w:sz w:val="20"/>
+                <w:szCs w:val="20"/>
+              </w:rPr>
+              <w:t>2</w:t>
+            </w:r>
+          </w:p>
+        </w:tc>
+        <w:tc>
+          <w:tcPr>
+            <w:tcW w:w="0" w:type="auto"/>
+            <w:tcBorders>
+              <w:top w:val="single" w:sz="4" w:space="0" w:color="auto"/>
+              <w:left w:val="single" w:sz="4" w:space="0" w:color="auto"/>
+              <w:bottom w:val="single" w:sz="4" w:space="0" w:color="auto"/>
+              <w:right w:val="single" w:sz="4" w:space="0" w:color="auto"/>
+            </w:tcBorders>
+          </w:tcPr>
+          <w:p>
+            <w:pPr>
+              <w:shd w:val="clear" w:color="auto" w:fill="FFFFFF"/>
+              <w:jc w:val="center"/>
+              <w:rPr>
+                <w:bCs/>
+                <w:sz w:val="20"/>
+                <w:szCs w:val="20"/>
+              </w:rPr>
+            </w:pPr>
+            <w:r>
+              <w:rPr>
+                <w:bCs/>
+                <w:sz w:val="20"/>
+                <w:szCs w:val="20"/>
+              </w:rPr>
+              <w:t> </w:t>
+            </w:r>
+          </w:p>
+        </w:tc>
+        <w:tc>
+          <w:tcPr>
+            <w:tcW w:w="0" w:type="auto"/>
+            <w:tcBorders>
+              <w:top w:val="single" w:sz="4" w:space="0" w:color="auto"/>
+              <w:left w:val="single" w:sz="4" w:space="0" w:color="auto"/>
+              <w:bottom w:val="single" w:sz="4" w:space="0" w:color="auto"/>
+              <w:right w:val="single" w:sz="4" w:space="0" w:color="auto"/>
+            </w:tcBorders>
+          </w:tcPr>
+          <w:p>
+            <w:pPr>
+              <w:shd w:val="clear" w:color="auto" w:fill="FFFFFF"/>
+              <w:jc w:val="center"/>
+              <w:rPr>
+                <w:bCs/>
+                <w:sz w:val="20"/>
+                <w:szCs w:val="20"/>
+              </w:rPr>
+            </w:pPr>
+            <w:r>
+              <w:rPr>
+                <w:bCs/>
+                <w:sz w:val="20"/>
+                <w:szCs w:val="20"/>
+              </w:rPr>
+              <w:t> </w:t>
+            </w:r>
+          </w:p>
+        </w:tc>
+      </w:tr>
+      <w:tr>
+        <w:trPr>
+          <w:trHeight w:val="65"/>
+        </w:trPr>
+        <w:tc>
+          <w:tcPr>
+            <w:tcW w:w="0" w:type="auto"/>
+            <w:tcBorders>
+              <w:top w:val="single" w:sz="4" w:space="0" w:color="auto"/>
+              <w:left w:val="single" w:sz="4" w:space="0" w:color="auto"/>
+              <w:bottom w:val="single" w:sz="4" w:space="0" w:color="auto"/>
+              <w:right w:val="single" w:sz="4" w:space="0" w:color="auto"/>
+            </w:tcBorders>
+          </w:tcPr>
+          <w:p>
+            <w:pPr>
+              <w:shd w:val="clear" w:color="auto" w:fill="FFFFFF"/>
+              <w:rPr>
+                <w:bCs/>
+                <w:sz w:val="20"/>
+                <w:szCs w:val="20"/>
+              </w:rPr>
+            </w:pPr>
+            <w:r>
+              <w:rPr>
+                <w:bCs/>
+                <w:sz w:val="20"/>
+                <w:szCs w:val="20"/>
+              </w:rPr>
+              <w:t>2-Архитектура и интеграция мобильных приложений</w:t>
+            </w:r>
+          </w:p>
+        </w:tc>
+        <w:tc>
+          <w:tcPr>
+            <w:tcW w:w="0" w:type="auto"/>
+            <w:tcBorders>
+              <w:top w:val="single" w:sz="4" w:space="0" w:color="auto"/>
+              <w:left w:val="single" w:sz="4" w:space="0" w:color="auto"/>
+              <w:bottom w:val="single" w:sz="4" w:space="0" w:color="auto"/>
+              <w:right w:val="single" w:sz="4" w:space="0" w:color="auto"/>
+            </w:tcBorders>
+          </w:tcPr>
+          <w:p>
+            <w:pPr>
+              <w:shd w:val="clear" w:color="auto" w:fill="FFFFFF"/>
+              <w:jc w:val="center"/>
+              <w:rPr>
+                <w:bCs/>
+                <w:sz w:val="20"/>
+                <w:szCs w:val="20"/>
+              </w:rPr>
+            </w:pPr>
+            <w:r>
+              <w:rPr>
+                <w:bCs/>
+                <w:sz w:val="20"/>
+                <w:szCs w:val="20"/>
+              </w:rPr>
+              <w:t>12</w:t>
+            </w:r>
+          </w:p>
+        </w:tc>
+        <w:tc>
+          <w:tcPr>
+            <w:tcW w:w="0" w:type="auto"/>
+            <w:tcBorders>
+              <w:top w:val="single" w:sz="4" w:space="0" w:color="auto"/>
+              <w:left w:val="single" w:sz="4" w:space="0" w:color="auto"/>
+              <w:bottom w:val="single" w:sz="4" w:space="0" w:color="auto"/>
+              <w:right w:val="single" w:sz="4" w:space="0" w:color="auto"/>
+            </w:tcBorders>
+          </w:tcPr>
+          <w:p>
+            <w:pPr>
+              <w:shd w:val="clear" w:color="auto" w:fill="FFFFFF"/>
+              <w:rPr>
+                <w:b/>
+                <w:bCs/>
+                <w:sz w:val="20"/>
+                <w:szCs w:val="20"/>
+              </w:rPr>
+            </w:pPr>
+            <w:r>
+              <w:rPr>
+                <w:b/>
+                <w:bCs/>
+                <w:sz w:val="20"/>
+                <w:szCs w:val="20"/>
+              </w:rPr>
+              <w:t>Сравнение Flutter и React Native</w:t>
+            </w:r>
+          </w:p>
+          <w:p>
+            <w:pPr>
+              <w:shd w:val="clear" w:color="auto" w:fill="FFFFFF"/>
+              <w:rPr>
+                <w:bCs/>
+                <w:sz w:val="20"/>
+                <w:szCs w:val="20"/>
+              </w:rPr>
+            </w:pPr>
+            <w:r>
+              <w:rPr>
+                <w:bCs/>
+                <w:sz w:val="20"/>
+                <w:szCs w:val="20"/>
+              </w:rPr>
+              <w:t>Разработать одно и то же экранное приложение на Flutter и React Native, провести сравнительный анализ</w:t>
+            </w:r>
+          </w:p>
+        </w:tc>
+        <w:tc>
+          <w:tcPr>
+            <w:tcW w:w="0" w:type="auto"/>
+            <w:tcBorders>
+              <w:top w:val="single" w:sz="4" w:space="0" w:color="auto"/>
+              <w:left w:val="single" w:sz="4" w:space="0" w:color="auto"/>
+              <w:bottom w:val="single" w:sz="4" w:space="0" w:color="auto"/>
+              <w:right w:val="single" w:sz="4" w:space="0" w:color="auto"/>
+            </w:tcBorders>
+          </w:tcPr>
+          <w:p>
+            <w:pPr>
+              <w:shd w:val="clear" w:color="auto" w:fill="FFFFFF"/>
+              <w:jc w:val="center"/>
+              <w:rPr>
+                <w:bCs/>
+                <w:sz w:val="20"/>
+                <w:szCs w:val="20"/>
+              </w:rPr>
+            </w:pPr>
+            <w:r>
+              <w:rPr>
+                <w:bCs/>
+                <w:sz w:val="20"/>
+                <w:szCs w:val="20"/>
+              </w:rPr>
+              <w:t>2</w:t>
+            </w:r>
+          </w:p>
+        </w:tc>
+        <w:tc>
+          <w:tcPr>
+            <w:tcW w:w="0" w:type="auto"/>
+            <w:tcBorders>
+              <w:top w:val="single" w:sz="4" w:space="0" w:color="auto"/>
+              <w:left w:val="single" w:sz="4" w:space="0" w:color="auto"/>
+              <w:bottom w:val="single" w:sz="4" w:space="0" w:color="auto"/>
+              <w:right w:val="single" w:sz="4" w:space="0" w:color="auto"/>
+            </w:tcBorders>
+          </w:tcPr>
+          <w:p>
+            <w:pPr>
+              <w:shd w:val="clear" w:color="auto" w:fill="FFFFFF"/>
+              <w:jc w:val="center"/>
+              <w:rPr>
+                <w:bCs/>
+                <w:sz w:val="20"/>
+                <w:szCs w:val="20"/>
+              </w:rPr>
+            </w:pPr>
+            <w:r>
+              <w:rPr>
+                <w:bCs/>
+                <w:sz w:val="20"/>
+                <w:szCs w:val="20"/>
+              </w:rPr>
+              <w:t> </w:t>
+            </w:r>
+          </w:p>
+        </w:tc>
+        <w:tc>
+          <w:tcPr>
+            <w:tcW w:w="0" w:type="auto"/>
+            <w:tcBorders>
+              <w:top w:val="single" w:sz="4" w:space="0" w:color="auto"/>
+              <w:left w:val="single" w:sz="4" w:space="0" w:color="auto"/>
+              <w:bottom w:val="single" w:sz="4" w:space="0" w:color="auto"/>
+              <w:right w:val="single" w:sz="4" w:space="0" w:color="auto"/>
+            </w:tcBorders>
+          </w:tcPr>
+          <w:p>
+            <w:pPr>
+              <w:shd w:val="clear" w:color="auto" w:fill="FFFFFF"/>
+              <w:jc w:val="center"/>
+              <w:rPr>
+                <w:bCs/>
+                <w:sz w:val="20"/>
+                <w:szCs w:val="20"/>
+              </w:rPr>
+            </w:pPr>
+            <w:r>
+              <w:rPr>
+                <w:bCs/>
+                <w:sz w:val="20"/>
+                <w:szCs w:val="20"/>
+              </w:rPr>
+              <w:t> </w:t>
+            </w:r>
+          </w:p>
+        </w:tc>
+      </w:tr>
+      <w:tr>
+        <w:trPr>
+          <w:trHeight w:val="65"/>
+        </w:trPr>
+        <w:tc>
+          <w:tcPr>
+            <w:tcW w:w="0" w:type="auto"/>
+            <w:tcBorders>
+              <w:top w:val="single" w:sz="4" w:space="0" w:color="auto"/>
+              <w:left w:val="single" w:sz="4" w:space="0" w:color="auto"/>
+              <w:bottom w:val="single" w:sz="4" w:space="0" w:color="auto"/>
+              <w:right w:val="single" w:sz="4" w:space="0" w:color="auto"/>
+            </w:tcBorders>
+          </w:tcPr>
+          <w:p>
+            <w:pPr>
+              <w:shd w:val="clear" w:color="auto" w:fill="FFFFFF"/>
+              <w:rPr>
+                <w:bCs/>
+                <w:sz w:val="20"/>
+                <w:szCs w:val="20"/>
+              </w:rPr>
+            </w:pPr>
+            <w:r>
+              <w:rPr>
+                <w:bCs/>
+                <w:sz w:val="20"/>
+                <w:szCs w:val="20"/>
+              </w:rPr>
+              <w:t>3-Тестирование, публикация и эксплуатация</w:t>
+            </w:r>
+          </w:p>
+        </w:tc>
+        <w:tc>
+          <w:tcPr>
+            <w:tcW w:w="0" w:type="auto"/>
+            <w:tcBorders>
+              <w:top w:val="single" w:sz="4" w:space="0" w:color="auto"/>
+              <w:left w:val="single" w:sz="4" w:space="0" w:color="auto"/>
+              <w:bottom w:val="single" w:sz="4" w:space="0" w:color="auto"/>
+              <w:right w:val="single" w:sz="4" w:space="0" w:color="auto"/>
+            </w:tcBorders>
+          </w:tcPr>
+          <w:p>
+            <w:pPr>
+              <w:shd w:val="clear" w:color="auto" w:fill="FFFFFF"/>
+              <w:jc w:val="center"/>
+              <w:rPr>
+                <w:bCs/>
+                <w:sz w:val="20"/>
+                <w:szCs w:val="20"/>
+              </w:rPr>
+            </w:pPr>
+            <w:r>
+              <w:rPr>
+                <w:bCs/>
+                <w:sz w:val="20"/>
+                <w:szCs w:val="20"/>
+              </w:rPr>
+              <w:t>13</w:t>
+            </w:r>
+          </w:p>
+        </w:tc>
+        <w:tc>
+          <w:tcPr>
+            <w:tcW w:w="0" w:type="auto"/>
+            <w:tcBorders>
+              <w:top w:val="single" w:sz="4" w:space="0" w:color="auto"/>
+              <w:left w:val="single" w:sz="4" w:space="0" w:color="auto"/>
+              <w:bottom w:val="single" w:sz="4" w:space="0" w:color="auto"/>
+              <w:right w:val="single" w:sz="4" w:space="0" w:color="auto"/>
+            </w:tcBorders>
+          </w:tcPr>
+          <w:p>
+            <w:pPr>
+              <w:shd w:val="clear" w:color="auto" w:fill="FFFFFF"/>
+              <w:rPr>
+                <w:b/>
+                <w:bCs/>
+                <w:sz w:val="20"/>
+                <w:szCs w:val="20"/>
+              </w:rPr>
+            </w:pPr>
+            <w:r>
+              <w:rPr>
+                <w:b/>
+                <w:bCs/>
+                <w:sz w:val="20"/>
+                <w:szCs w:val="20"/>
+              </w:rPr>
+              <w:t>Публикация в Google Play </w:t>
+            </w:r>
+          </w:p>
+          <w:p>
+            <w:pPr>
+              <w:shd w:val="clear" w:color="auto" w:fill="FFFFFF"/>
+              <w:rPr>
+                <w:bCs/>
+                <w:sz w:val="20"/>
+                <w:szCs w:val="20"/>
+              </w:rPr>
+            </w:pPr>
+            <w:r>
+              <w:rPr>
+                <w:bCs/>
+                <w:sz w:val="20"/>
+                <w:szCs w:val="20"/>
+              </w:rPr>
+              <w:t>Подготовить Публикация в Google Play по материалам своей выпускной квалификационной работы </w:t>
+            </w:r>
+          </w:p>
+        </w:tc>
+        <w:tc>
+          <w:tcPr>
+            <w:tcW w:w="0" w:type="auto"/>
+            <w:tcBorders>
+              <w:top w:val="single" w:sz="4" w:space="0" w:color="auto"/>
+              <w:left w:val="single" w:sz="4" w:space="0" w:color="auto"/>
+              <w:bottom w:val="single" w:sz="4" w:space="0" w:color="auto"/>
+              <w:right w:val="single" w:sz="4" w:space="0" w:color="auto"/>
+            </w:tcBorders>
+          </w:tcPr>
+          <w:p>
+            <w:pPr>
+              <w:shd w:val="clear" w:color="auto" w:fill="FFFFFF"/>
+              <w:jc w:val="center"/>
+              <w:rPr>
+                <w:bCs/>
+                <w:sz w:val="20"/>
+                <w:szCs w:val="20"/>
+              </w:rPr>
+            </w:pPr>
+            <w:r>
+              <w:rPr>
+                <w:bCs/>
+                <w:sz w:val="20"/>
+                <w:szCs w:val="20"/>
+              </w:rPr>
+              <w:t>2</w:t>
+            </w:r>
+          </w:p>
+        </w:tc>
+        <w:tc>
+          <w:tcPr>
+            <w:tcW w:w="0" w:type="auto"/>
+            <w:tcBorders>
+              <w:top w:val="single" w:sz="4" w:space="0" w:color="auto"/>
+              <w:left w:val="single" w:sz="4" w:space="0" w:color="auto"/>
+              <w:bottom w:val="single" w:sz="4" w:space="0" w:color="auto"/>
+              <w:right w:val="single" w:sz="4" w:space="0" w:color="auto"/>
+            </w:tcBorders>
+          </w:tcPr>
+          <w:p>
+            <w:pPr>
+              <w:shd w:val="clear" w:color="auto" w:fill="FFFFFF"/>
+              <w:jc w:val="center"/>
+              <w:rPr>
+                <w:bCs/>
+                <w:sz w:val="20"/>
+                <w:szCs w:val="20"/>
+              </w:rPr>
+            </w:pPr>
+            <w:r>
+              <w:rPr>
+                <w:bCs/>
+                <w:sz w:val="20"/>
+                <w:szCs w:val="20"/>
+              </w:rPr>
+              <w:t> </w:t>
+            </w:r>
+          </w:p>
+        </w:tc>
+        <w:tc>
+          <w:tcPr>
+            <w:tcW w:w="0" w:type="auto"/>
+            <w:tcBorders>
+              <w:top w:val="single" w:sz="4" w:space="0" w:color="auto"/>
+              <w:left w:val="single" w:sz="4" w:space="0" w:color="auto"/>
+              <w:bottom w:val="single" w:sz="4" w:space="0" w:color="auto"/>
+              <w:right w:val="single" w:sz="4" w:space="0" w:color="auto"/>
+            </w:tcBorders>
+          </w:tcPr>
+          <w:p>
+            <w:pPr>
+              <w:shd w:val="clear" w:color="auto" w:fill="FFFFFF"/>
+              <w:jc w:val="center"/>
+              <w:rPr>
+                <w:bCs/>
+                <w:sz w:val="20"/>
+                <w:szCs w:val="20"/>
+              </w:rPr>
+            </w:pPr>
+            <w:r>
+              <w:rPr>
+                <w:bCs/>
+                <w:sz w:val="20"/>
+                <w:szCs w:val="20"/>
+              </w:rPr>
+              <w:t> </w:t>
+            </w:r>
+          </w:p>
+        </w:tc>
+      </w:tr>
+      <w:tr>
+        <w:trPr>
+          <w:trHeight w:val="65"/>
+        </w:trPr>
+        <w:tc>
+          <w:tcPr>
+            <w:tcW w:w="0" w:type="auto"/>
+            <w:tcBorders>
+              <w:top w:val="single" w:sz="4" w:space="0" w:color="auto"/>
+              <w:left w:val="single" w:sz="4" w:space="0" w:color="auto"/>
+              <w:bottom w:val="single" w:sz="4" w:space="0" w:color="auto"/>
+              <w:right w:val="single" w:sz="4" w:space="0" w:color="auto"/>
+            </w:tcBorders>
+          </w:tcPr>
+          <w:p>
+            <w:pPr>
+              <w:shd w:val="clear" w:color="auto" w:fill="FFFFFF"/>
+              <w:rPr>
+                <w:bCs/>
+                <w:sz w:val="20"/>
+                <w:szCs w:val="20"/>
+              </w:rPr>
+            </w:pPr>
+            <w:r>
+              <w:rPr>
+                <w:bCs/>
+                <w:sz w:val="20"/>
+                <w:szCs w:val="20"/>
+              </w:rPr>
+              <w:t>3-Тестирование, публикация и эксплуатация</w:t>
+            </w:r>
+          </w:p>
+        </w:tc>
+        <w:tc>
+          <w:tcPr>
+            <w:tcW w:w="0" w:type="auto"/>
+            <w:tcBorders>
+              <w:top w:val="single" w:sz="4" w:space="0" w:color="auto"/>
+              <w:left w:val="single" w:sz="4" w:space="0" w:color="auto"/>
+              <w:bottom w:val="single" w:sz="4" w:space="0" w:color="auto"/>
+              <w:right w:val="single" w:sz="4" w:space="0" w:color="auto"/>
+            </w:tcBorders>
+          </w:tcPr>
+          <w:p>
+            <w:pPr>
+              <w:shd w:val="clear" w:color="auto" w:fill="FFFFFF"/>
+              <w:jc w:val="center"/>
+              <w:rPr>
+                <w:bCs/>
+                <w:sz w:val="20"/>
+                <w:szCs w:val="20"/>
+              </w:rPr>
+            </w:pPr>
+            <w:r>
+              <w:rPr>
+                <w:bCs/>
+                <w:sz w:val="20"/>
+                <w:szCs w:val="20"/>
+              </w:rPr>
+              <w:t>14</w:t>
+            </w:r>
+          </w:p>
+        </w:tc>
+        <w:tc>
+          <w:tcPr>
+            <w:tcW w:w="0" w:type="auto"/>
+            <w:tcBorders>
+              <w:top w:val="single" w:sz="4" w:space="0" w:color="auto"/>
+              <w:left w:val="single" w:sz="4" w:space="0" w:color="auto"/>
+              <w:bottom w:val="single" w:sz="4" w:space="0" w:color="auto"/>
+              <w:right w:val="single" w:sz="4" w:space="0" w:color="auto"/>
+            </w:tcBorders>
+          </w:tcPr>
+          <w:p>
+            <w:pPr>
+              <w:shd w:val="clear" w:color="auto" w:fill="FFFFFF"/>
+              <w:rPr>
+                <w:b/>
+                <w:bCs/>
+                <w:sz w:val="20"/>
+                <w:szCs w:val="20"/>
+              </w:rPr>
+            </w:pPr>
+            <w:r>
+              <w:rPr>
+                <w:b/>
+                <w:bCs/>
+                <w:sz w:val="20"/>
+                <w:szCs w:val="20"/>
+              </w:rPr>
+              <w:t>Обзор чужого кода </w:t>
+            </w:r>
+          </w:p>
+          <w:p>
+            <w:pPr>
+              <w:shd w:val="clear" w:color="auto" w:fill="FFFFFF"/>
+              <w:rPr>
+                <w:bCs/>
+                <w:sz w:val="20"/>
+                <w:szCs w:val="20"/>
+              </w:rPr>
+            </w:pPr>
+            <w:r>
+              <w:rPr>
+                <w:bCs/>
+                <w:sz w:val="20"/>
+                <w:szCs w:val="20"/>
+              </w:rPr>
+              <w:t>Провести code review мобильного приложения соседней команды: архитектура, тесты, безопасность</w:t>
+            </w:r>
+          </w:p>
+        </w:tc>
+        <w:tc>
+          <w:tcPr>
+            <w:tcW w:w="0" w:type="auto"/>
+            <w:tcBorders>
+              <w:top w:val="single" w:sz="4" w:space="0" w:color="auto"/>
+              <w:left w:val="single" w:sz="4" w:space="0" w:color="auto"/>
+              <w:bottom w:val="single" w:sz="4" w:space="0" w:color="auto"/>
+              <w:right w:val="single" w:sz="4" w:space="0" w:color="auto"/>
+            </w:tcBorders>
+          </w:tcPr>
+          <w:p>
+            <w:pPr>
+              <w:shd w:val="clear" w:color="auto" w:fill="FFFFFF"/>
+              <w:jc w:val="center"/>
+              <w:rPr>
+                <w:bCs/>
+                <w:sz w:val="20"/>
+                <w:szCs w:val="20"/>
+              </w:rPr>
+            </w:pPr>
+            <w:r>
+              <w:rPr>
+                <w:bCs/>
+                <w:sz w:val="20"/>
+                <w:szCs w:val="20"/>
+              </w:rPr>
+              <w:t>2</w:t>
+            </w:r>
+          </w:p>
+        </w:tc>
+        <w:tc>
+          <w:tcPr>
+            <w:tcW w:w="0" w:type="auto"/>
+            <w:tcBorders>
+              <w:top w:val="single" w:sz="4" w:space="0" w:color="auto"/>
+              <w:left w:val="single" w:sz="4" w:space="0" w:color="auto"/>
+              <w:bottom w:val="single" w:sz="4" w:space="0" w:color="auto"/>
+              <w:right w:val="single" w:sz="4" w:space="0" w:color="auto"/>
+            </w:tcBorders>
+          </w:tcPr>
+          <w:p>
+            <w:pPr>
+              <w:shd w:val="clear" w:color="auto" w:fill="FFFFFF"/>
+              <w:jc w:val="center"/>
+              <w:rPr>
+                <w:bCs/>
+                <w:sz w:val="20"/>
+                <w:szCs w:val="20"/>
+              </w:rPr>
+            </w:pPr>
+            <w:r>
+              <w:rPr>
+                <w:bCs/>
+                <w:sz w:val="20"/>
+                <w:szCs w:val="20"/>
+              </w:rPr>
+              <w:t> </w:t>
+            </w:r>
+          </w:p>
+        </w:tc>
+        <w:tc>
+          <w:tcPr>
+            <w:tcW w:w="0" w:type="auto"/>
+            <w:tcBorders>
+              <w:top w:val="single" w:sz="4" w:space="0" w:color="auto"/>
+              <w:left w:val="single" w:sz="4" w:space="0" w:color="auto"/>
+              <w:bottom w:val="single" w:sz="4" w:space="0" w:color="auto"/>
+              <w:right w:val="single" w:sz="4" w:space="0" w:color="auto"/>
+            </w:tcBorders>
+          </w:tcPr>
+          <w:p>
+            <w:pPr>
+              <w:shd w:val="clear" w:color="auto" w:fill="FFFFFF"/>
+              <w:jc w:val="center"/>
+              <w:rPr>
+                <w:bCs/>
+                <w:sz w:val="20"/>
+                <w:szCs w:val="20"/>
+              </w:rPr>
+            </w:pPr>
+            <w:r>
+              <w:rPr>
+                <w:bCs/>
+                <w:sz w:val="20"/>
+                <w:szCs w:val="20"/>
+              </w:rPr>
+              <w:t> </w:t>
+            </w:r>
+          </w:p>
+        </w:tc>
+      </w:tr>
+      <w:tr>
+        <w:trPr>
+          <w:trHeight w:val="65"/>
+        </w:trPr>
+        <w:tc>
+          <w:tcPr>
+            <w:tcW w:w="0" w:type="auto"/>
+            <w:tcBorders>
+              <w:top w:val="single" w:sz="4" w:space="0" w:color="auto"/>
+              <w:left w:val="single" w:sz="4" w:space="0" w:color="auto"/>
+              <w:bottom w:val="single" w:sz="4" w:space="0" w:color="auto"/>
+              <w:right w:val="single" w:sz="4" w:space="0" w:color="auto"/>
+            </w:tcBorders>
+          </w:tcPr>
+          <w:p>
+            <w:pPr>
+              <w:shd w:val="clear" w:color="auto" w:fill="FFFFFF"/>
+              <w:rPr>
+                <w:bCs/>
+                <w:sz w:val="20"/>
+                <w:szCs w:val="20"/>
+              </w:rPr>
+            </w:pPr>
+            <w:r>
+              <w:rPr>
+                <w:bCs/>
+                <w:sz w:val="20"/>
+                <w:szCs w:val="20"/>
+              </w:rPr>
+              <w:t>3-Тестирование, публикация и эксплуатация</w:t>
+            </w:r>
+          </w:p>
+        </w:tc>
+        <w:tc>
+          <w:tcPr>
+            <w:tcW w:w="0" w:type="auto"/>
+            <w:tcBorders>
+              <w:top w:val="single" w:sz="4" w:space="0" w:color="auto"/>
+              <w:left w:val="single" w:sz="4" w:space="0" w:color="auto"/>
+              <w:bottom w:val="single" w:sz="4" w:space="0" w:color="auto"/>
+              <w:right w:val="single" w:sz="4" w:space="0" w:color="auto"/>
+            </w:tcBorders>
+          </w:tcPr>
+          <w:p>
+            <w:pPr>
+              <w:shd w:val="clear" w:color="auto" w:fill="FFFFFF"/>
+              <w:jc w:val="center"/>
+              <w:rPr>
+                <w:bCs/>
+                <w:sz w:val="20"/>
+                <w:szCs w:val="20"/>
+              </w:rPr>
+            </w:pPr>
+            <w:r>
+              <w:rPr>
+                <w:bCs/>
+                <w:sz w:val="20"/>
+                <w:szCs w:val="20"/>
+              </w:rPr>
+              <w:t>15</w:t>
+            </w:r>
+          </w:p>
+        </w:tc>
+        <w:tc>
+          <w:tcPr>
+            <w:tcW w:w="0" w:type="auto"/>
+            <w:tcBorders>
+              <w:top w:val="single" w:sz="4" w:space="0" w:color="auto"/>
+              <w:left w:val="single" w:sz="4" w:space="0" w:color="auto"/>
+              <w:bottom w:val="single" w:sz="4" w:space="0" w:color="auto"/>
+              <w:right w:val="single" w:sz="4" w:space="0" w:color="auto"/>
+            </w:tcBorders>
+          </w:tcPr>
+          <w:p>
+            <w:pPr>
+              <w:shd w:val="clear" w:color="auto" w:fill="FFFFFF"/>
+              <w:rPr>
+                <w:b/>
+                <w:bCs/>
+                <w:sz w:val="20"/>
+                <w:szCs w:val="20"/>
+              </w:rPr>
+            </w:pPr>
+            <w:r>
+              <w:rPr>
+                <w:b/>
+                <w:bCs/>
+                <w:sz w:val="20"/>
+                <w:szCs w:val="20"/>
+              </w:rPr>
+              <w:t>Мониторинг и аналитика </w:t>
+            </w:r>
+          </w:p>
+          <w:p>
+            <w:pPr>
+              <w:shd w:val="clear" w:color="auto" w:fill="FFFFFF"/>
+              <w:rPr>
+                <w:bCs/>
+                <w:sz w:val="20"/>
+                <w:szCs w:val="20"/>
+              </w:rPr>
+            </w:pPr>
+            <w:r>
+              <w:rPr>
+                <w:bCs/>
+                <w:sz w:val="20"/>
+                <w:szCs w:val="20"/>
+              </w:rPr>
+              <w:t>Подключить Firebase Crashlytics и Analytics, настроить события и воронки конверсии</w:t>
+            </w:r>
+          </w:p>
+        </w:tc>
+        <w:tc>
+          <w:tcPr>
+            <w:tcW w:w="0" w:type="auto"/>
+            <w:tcBorders>
+              <w:top w:val="single" w:sz="4" w:space="0" w:color="auto"/>
+              <w:left w:val="single" w:sz="4" w:space="0" w:color="auto"/>
+              <w:bottom w:val="single" w:sz="4" w:space="0" w:color="auto"/>
+              <w:right w:val="single" w:sz="4" w:space="0" w:color="auto"/>
+            </w:tcBorders>
+          </w:tcPr>
+          <w:p>
+            <w:pPr>
+              <w:shd w:val="clear" w:color="auto" w:fill="FFFFFF"/>
+              <w:jc w:val="center"/>
+              <w:rPr>
+                <w:bCs/>
+                <w:sz w:val="20"/>
+                <w:szCs w:val="20"/>
+              </w:rPr>
+            </w:pPr>
+            <w:r>
+              <w:rPr>
+                <w:bCs/>
+                <w:sz w:val="20"/>
+                <w:szCs w:val="20"/>
+              </w:rPr>
+              <w:t>2</w:t>
+            </w:r>
+          </w:p>
+        </w:tc>
+        <w:tc>
+          <w:tcPr>
+            <w:tcW w:w="0" w:type="auto"/>
+            <w:tcBorders>
+              <w:top w:val="single" w:sz="4" w:space="0" w:color="auto"/>
+              <w:left w:val="single" w:sz="4" w:space="0" w:color="auto"/>
+              <w:bottom w:val="single" w:sz="4" w:space="0" w:color="auto"/>
+              <w:right w:val="single" w:sz="4" w:space="0" w:color="auto"/>
+            </w:tcBorders>
+          </w:tcPr>
+          <w:p>
+            <w:pPr>
+              <w:shd w:val="clear" w:color="auto" w:fill="FFFFFF"/>
+              <w:jc w:val="center"/>
+              <w:rPr>
+                <w:bCs/>
+                <w:sz w:val="20"/>
+                <w:szCs w:val="20"/>
+              </w:rPr>
+            </w:pPr>
+            <w:r>
+              <w:rPr>
+                <w:bCs/>
+                <w:sz w:val="20"/>
+                <w:szCs w:val="20"/>
+              </w:rPr>
+              <w:t> </w:t>
+            </w:r>
+          </w:p>
+        </w:tc>
+        <w:tc>
+          <w:tcPr>
+            <w:tcW w:w="0" w:type="auto"/>
+            <w:tcBorders>
+              <w:top w:val="single" w:sz="4" w:space="0" w:color="auto"/>
+              <w:left w:val="single" w:sz="4" w:space="0" w:color="auto"/>
+              <w:bottom w:val="single" w:sz="4" w:space="0" w:color="auto"/>
+              <w:right w:val="single" w:sz="4" w:space="0" w:color="auto"/>
+            </w:tcBorders>
+          </w:tcPr>
+          <w:p>
+            <w:pPr>
+              <w:shd w:val="clear" w:color="auto" w:fill="FFFFFF"/>
+              <w:jc w:val="center"/>
+              <w:rPr>
+                <w:bCs/>
+                <w:sz w:val="20"/>
+                <w:szCs w:val="20"/>
+              </w:rPr>
+            </w:pPr>
+            <w:r>
+              <w:rPr>
+                <w:bCs/>
+                <w:sz w:val="20"/>
+                <w:szCs w:val="20"/>
+              </w:rPr>
+              <w:t> </w:t>
+            </w:r>
+          </w:p>
+        </w:tc>
+      </w:tr>
+      <w:tr>
+        <w:trPr>
+          <w:trHeight w:val="65"/>
+        </w:trPr>
+        <w:tc>
+          <w:tcPr>
+            <w:tcW w:w="0" w:type="auto"/>
+            <w:tcBorders>
+              <w:top w:val="single" w:sz="4" w:space="0" w:color="auto"/>
+              <w:left w:val="single" w:sz="4" w:space="0" w:color="auto"/>
+              <w:bottom w:val="single" w:sz="4" w:space="0" w:color="auto"/>
+              <w:right w:val="single" w:sz="4" w:space="0" w:color="auto"/>
+            </w:tcBorders>
+          </w:tcPr>
+          <w:p>
+            <w:pPr>
+              <w:shd w:val="clear" w:color="auto" w:fill="FFFFFF"/>
+              <w:rPr>
+                <w:bCs/>
+                <w:sz w:val="20"/>
+                <w:szCs w:val="20"/>
+              </w:rPr>
+            </w:pPr>
+            <w:r>
+              <w:rPr>
+                <w:bCs/>
+                <w:sz w:val="20"/>
+                <w:szCs w:val="20"/>
+              </w:rPr>
+              <w:t>3-Тестирование, публикация и эксплуатация</w:t>
+            </w:r>
+          </w:p>
+        </w:tc>
+        <w:tc>
+          <w:tcPr>
+            <w:tcW w:w="0" w:type="auto"/>
+            <w:tcBorders>
+              <w:top w:val="single" w:sz="4" w:space="0" w:color="auto"/>
+              <w:left w:val="single" w:sz="4" w:space="0" w:color="auto"/>
+              <w:bottom w:val="single" w:sz="4" w:space="0" w:color="auto"/>
+              <w:right w:val="single" w:sz="4" w:space="0" w:color="auto"/>
+            </w:tcBorders>
+          </w:tcPr>
+          <w:p>
+            <w:pPr>
+              <w:shd w:val="clear" w:color="auto" w:fill="FFFFFF"/>
+              <w:jc w:val="center"/>
+              <w:rPr>
+                <w:bCs/>
+                <w:sz w:val="20"/>
+                <w:szCs w:val="20"/>
+              </w:rPr>
+            </w:pPr>
+            <w:r>
+              <w:rPr>
+                <w:bCs/>
+                <w:sz w:val="20"/>
+                <w:szCs w:val="20"/>
+              </w:rPr>
+              <w:t>16</w:t>
+            </w:r>
+          </w:p>
+        </w:tc>
+        <w:tc>
+          <w:tcPr>
+            <w:tcW w:w="0" w:type="auto"/>
+            <w:tcBorders>
+              <w:top w:val="single" w:sz="4" w:space="0" w:color="auto"/>
+              <w:left w:val="single" w:sz="4" w:space="0" w:color="auto"/>
+              <w:bottom w:val="single" w:sz="4" w:space="0" w:color="auto"/>
+              <w:right w:val="single" w:sz="4" w:space="0" w:color="auto"/>
+            </w:tcBorders>
+          </w:tcPr>
+          <w:p>
+            <w:pPr>
+              <w:shd w:val="clear" w:color="auto" w:fill="FFFFFF"/>
+              <w:rPr>
+                <w:b/>
+                <w:bCs/>
+                <w:sz w:val="20"/>
+                <w:szCs w:val="20"/>
+              </w:rPr>
+            </w:pPr>
+            <w:r>
+              <w:rPr>
+                <w:b/>
+                <w:bCs/>
+                <w:sz w:val="20"/>
+                <w:szCs w:val="20"/>
+              </w:rPr>
+              <w:t>Безопасность мобильного приложения</w:t>
+            </w:r>
+          </w:p>
+          <w:p>
+            <w:pPr>
+              <w:shd w:val="clear" w:color="auto" w:fill="FFFFFF"/>
+              <w:rPr>
+                <w:bCs/>
+                <w:sz w:val="20"/>
+                <w:szCs w:val="20"/>
+              </w:rPr>
+            </w:pPr>
+            <w:r>
+              <w:rPr>
+                <w:bCs/>
+                <w:sz w:val="20"/>
+                <w:szCs w:val="20"/>
+              </w:rPr>
+              <w:t>Провести аудит безопасности приложения: хранение токенов, certificate pinning, обфускация кода</w:t>
+            </w:r>
+          </w:p>
+        </w:tc>
+        <w:tc>
+          <w:tcPr>
+            <w:tcW w:w="0" w:type="auto"/>
+            <w:tcBorders>
+              <w:top w:val="single" w:sz="4" w:space="0" w:color="auto"/>
+              <w:left w:val="single" w:sz="4" w:space="0" w:color="auto"/>
+              <w:bottom w:val="single" w:sz="4" w:space="0" w:color="auto"/>
+              <w:right w:val="single" w:sz="4" w:space="0" w:color="auto"/>
+            </w:tcBorders>
+          </w:tcPr>
+          <w:p>
+            <w:pPr>
+              <w:shd w:val="clear" w:color="auto" w:fill="FFFFFF"/>
+              <w:jc w:val="center"/>
+              <w:rPr>
+                <w:bCs/>
+                <w:sz w:val="20"/>
+                <w:szCs w:val="20"/>
+              </w:rPr>
+            </w:pPr>
+            <w:r>
+              <w:rPr>
+                <w:bCs/>
+                <w:sz w:val="20"/>
+                <w:szCs w:val="20"/>
+              </w:rPr>
+              <w:t>2</w:t>
+            </w:r>
+          </w:p>
+        </w:tc>
+        <w:tc>
+          <w:tcPr>
+            <w:tcW w:w="0" w:type="auto"/>
+            <w:tcBorders>
+              <w:top w:val="single" w:sz="4" w:space="0" w:color="auto"/>
+              <w:left w:val="single" w:sz="4" w:space="0" w:color="auto"/>
+              <w:bottom w:val="single" w:sz="4" w:space="0" w:color="auto"/>
+              <w:right w:val="single" w:sz="4" w:space="0" w:color="auto"/>
+            </w:tcBorders>
+          </w:tcPr>
+          <w:p>
+            <w:pPr>
+              <w:shd w:val="clear" w:color="auto" w:fill="FFFFFF"/>
+              <w:jc w:val="center"/>
+              <w:rPr>
+                <w:bCs/>
+                <w:sz w:val="20"/>
+                <w:szCs w:val="20"/>
+              </w:rPr>
+            </w:pPr>
+            <w:r>
+              <w:rPr>
+                <w:bCs/>
+                <w:sz w:val="20"/>
+                <w:szCs w:val="20"/>
+              </w:rPr>
+              <w:t> </w:t>
+            </w:r>
+          </w:p>
+        </w:tc>
+        <w:tc>
+          <w:tcPr>
+            <w:tcW w:w="0" w:type="auto"/>
+            <w:tcBorders>
+              <w:top w:val="single" w:sz="4" w:space="0" w:color="auto"/>
+              <w:left w:val="single" w:sz="4" w:space="0" w:color="auto"/>
+              <w:bottom w:val="single" w:sz="4" w:space="0" w:color="auto"/>
+              <w:right w:val="single" w:sz="4" w:space="0" w:color="auto"/>
+            </w:tcBorders>
+          </w:tcPr>
+          <w:p>
+            <w:pPr>
+              <w:shd w:val="clear" w:color="auto" w:fill="FFFFFF"/>
+              <w:jc w:val="center"/>
+              <w:rPr>
+                <w:bCs/>
+                <w:sz w:val="20"/>
+                <w:szCs w:val="20"/>
+              </w:rPr>
+            </w:pPr>
+            <w:r>
+              <w:rPr>
+                <w:bCs/>
+                <w:sz w:val="20"/>
+                <w:szCs w:val="20"/>
+              </w:rPr>
+              <w:t> </w:t>
+            </w:r>
+          </w:p>
+        </w:tc>
+      </w:tr>
+      <w:tr>
+        <w:trPr>
+          <w:trHeight w:val="65"/>
+        </w:trPr>
+        <w:tc>
+          <w:tcPr>
+            <w:tcW w:w="0" w:type="auto"/>
+            <w:tcBorders>
+              <w:top w:val="single" w:sz="4" w:space="0" w:color="auto"/>
+              <w:left w:val="single" w:sz="4" w:space="0" w:color="auto"/>
+              <w:bottom w:val="single" w:sz="4" w:space="0" w:color="auto"/>
+              <w:right w:val="single" w:sz="4" w:space="0" w:color="auto"/>
+            </w:tcBorders>
+          </w:tcPr>
+          <w:p>
+            <w:pPr>
+              <w:shd w:val="clear" w:color="auto" w:fill="FFFFFF"/>
+              <w:rPr>
+                <w:bCs/>
+                <w:sz w:val="20"/>
+                <w:szCs w:val="20"/>
+              </w:rPr>
+            </w:pPr>
+            <w:r>
+              <w:rPr>
+                <w:bCs/>
+                <w:sz w:val="20"/>
+                <w:szCs w:val="20"/>
+              </w:rPr>
+              <w:t>3-Тестирование, публикация и эксплуатация</w:t>
+            </w:r>
+          </w:p>
+        </w:tc>
+        <w:tc>
+          <w:tcPr>
+            <w:tcW w:w="0" w:type="auto"/>
+            <w:tcBorders>
+              <w:top w:val="single" w:sz="4" w:space="0" w:color="auto"/>
+              <w:left w:val="single" w:sz="4" w:space="0" w:color="auto"/>
+              <w:bottom w:val="single" w:sz="4" w:space="0" w:color="auto"/>
+              <w:right w:val="single" w:sz="4" w:space="0" w:color="auto"/>
+            </w:tcBorders>
+          </w:tcPr>
+          <w:p>
+            <w:pPr>
+              <w:shd w:val="clear" w:color="auto" w:fill="FFFFFF"/>
+              <w:jc w:val="center"/>
+              <w:rPr>
+                <w:bCs/>
+                <w:sz w:val="20"/>
+                <w:szCs w:val="20"/>
+              </w:rPr>
+            </w:pPr>
+            <w:r>
+              <w:rPr>
+                <w:bCs/>
+                <w:sz w:val="20"/>
+                <w:szCs w:val="20"/>
+              </w:rPr>
+              <w:t>17</w:t>
+            </w:r>
+          </w:p>
+        </w:tc>
+        <w:tc>
+          <w:tcPr>
+            <w:tcW w:w="0" w:type="auto"/>
+            <w:tcBorders>
+              <w:top w:val="single" w:sz="4" w:space="0" w:color="auto"/>
+              <w:left w:val="single" w:sz="4" w:space="0" w:color="auto"/>
+              <w:bottom w:val="single" w:sz="4" w:space="0" w:color="auto"/>
+              <w:right w:val="single" w:sz="4" w:space="0" w:color="auto"/>
+            </w:tcBorders>
+          </w:tcPr>
+          <w:p>
+            <w:pPr>
+              <w:shd w:val="clear" w:color="auto" w:fill="FFFFFF"/>
+              <w:rPr>
+                <w:b/>
+                <w:bCs/>
+                <w:sz w:val="20"/>
+                <w:szCs w:val="20"/>
+              </w:rPr>
+            </w:pPr>
+            <w:r>
+              <w:rPr>
+                <w:b/>
+                <w:bCs/>
+                <w:sz w:val="20"/>
+                <w:szCs w:val="20"/>
+              </w:rPr>
+              <w:t>Оптимизация размера приложения </w:t>
+            </w:r>
+          </w:p>
+          <w:p>
+            <w:pPr>
+              <w:shd w:val="clear" w:color="auto" w:fill="FFFFFF"/>
+              <w:rPr>
+                <w:bCs/>
+                <w:sz w:val="20"/>
+                <w:szCs w:val="20"/>
+              </w:rPr>
+            </w:pPr>
+            <w:r>
+              <w:rPr>
+                <w:bCs/>
+                <w:sz w:val="20"/>
+                <w:szCs w:val="20"/>
+              </w:rPr>
+              <w:t>Оптимизировать размер APK/AAB: tree shaking, ProGuard/R8, анализ зависимостей</w:t>
+            </w:r>
+          </w:p>
+        </w:tc>
+        <w:tc>
+          <w:tcPr>
+            <w:tcW w:w="0" w:type="auto"/>
+            <w:tcBorders>
+              <w:top w:val="single" w:sz="4" w:space="0" w:color="auto"/>
+              <w:left w:val="single" w:sz="4" w:space="0" w:color="auto"/>
+              <w:bottom w:val="single" w:sz="4" w:space="0" w:color="auto"/>
+              <w:right w:val="single" w:sz="4" w:space="0" w:color="auto"/>
+            </w:tcBorders>
+          </w:tcPr>
+          <w:p>
+            <w:pPr>
+              <w:shd w:val="clear" w:color="auto" w:fill="FFFFFF"/>
+              <w:jc w:val="center"/>
+              <w:rPr>
+                <w:bCs/>
+                <w:sz w:val="20"/>
+                <w:szCs w:val="20"/>
+              </w:rPr>
+            </w:pPr>
+            <w:r>
+              <w:rPr>
+                <w:bCs/>
+                <w:sz w:val="20"/>
+                <w:szCs w:val="20"/>
+              </w:rPr>
+              <w:t>2</w:t>
+            </w:r>
+          </w:p>
+        </w:tc>
+        <w:tc>
+          <w:tcPr>
+            <w:tcW w:w="0" w:type="auto"/>
+            <w:tcBorders>
+              <w:top w:val="single" w:sz="4" w:space="0" w:color="auto"/>
+              <w:left w:val="single" w:sz="4" w:space="0" w:color="auto"/>
+              <w:bottom w:val="single" w:sz="4" w:space="0" w:color="auto"/>
+              <w:right w:val="single" w:sz="4" w:space="0" w:color="auto"/>
+            </w:tcBorders>
+          </w:tcPr>
+          <w:p>
+            <w:pPr>
+              <w:shd w:val="clear" w:color="auto" w:fill="FFFFFF"/>
+              <w:jc w:val="center"/>
+              <w:rPr>
+                <w:bCs/>
+                <w:sz w:val="20"/>
+                <w:szCs w:val="20"/>
+              </w:rPr>
+            </w:pPr>
+            <w:r>
+              <w:rPr>
+                <w:bCs/>
+                <w:sz w:val="20"/>
+                <w:szCs w:val="20"/>
+              </w:rPr>
+              <w:t> </w:t>
+            </w:r>
+          </w:p>
+        </w:tc>
+        <w:tc>
+          <w:tcPr>
+            <w:tcW w:w="0" w:type="auto"/>
+            <w:tcBorders>
+              <w:top w:val="single" w:sz="4" w:space="0" w:color="auto"/>
+              <w:left w:val="single" w:sz="4" w:space="0" w:color="auto"/>
+              <w:bottom w:val="single" w:sz="4" w:space="0" w:color="auto"/>
+              <w:right w:val="single" w:sz="4" w:space="0" w:color="auto"/>
+            </w:tcBorders>
+          </w:tcPr>
+          <w:p>
+            <w:pPr>
+              <w:shd w:val="clear" w:color="auto" w:fill="FFFFFF"/>
+              <w:jc w:val="center"/>
+              <w:rPr>
+                <w:bCs/>
+                <w:sz w:val="20"/>
+                <w:szCs w:val="20"/>
+              </w:rPr>
+            </w:pPr>
+            <w:r>
+              <w:rPr>
+                <w:bCs/>
+                <w:sz w:val="20"/>
+                <w:szCs w:val="20"/>
+              </w:rPr>
+              <w:t> </w:t>
+            </w:r>
+          </w:p>
+        </w:tc>
+      </w:tr>
+      <w:tr>
+        <w:trPr>
+          <w:trHeight w:val="65"/>
+        </w:trPr>
+        <w:tc>
+          <w:tcPr>
+            <w:tcW w:w="0" w:type="auto"/>
+            <w:tcBorders>
+              <w:top w:val="single" w:sz="4" w:space="0" w:color="auto"/>
+              <w:left w:val="single" w:sz="4" w:space="0" w:color="auto"/>
+              <w:bottom w:val="single" w:sz="4" w:space="0" w:color="auto"/>
+              <w:right w:val="single" w:sz="4" w:space="0" w:color="auto"/>
+            </w:tcBorders>
+          </w:tcPr>
+          <w:p>
+            <w:pPr>
+              <w:shd w:val="clear" w:color="auto" w:fill="FFFFFF"/>
+              <w:rPr>
+                <w:bCs/>
+                <w:sz w:val="20"/>
+                <w:szCs w:val="20"/>
+              </w:rPr>
+            </w:pPr>
+            <w:r>
+              <w:rPr>
+                <w:bCs/>
+                <w:sz w:val="20"/>
+                <w:szCs w:val="20"/>
+              </w:rPr>
+              <w:t>3-Тестирование, публикация и эксплуатация</w:t>
+            </w:r>
+          </w:p>
+        </w:tc>
+        <w:tc>
+          <w:tcPr>
+            <w:tcW w:w="0" w:type="auto"/>
+            <w:tcBorders>
+              <w:top w:val="single" w:sz="4" w:space="0" w:color="auto"/>
+              <w:left w:val="single" w:sz="4" w:space="0" w:color="auto"/>
+              <w:bottom w:val="single" w:sz="4" w:space="0" w:color="auto"/>
+              <w:right w:val="single" w:sz="4" w:space="0" w:color="auto"/>
+            </w:tcBorders>
+          </w:tcPr>
+          <w:p>
+            <w:pPr>
+              <w:shd w:val="clear" w:color="auto" w:fill="FFFFFF"/>
+              <w:jc w:val="center"/>
+              <w:rPr>
+                <w:bCs/>
+                <w:sz w:val="20"/>
+                <w:szCs w:val="20"/>
+              </w:rPr>
+            </w:pPr>
+            <w:r>
+              <w:rPr>
+                <w:bCs/>
+                <w:sz w:val="20"/>
+                <w:szCs w:val="20"/>
+              </w:rPr>
+              <w:t>18</w:t>
+            </w:r>
+          </w:p>
+        </w:tc>
+        <w:tc>
+          <w:tcPr>
+            <w:tcW w:w="0" w:type="auto"/>
+            <w:tcBorders>
+              <w:top w:val="single" w:sz="4" w:space="0" w:color="auto"/>
+              <w:left w:val="single" w:sz="4" w:space="0" w:color="auto"/>
+              <w:bottom w:val="single" w:sz="4" w:space="0" w:color="auto"/>
+              <w:right w:val="single" w:sz="4" w:space="0" w:color="auto"/>
+            </w:tcBorders>
+          </w:tcPr>
+          <w:p>
+            <w:pPr>
+              <w:shd w:val="clear" w:color="auto" w:fill="FFFFFF"/>
+              <w:rPr>
+                <w:b/>
+                <w:bCs/>
+                <w:sz w:val="20"/>
+                <w:szCs w:val="20"/>
+              </w:rPr>
+            </w:pPr>
+            <w:r>
+              <w:rPr>
+                <w:b/>
+                <w:bCs/>
+                <w:sz w:val="20"/>
+                <w:szCs w:val="20"/>
+              </w:rPr>
+              <w:t>Защита финального проекта </w:t>
+            </w:r>
+          </w:p>
+          <w:p>
+            <w:pPr>
+              <w:shd w:val="clear" w:color="auto" w:fill="FFFFFF"/>
+              <w:rPr>
+                <w:bCs/>
+                <w:sz w:val="20"/>
+                <w:szCs w:val="20"/>
+              </w:rPr>
+            </w:pPr>
+            <w:r>
+              <w:rPr>
+                <w:bCs/>
+                <w:sz w:val="20"/>
+                <w:szCs w:val="20"/>
+              </w:rPr>
+              <w:t>Защитить финальный мобильный проект: демонстрация на устройстве, обсуждение архитектурных решений</w:t>
+            </w:r>
+          </w:p>
+        </w:tc>
+        <w:tc>
+          <w:tcPr>
+            <w:tcW w:w="0" w:type="auto"/>
+            <w:tcBorders>
+              <w:top w:val="single" w:sz="4" w:space="0" w:color="auto"/>
+              <w:left w:val="single" w:sz="4" w:space="0" w:color="auto"/>
+              <w:bottom w:val="single" w:sz="4" w:space="0" w:color="auto"/>
+              <w:right w:val="single" w:sz="4" w:space="0" w:color="auto"/>
+            </w:tcBorders>
+          </w:tcPr>
+          <w:p>
+            <w:pPr>
+              <w:shd w:val="clear" w:color="auto" w:fill="FFFFFF"/>
+              <w:jc w:val="center"/>
+              <w:rPr>
+                <w:bCs/>
+                <w:sz w:val="20"/>
+                <w:szCs w:val="20"/>
+              </w:rPr>
+            </w:pPr>
+            <w:r>
+              <w:rPr>
+                <w:bCs/>
+                <w:sz w:val="20"/>
+                <w:szCs w:val="20"/>
+              </w:rPr>
+              <w:t>2</w:t>
+            </w:r>
+          </w:p>
+        </w:tc>
+        <w:tc>
+          <w:tcPr>
+            <w:tcW w:w="0" w:type="auto"/>
+            <w:tcBorders>
+              <w:top w:val="single" w:sz="4" w:space="0" w:color="auto"/>
+              <w:left w:val="single" w:sz="4" w:space="0" w:color="auto"/>
+              <w:bottom w:val="single" w:sz="4" w:space="0" w:color="auto"/>
+              <w:right w:val="single" w:sz="4" w:space="0" w:color="auto"/>
+            </w:tcBorders>
+          </w:tcPr>
+          <w:p>
+            <w:pPr>
+              <w:shd w:val="clear" w:color="auto" w:fill="FFFFFF"/>
+              <w:jc w:val="center"/>
+              <w:rPr>
+                <w:bCs/>
+                <w:sz w:val="20"/>
+                <w:szCs w:val="20"/>
+              </w:rPr>
+            </w:pPr>
+            <w:r>
+              <w:rPr>
+                <w:bCs/>
+                <w:sz w:val="20"/>
+                <w:szCs w:val="20"/>
+              </w:rPr>
+              <w:t> </w:t>
+            </w:r>
+          </w:p>
+        </w:tc>
+        <w:tc>
+          <w:tcPr>
+            <w:tcW w:w="0" w:type="auto"/>
+            <w:tcBorders>
+              <w:top w:val="single" w:sz="4" w:space="0" w:color="auto"/>
+              <w:left w:val="single" w:sz="4" w:space="0" w:color="auto"/>
+              <w:bottom w:val="single" w:sz="4" w:space="0" w:color="auto"/>
+              <w:right w:val="single" w:sz="4" w:space="0" w:color="auto"/>
+            </w:tcBorders>
+          </w:tcPr>
+          <w:p>
+            <w:pPr>
+              <w:shd w:val="clear" w:color="auto" w:fill="FFFFFF"/>
+              <w:jc w:val="center"/>
+              <w:rPr>
+                <w:bCs/>
+                <w:sz w:val="20"/>
+                <w:szCs w:val="20"/>
+              </w:rPr>
+            </w:pPr>
+            <w:r>
+              <w:rPr>
+                <w:bCs/>
+                <w:sz w:val="20"/>
+                <w:szCs w:val="20"/>
+              </w:rPr>
+              <w:t> </w:t>
+            </w:r>
+          </w:p>
+        </w:tc>
+      </w:tr>
+      <w:tr>
+        <w:trPr>
+          <w:trHeight w:val="65"/>
+        </w:trPr>
+        <w:tc>
+          <w:tcPr>
+            <w:tcW w:w="0" w:type="auto"/>
+            <w:tcBorders>
+              <w:top w:val="single" w:sz="4" w:space="0" w:color="auto"/>
+              <w:left w:val="single" w:sz="4" w:space="0" w:color="auto"/>
+              <w:bottom w:val="single" w:sz="4" w:space="0" w:color="auto"/>
+              <w:right w:val="single" w:sz="4" w:space="0" w:color="auto"/>
+            </w:tcBorders>
+          </w:tcPr>
+          <w:p>
+            <w:pPr>
+              <w:shd w:val="clear" w:color="auto" w:fill="FFFFFF"/>
+              <w:rPr>
+                <w:bCs/>
+                <w:sz w:val="20"/>
+                <w:szCs w:val="20"/>
+              </w:rPr>
+            </w:pPr>
+            <w:r>
+              <w:rPr>
+                <w:bCs/>
+                <w:sz w:val="20"/>
+                <w:szCs w:val="20"/>
+              </w:rPr>
+              <w:t>-</w:t>
+            </w:r>
+          </w:p>
+        </w:tc>
+        <w:tc>
+          <w:tcPr>
+            <w:tcW w:w="0" w:type="auto"/>
+            <w:tcBorders>
+              <w:top w:val="single" w:sz="4" w:space="0" w:color="auto"/>
+              <w:left w:val="single" w:sz="4" w:space="0" w:color="auto"/>
+              <w:bottom w:val="single" w:sz="4" w:space="0" w:color="auto"/>
+              <w:right w:val="single" w:sz="4" w:space="0" w:color="auto"/>
+            </w:tcBorders>
+          </w:tcPr>
+          <w:p>
+            <w:pPr>
+              <w:shd w:val="clear" w:color="auto" w:fill="FFFFFF"/>
+              <w:jc w:val="center"/>
+              <w:rPr>
+                <w:bCs/>
+                <w:sz w:val="20"/>
+                <w:szCs w:val="20"/>
+              </w:rPr>
+            </w:pPr>
+            <w:r>
+              <w:rPr>
+                <w:bCs/>
+                <w:sz w:val="20"/>
+                <w:szCs w:val="20"/>
+              </w:rPr>
+              <w:t> </w:t>
+            </w:r>
+          </w:p>
+        </w:tc>
+        <w:tc>
+          <w:tcPr>
+            <w:tcW w:w="0" w:type="auto"/>
+            <w:tcBorders>
+              <w:top w:val="single" w:sz="4" w:space="0" w:color="auto"/>
+              <w:left w:val="single" w:sz="4" w:space="0" w:color="auto"/>
+              <w:bottom w:val="single" w:sz="4" w:space="0" w:color="auto"/>
+              <w:right w:val="single" w:sz="4" w:space="0" w:color="auto"/>
+            </w:tcBorders>
+          </w:tcPr>
+          <w:p>
+            <w:pPr>
+              <w:shd w:val="clear" w:color="auto" w:fill="FFFFFF"/>
+              <w:rPr>
+                <w:b/>
+                <w:bCs/>
+                <w:sz w:val="20"/>
+                <w:szCs w:val="20"/>
+              </w:rPr>
+            </w:pPr>
+            <w:r>
+              <w:rPr>
+                <w:b/>
+                <w:bCs/>
+                <w:sz w:val="20"/>
+                <w:szCs w:val="20"/>
+              </w:rPr>
+              <w:t>ИТОГО:</w:t>
+            </w:r>
+          </w:p>
+          <w:p>
+            <w:pPr>
+              <w:shd w:val="clear" w:color="auto" w:fill="FFFFFF"/>
+              <w:rPr>
+                <w:bCs/>
+                <w:sz w:val="20"/>
+                <w:szCs w:val="20"/>
+              </w:rPr>
+            </w:pPr>
+            <w:r>
+              <w:rPr>
+                <w:bCs/>
+                <w:sz w:val="20"/>
+                <w:szCs w:val="20"/>
+              </w:rPr>
+              <w:t> </w:t>
+            </w:r>
+          </w:p>
+        </w:tc>
+        <w:tc>
+          <w:tcPr>
+            <w:tcW w:w="0" w:type="auto"/>
+            <w:tcBorders>
+              <w:top w:val="single" w:sz="4" w:space="0" w:color="auto"/>
+              <w:left w:val="single" w:sz="4" w:space="0" w:color="auto"/>
+              <w:bottom w:val="single" w:sz="4" w:space="0" w:color="auto"/>
+              <w:right w:val="single" w:sz="4" w:space="0" w:color="auto"/>
+            </w:tcBorders>
+          </w:tcPr>
+          <w:p>
+            <w:pPr>
+              <w:shd w:val="clear" w:color="auto" w:fill="FFFFFF"/>
+              <w:jc w:val="center"/>
+              <w:rPr>
+                <w:bCs/>
+                <w:sz w:val="20"/>
+                <w:szCs w:val="20"/>
+              </w:rPr>
+            </w:pPr>
+            <w:r>
+              <w:rPr>
+                <w:bCs/>
+                <w:sz w:val="20"/>
+                <w:szCs w:val="20"/>
+              </w:rPr>
+              <w:t>36</w:t>
+            </w:r>
+          </w:p>
+        </w:tc>
+        <w:tc>
+          <w:tcPr>
+            <w:tcW w:w="0" w:type="auto"/>
+            <w:tcBorders>
+              <w:top w:val="single" w:sz="4" w:space="0" w:color="auto"/>
+              <w:left w:val="single" w:sz="4" w:space="0" w:color="auto"/>
+              <w:bottom w:val="single" w:sz="4" w:space="0" w:color="auto"/>
+              <w:right w:val="single" w:sz="4" w:space="0" w:color="auto"/>
+            </w:tcBorders>
+          </w:tcPr>
+          <w:p>
+            <w:pPr>
+              <w:shd w:val="clear" w:color="auto" w:fill="FFFFFF"/>
+              <w:jc w:val="center"/>
+              <w:rPr>
+                <w:bCs/>
+                <w:sz w:val="20"/>
+                <w:szCs w:val="20"/>
+              </w:rPr>
+            </w:pPr>
+            <w:r>
+              <w:rPr>
+                <w:bCs/>
+                <w:sz w:val="20"/>
+                <w:szCs w:val="20"/>
+              </w:rPr>
+              <w:t> </w:t>
+            </w:r>
+          </w:p>
+        </w:tc>
+        <w:tc>
+          <w:tcPr>
+            <w:tcW w:w="0" w:type="auto"/>
+            <w:tcBorders>
+              <w:top w:val="single" w:sz="4" w:space="0" w:color="auto"/>
+              <w:left w:val="single" w:sz="4" w:space="0" w:color="auto"/>
+              <w:bottom w:val="single" w:sz="4" w:space="0" w:color="auto"/>
+              <w:right w:val="single" w:sz="4" w:space="0" w:color="auto"/>
+            </w:tcBorders>
+          </w:tcPr>
+          <w:p>
+            <w:pPr>
+              <w:shd w:val="clear" w:color="auto" w:fill="FFFFFF"/>
+              <w:jc w:val="center"/>
+              <w:rPr>
+                <w:bCs/>
+                <w:sz w:val="20"/>
+                <w:szCs w:val="20"/>
+              </w:rPr>
+            </w:pPr>
+            <w:r>
+              <w:rPr>
+                <w:bCs/>
+                <w:sz w:val="20"/>
+                <w:szCs w:val="20"/>
+              </w:rPr>
+              <w:t> </w:t>
             </w:r>
           </w:p>
         </w:tc>
@@ -17693,7 +20642,7 @@
                 <w:sz w:val="20"/>
                 <w:szCs w:val="20"/>
               </w:rPr>
-              <w:t>1-Математические основы КГ</w:t>
+              <w:t>1-Основы кроссплатформенной мобильной разработки</w:t>
             </w:r>
           </w:p>
         </w:tc>
@@ -17864,7 +20813,7 @@
                 <w:sz w:val="20"/>
                 <w:szCs w:val="20"/>
               </w:rPr>
-              <w:t>1-Математические основы КГ</w:t>
+              <w:t>1-Основы кроссплатформенной мобильной разработки</w:t>
             </w:r>
           </w:p>
         </w:tc>
@@ -18035,7 +20984,7 @@
                 <w:sz w:val="20"/>
                 <w:szCs w:val="20"/>
               </w:rPr>
-              <w:t>1-Математические основы КГ</w:t>
+              <w:t>1-Основы кроссплатформенной мобильной разработки</w:t>
             </w:r>
           </w:p>
         </w:tc>
@@ -18206,7 +21155,7 @@
                 <w:sz w:val="20"/>
                 <w:szCs w:val="20"/>
               </w:rPr>
-              <w:t>2-Конвейер рендеринга</w:t>
+              <w:t>2-Архитектура и интеграция мобильных приложений</w:t>
             </w:r>
           </w:p>
         </w:tc>
@@ -18377,7 +21326,7 @@
                 <w:sz w:val="20"/>
                 <w:szCs w:val="20"/>
               </w:rPr>
-              <w:t>2-Конвейер рендеринга</w:t>
+              <w:t>2-Архитектура и интеграция мобильных приложений</w:t>
             </w:r>
           </w:p>
         </w:tc>
@@ -18548,7 +21497,7 @@
                 <w:sz w:val="20"/>
                 <w:szCs w:val="20"/>
               </w:rPr>
-              <w:t>2-Конвейер рендеринга</w:t>
+              <w:t>2-Архитектура и интеграция мобильных приложений</w:t>
             </w:r>
           </w:p>
         </w:tc>
@@ -18719,7 +21668,7 @@
                 <w:sz w:val="20"/>
                 <w:szCs w:val="20"/>
               </w:rPr>
-              <w:t>3-Растеризация и освещение</w:t>
+              <w:t>3-Тестирование, публикация и эксплуатация</w:t>
             </w:r>
           </w:p>
         </w:tc>
@@ -18890,7 +21839,7 @@
                 <w:sz w:val="20"/>
                 <w:szCs w:val="20"/>
               </w:rPr>
-              <w:t>3-Растеризация и освещение</w:t>
+              <w:t>3-Тестирование, публикация и эксплуатация</w:t>
             </w:r>
           </w:p>
         </w:tc>
@@ -19061,7 +22010,7 @@
                 <w:sz w:val="20"/>
                 <w:szCs w:val="20"/>
               </w:rPr>
-              <w:t>3-Растеризация и освещение</w:t>
+              <w:t>3-Тестирование, публикация и эксплуатация</w:t>
             </w:r>
           </w:p>
         </w:tc>
@@ -19309,7 +22258,7 @@
                 <w:sz w:val="20"/>
                 <w:szCs w:val="20"/>
               </w:rPr>
-              <w:t>98</w:t>
+              <w:t>78</w:t>
             </w:r>
           </w:p>
         </w:tc>
@@ -19419,7 +22368,7 @@
           <w:iCs/>
           <w:u w:val="single"/>
         </w:rPr>
-        <w:t>Раздел 1. Математические основы компьютерной графики</w:t>
+        <w:t>Раздел 1. Основы кроссплатформенной мобильной разработки</w:t>
       </w:r>
     </w:p>
     <w:p>
@@ -19427,7 +22376,7 @@
         <w:widowControl w:val="0"/>
       </w:pPr>
       <w:r>
-        <w:t>Процедурная генерация геометрии и текстур</w:t>
+        <w:t>Сравнительный анализ Flutter, React Native, Kotlin Multiplatform, Xamarin</w:t>
         <w:br/>
         <w:t/>
       </w:r>
@@ -19450,7 +22399,7 @@
           <w:iCs/>
           <w:u w:val="single"/>
         </w:rPr>
-        <w:t>Раздел 2. Конвейер рендеринга и шейдеры</w:t>
+        <w:t>Раздел 2. Архитектура и интеграция мобильных приложений</w:t>
       </w:r>
     </w:p>
     <w:p>
@@ -19458,7 +22407,7 @@
         <w:widowControl w:val="0"/>
       </w:pPr>
       <w:r>
-        <w:t>Трассировка путей и глобальное освещение </w:t>
+        <w:t>Паттерны управления состоянием в мобильных приложениях </w:t>
       </w:r>
     </w:p>
     <w:p>
@@ -19479,7 +22428,7 @@
           <w:iCs/>
           <w:u w:val="single"/>
         </w:rPr>
-        <w:t>Раздел 3. Растеризация и освещение</w:t>
+        <w:t>Раздел 3. Тестирование, публикация и эксплуатация</w:t>
       </w:r>
     </w:p>
     <w:p>
@@ -19487,7 +22436,7 @@
         <w:widowControl w:val="0"/>
       </w:pPr>
       <w:r>
-        <w:t>Физически корректный рендеринг (PBR) и IBL </w:t>
+        <w:t>Монетизация мобильных приложений: freemium, subscription, in-app purchases </w:t>
       </w:r>
     </w:p>
     <w:p>
@@ -19745,7 +22694,7 @@
                 <w:sz w:val="20"/>
                 <w:szCs w:val="20"/>
               </w:rPr>
-              <w:t>Microsoft Office Professional</w:t>
+              <w:t>Flutter Documentation</w:t>
             </w:r>
           </w:p>
         </w:tc>
@@ -19761,7 +22710,7 @@
                 <w:sz w:val="20"/>
                 <w:szCs w:val="20"/>
               </w:rPr>
-              <w:t>https://www.microsoft.com/ru-ru</w:t>
+              <w:t>https://docs.flutter.dev</w:t>
             </w:r>
           </w:p>
         </w:tc>
@@ -19779,7 +22728,7 @@
                 <w:sz w:val="20"/>
                 <w:szCs w:val="20"/>
               </w:rPr>
-              <w:t>Microsoft Windows</w:t>
+              <w:t>Dart Language Guide</w:t>
             </w:r>
           </w:p>
         </w:tc>
@@ -19795,7 +22744,7 @@
                 <w:sz w:val="20"/>
                 <w:szCs w:val="20"/>
               </w:rPr>
-              <w:t>https://www.microsoft.com/ru-ru</w:t>
+              <w:t>https://docs.flutter.dev</w:t>
             </w:r>
           </w:p>
         </w:tc>
@@ -19813,7 +22762,7 @@
                 <w:sz w:val="20"/>
                 <w:szCs w:val="20"/>
               </w:rPr>
-              <w:t>SCIENCE INDEX</w:t>
+              <w:t>Firebase Documentation</w:t>
             </w:r>
           </w:p>
         </w:tc>
@@ -19829,7 +22778,7 @@
                 <w:sz w:val="20"/>
                 <w:szCs w:val="20"/>
               </w:rPr>
-              <w:t>http://elibrary.ru/project_author_tools.asp </w:t>
+              <w:t>https://firebase.google.com/docs</w:t>
             </w:r>
           </w:p>
         </w:tc>
@@ -19847,7 +22796,7 @@
                 <w:sz w:val="20"/>
                 <w:szCs w:val="20"/>
               </w:rPr>
-              <w:t>Springer Nature</w:t>
+              <w:t>Google Play Console Help</w:t>
             </w:r>
           </w:p>
         </w:tc>
@@ -19863,7 +22812,7 @@
                 <w:sz w:val="20"/>
                 <w:szCs w:val="20"/>
               </w:rPr>
-              <w:t>https://link.springer.com/.</w:t>
+              <w:t>https://support.google.com/googleplay/android-developer</w:t>
             </w:r>
           </w:p>
         </w:tc>
@@ -19881,7 +22830,7 @@
                 <w:sz w:val="20"/>
                 <w:szCs w:val="20"/>
               </w:rPr>
-              <w:t>Web of Science Core Collection </w:t>
+              <w:t>pub.dev — репозиторий Flutter пакетов</w:t>
             </w:r>
           </w:p>
         </w:tc>
@@ -19897,7 +22846,7 @@
                 <w:sz w:val="20"/>
                 <w:szCs w:val="20"/>
               </w:rPr>
-              <w:t>http://webofscience.com/.</w:t>
+              <w:t>https://pub.dev</w:t>
             </w:r>
           </w:p>
         </w:tc>
@@ -20471,7 +23420,7 @@
                 <w:sz w:val="20"/>
                 <w:szCs w:val="20"/>
               </w:rPr>
-              <w:t>5</w:t>
+              <w:t>4</w:t>
             </w:r>
           </w:p>
         </w:tc>
@@ -21046,7 +23995,7 @@
                 <w:sz w:val="20"/>
                 <w:szCs w:val="20"/>
               </w:rPr>
-              <w:t>ANSYS Academic</w:t>
+              <w:t>Flutter SDK 3.x</w:t>
             </w:r>
           </w:p>
         </w:tc>
@@ -21069,7 +24018,7 @@
                 <w:sz w:val="20"/>
                 <w:szCs w:val="20"/>
               </w:rPr>
-              <w:t>Дата выдачи лицензии 30.12.2016</w:t>
+              <w:t>https://flutter.dev — свободная лицензия</w:t>
             </w:r>
           </w:p>
         </w:tc>
@@ -21116,7 +24065,7 @@
                 <w:sz w:val="20"/>
                 <w:szCs w:val="20"/>
               </w:rPr>
-              <w:t>Microsoft Office Professional Plus </w:t>
+              <w:t>Android Studio / VS Code </w:t>
             </w:r>
           </w:p>
         </w:tc>
@@ -21139,7 +24088,7 @@
                 <w:sz w:val="20"/>
                 <w:szCs w:val="20"/>
               </w:rPr>
-              <w:t>Дата выдачи лицензии 23.11.2020, Поставщик: ООО «Компарекс»</w:t>
+              <w:t>https://developer.android.com/studio — свободная лицензия</w:t>
             </w:r>
           </w:p>
         </w:tc>
@@ -21186,7 +24135,7 @@
                 <w:sz w:val="20"/>
                 <w:szCs w:val="20"/>
               </w:rPr>
-              <w:t>Microsoft_Office</w:t>
+              <w:t>Xcode (для iOS сборки)</w:t>
             </w:r>
           </w:p>
         </w:tc>
@@ -21209,7 +24158,7 @@
                 <w:sz w:val="20"/>
                 <w:szCs w:val="20"/>
               </w:rPr>
-              <w:t>Дата выдачи лицензии 01.01.2007</w:t>
+              <w:t>https://developer.apple.com/xcode/ — свободная лицензия</w:t>
             </w:r>
           </w:p>
         </w:tc>
@@ -21348,7 +24297,7 @@
           <w:bCs/>
           <w:color w:val="000000"/>
         </w:rPr>
-        <w:t xml:space="preserve">: </w:t>
+        <w:t>: </w:t>
       </w:r>
       <w:r>
         <w:rPr>
@@ -21356,7 +24305,7 @@
           <w:color w:val="000000"/>
           <w:u w:val="single"/>
         </w:rPr>
-        <w:t>(37895)(62315)Компьютерная графика</w:t>
+        <w:t>(37897)(37897)Кроссплатформенная мобильная разработка</w:t>
       </w:r>
     </w:p>
     <w:p>
@@ -21900,6 +24849,27 @@
                 <w:sz w:val="20"/>
                 <w:szCs w:val="20"/>
               </w:rPr>
+              <w:t>4</w:t>
+            </w:r>
+          </w:p>
+        </w:tc>
+        <w:tc>
+          <w:tcPr>
+            <w:tcW w:w="0" w:type="auto"/>
+          </w:tcPr>
+          <w:p>
+            <w:pPr>
+              <w:jc w:val="center"/>
+              <w:rPr>
+                <w:sz w:val="20"/>
+                <w:szCs w:val="20"/>
+              </w:rPr>
+            </w:pPr>
+            <w:r>
+              <w:rPr>
+                <w:sz w:val="20"/>
+                <w:szCs w:val="20"/>
+              </w:rPr>
               <w:t>5</w:t>
             </w:r>
           </w:p>
@@ -21921,27 +24891,6 @@
                 <w:sz w:val="20"/>
                 <w:szCs w:val="20"/>
               </w:rPr>
-              <w:t>5</w:t>
-            </w:r>
-          </w:p>
-        </w:tc>
-        <w:tc>
-          <w:tcPr>
-            <w:tcW w:w="0" w:type="auto"/>
-          </w:tcPr>
-          <w:p>
-            <w:pPr>
-              <w:jc w:val="center"/>
-              <w:rPr>
-                <w:sz w:val="20"/>
-                <w:szCs w:val="20"/>
-              </w:rPr>
-            </w:pPr>
-            <w:r>
-              <w:rPr>
-                <w:sz w:val="20"/>
-                <w:szCs w:val="20"/>
-              </w:rPr>
               <w:t>6</w:t>
             </w:r>
           </w:p>
@@ -21985,7 +24934,7 @@
                 <w:sz w:val="20"/>
                 <w:szCs w:val="20"/>
               </w:rPr>
-              <w:t>7</w:t>
+              <w:t>8</w:t>
             </w:r>
           </w:p>
         </w:tc>
@@ -22082,7 +25031,7 @@
                 <w:sz w:val="20"/>
                 <w:szCs w:val="20"/>
               </w:rPr>
-              <w:t>7</w:t>
+              <w:t>8</w:t>
             </w:r>
           </w:p>
         </w:tc>
@@ -22150,7 +25099,7 @@
                 <w:sz w:val="20"/>
                 <w:szCs w:val="20"/>
               </w:rPr>
-              <w:t>Кузнецов, И. Н. Основы научных исследований : учебное пособие для бакалавров / И. Н. Кузнецов. - 5-е изд., пересмотр. - Москва : Издательско-торговая корпорация «Дашков и К°», 2020. - 282 с. - ISBN 978-5-394-03684-2. - Текст : электронный. - URL: https://znanium.com/catalog/product/1093235 (дата обращения: 18.05.2021). – Режим доступа: по подписке.</w:t>
+              <w:t>Эспозито, Д. Введение в разработку на Flutter / Д. Эспозито. — Москва : ДМК Пресс, 2023. — 320 с. — ISBN 978-5-93700-175-5. — Текст : электронный. — URL: https://dmkpress.com/catalog/computer/mobile/978-5-93700-175-5/ (дата обращения: 01.09.2023). – Режим доступа: по подписке.</w:t>
             </w:r>
           </w:p>
         </w:tc>
@@ -22294,7 +25243,7 @@
                 <w:sz w:val="20"/>
                 <w:szCs w:val="20"/>
               </w:rPr>
-              <w:t>7</w:t>
+              <w:t>8</w:t>
             </w:r>
           </w:p>
         </w:tc>
@@ -22362,7 +25311,7 @@
                 <w:sz w:val="20"/>
                 <w:szCs w:val="20"/>
               </w:rPr>
-              <w:t>Шкляр, М. Ф. Основы научных исследований : учебное пособие для бакалавров / М. Ф. Шкляр. - 7-е изд. — Москва : Издательско-торговая корпорация «Дашков и К°», 2019. - 208 с. - ISBN 978-5-394-03375-9. - Текст : электронный. - URL: https://znanium.com/catalog/product/1093533 (дата обращения: 18.05.2021). – Режим доступа: по подписке.</w:t>
+              <w:t>Визе, М. Flutter in Action / М. Визе. — Shelter Island : Manning Publications, 2020. — 368 с. — ISBN 978-1617296147. — Текст : электронный. — URL: https://www.manning.com/books/flutter-in-action (дата обращения: 01.09.2023). – Режим доступа: по подписке.</w:t>
             </w:r>
           </w:p>
         </w:tc>
@@ -22506,7 +25455,7 @@
                 <w:sz w:val="20"/>
                 <w:szCs w:val="20"/>
               </w:rPr>
-              <w:t>7</w:t>
+              <w:t>8</w:t>
             </w:r>
           </w:p>
         </w:tc>
@@ -22574,7 +25523,7 @@
                 <w:sz w:val="20"/>
                 <w:szCs w:val="20"/>
               </w:rPr>
-              <w:t>Рыков, С. П. Основы научных исследований : учебное пособие для вузов / С. П. Рыков. — Санкт-Петербург : Лань, 2021. — 132 с. — ISBN 978-5-8114-5902-5. — Текст : электронный // Лань : электронно-библиотечная система. — URL: https://e.lanbook.com/book/159496 (дата обращения: 09.05.2021). — Режим доступа: для авториз. пользователей.</w:t>
+              <w:t>Орчард, Б. React Native in Action / Б. Орчард. — Shelter Island : Manning Publications, 2019. — 312 с. — ISBN 978-1617294051. — Текст : электронный // Лань : электронно-библиотечная система. — URL: https://e.lanbook.com/book/200342 (дата обращения: 01.09.2023). — Режим доступа: для авториз. пользователей.</w:t>
             </w:r>
           </w:p>
         </w:tc>
@@ -22718,7 +25667,7 @@
                 <w:sz w:val="20"/>
                 <w:szCs w:val="20"/>
               </w:rPr>
-              <w:t>7</w:t>
+              <w:t>8</w:t>
             </w:r>
           </w:p>
         </w:tc>
@@ -22930,7 +25879,7 @@
                 <w:sz w:val="20"/>
                 <w:szCs w:val="20"/>
               </w:rPr>
-              <w:t>7</w:t>
+              <w:t>8</w:t>
             </w:r>
           </w:p>
         </w:tc>
@@ -23142,7 +26091,7 @@
                 <w:sz w:val="20"/>
                 <w:szCs w:val="20"/>
               </w:rPr>
-              <w:t>7</w:t>
+              <w:t>8</w:t>
             </w:r>
           </w:p>
         </w:tc>
@@ -23354,7 +26303,7 @@
                 <w:sz w:val="20"/>
                 <w:szCs w:val="20"/>
               </w:rPr>
-              <w:t>7</w:t>
+              <w:t>8</w:t>
             </w:r>
           </w:p>
         </w:tc>
@@ -23566,7 +26515,7 @@
                 <w:sz w:val="20"/>
                 <w:szCs w:val="20"/>
               </w:rPr>
-              <w:t>7</w:t>
+              <w:t>8</w:t>
             </w:r>
           </w:p>
         </w:tc>
@@ -23865,7 +26814,7 @@
         <w:t>Наименование дисциплины</w:t>
       </w:r>
       <w:r>
-        <w:t xml:space="preserve">: </w:t>
+        <w:t>: </w:t>
       </w:r>
       <w:r>
         <w:rPr>
@@ -23879,7 +26828,7 @@
           <w:color w:val="000000"/>
           <w:u w:val="single"/>
         </w:rPr>
-        <w:t>37895</w:t>
+        <w:t>37897</w:t>
       </w:r>
       <w:r>
         <w:rPr>
@@ -23893,7 +26842,7 @@
           <w:color w:val="000000"/>
           <w:u w:val="single"/>
         </w:rPr>
-        <w:t>(62315)Компьютерная графика</w:t>
+        <w:t>(37897)Кроссплатформенная мобильная разработка</w:t>
       </w:r>
     </w:p>
     <w:p>
@@ -24445,6 +27394,27 @@
                 <w:sz w:val="20"/>
                 <w:szCs w:val="20"/>
               </w:rPr>
+              <w:t>4</w:t>
+            </w:r>
+          </w:p>
+        </w:tc>
+        <w:tc>
+          <w:tcPr>
+            <w:tcW w:w="0" w:type="auto"/>
+          </w:tcPr>
+          <w:p>
+            <w:pPr>
+              <w:jc w:val="center"/>
+              <w:rPr>
+                <w:sz w:val="20"/>
+                <w:szCs w:val="20"/>
+              </w:rPr>
+            </w:pPr>
+            <w:r>
+              <w:rPr>
+                <w:sz w:val="20"/>
+                <w:szCs w:val="20"/>
+              </w:rPr>
               <w:t>5</w:t>
             </w:r>
           </w:p>
@@ -24455,27 +27425,6 @@
           </w:tcPr>
           <w:p>
             <w:pPr>
-              <w:jc w:val="center"/>
-              <w:rPr>
-                <w:sz w:val="20"/>
-                <w:szCs w:val="20"/>
-              </w:rPr>
-            </w:pPr>
-            <w:r>
-              <w:rPr>
-                <w:sz w:val="20"/>
-                <w:szCs w:val="20"/>
-              </w:rPr>
-              <w:t>5</w:t>
-            </w:r>
-          </w:p>
-        </w:tc>
-        <w:tc>
-          <w:tcPr>
-            <w:tcW w:w="0" w:type="auto"/>
-          </w:tcPr>
-          <w:p>
-            <w:pPr>
               <w:ind w:left="6" w:right="-51" w:hanging="6"/>
               <w:jc w:val="center"/>
               <w:rPr>
@@ -24531,7 +27480,7 @@
                 <w:sz w:val="20"/>
                 <w:szCs w:val="20"/>
               </w:rPr>
-              <w:t>7</w:t>
+              <w:t>8</w:t>
             </w:r>
           </w:p>
         </w:tc>
@@ -24605,7 +27554,7 @@
                 <w:sz w:val="20"/>
                 <w:szCs w:val="20"/>
               </w:rPr>
-              <w:t>7</w:t>
+              <w:t>8</w:t>
             </w:r>
           </w:p>
         </w:tc>
@@ -24673,7 +27622,7 @@
                 <w:sz w:val="20"/>
                 <w:szCs w:val="20"/>
               </w:rPr>
-              <w:t>Голубев, В. В. Методология научных исследований : методические рекомендации / В. В. Голубев, А. В. Кудрявцев, А. С. Фирсов. — Тверь : Тверская ГСХА, 2014. — 40 с. — Текст : электронный // Лань : электронно-библиотечная система. — URL: https://e.lanbook.com/book/134202 (дата обращения: 20.05.2021). — Режим доступа: для авториз. пользователей.</w:t>
+              <w:t>Голубев, В. В. Тестирование, публикация и эксплуатация : методические рекомендации / В. В. Голубев, А. В. Кудрявцев, А. С. Фирсов. — Тверь : Тверская ГСХА, 2014. — 40 с. — Текст : электронный // Лань : электронно-библиотечная система. — URL: https://e.lanbook.com/book/134202 (дата обращения: 20.05.2021). — Режим доступа: для авториз. пользователей.</w:t>
             </w:r>
           </w:p>
         </w:tc>
@@ -24816,7 +27765,7 @@
                 <w:sz w:val="20"/>
                 <w:szCs w:val="20"/>
               </w:rPr>
-              <w:t>7</w:t>
+              <w:t>8</w:t>
             </w:r>
           </w:p>
         </w:tc>
@@ -24884,7 +27833,7 @@
                 <w:sz w:val="20"/>
                 <w:szCs w:val="20"/>
               </w:rPr>
-              <w:t>Компьютерное моделирование : учебно-методические указания к выполнению лабораторных работ / УГНТУ, каф. ВТИК ; сост. Ф. У. Еникеев. - Уфа : УГНТУ, 2017. - 3,33 Мб. - URL: http://bibl.rusoil.net/base_docs/UGNTU/VTIK/Enikeev.pdf. - Текст : электронный.</w:t>
+              <w:t>Кроссплатформенная мобильная разработка : учебно-методические указания к выполнению практических и лабораторных работ / УГНТУ, каф. ВТИК. - Уфа : УГНТУ, 2023. - Текст : электронный.</w:t>
             </w:r>
           </w:p>
         </w:tc>
@@ -25260,7 +28209,7 @@
         <w:rPr>
           <w:b/>
         </w:rPr>
-        <w:t>(62315)Компьютерная графика</w:t>
+        <w:t>(37897)Кроссплатформенная мобильная разработка</w:t>
       </w:r>
     </w:p>
     <w:p>
@@ -26194,7 +29143,7 @@
           </w:tcPr>
           <w:p>
             <w:r>
-              <w:t>Организация научно-исследовательской работы в России</w:t>
+              <w:t>Основы кроссплатформенной мобильной разработки</w:t>
             </w:r>
           </w:p>
         </w:tc>
@@ -26222,7 +29171,7 @@
               <w:jc w:val="center"/>
             </w:pPr>
             <w:r>
-              <w:t>Законодательную основу регулирования отношений между субъектами научной и научно-технической деятельности, органами власти и потребителями научной и научно-технической продукции</w:t>
+              <w:t>Принципы кроссплатформенной разработки, сравнение Flutter, React Native и нативных подходов</w:t>
             </w:r>
           </w:p>
         </w:tc>
@@ -26232,7 +29181,7 @@
           </w:tcPr>
           <w:p>
             <w:r>
-              <w:t>ПК-3.1 Составляет руководства пользователя программным продуктом</w:t>
+              <w:t>ПК-1.1 Настраивает окружение разработки Flutter/React Native, управляет зависимостями</w:t>
             </w:r>
           </w:p>
         </w:tc>
@@ -26288,7 +29237,7 @@
           </w:tcPr>
           <w:p>
             <w:r>
-              <w:t>Организация научно-исследовательской работы в России</w:t>
+              <w:t>Основы кроссплатформенной мобильной разработки</w:t>
             </w:r>
           </w:p>
         </w:tc>
@@ -26316,7 +29265,7 @@
               <w:jc w:val="center"/>
             </w:pPr>
             <w:r>
-              <w:t>Законодательную основу регулирования отношений между субъектами научной и научно-технической деятельности, органами власти и потребителями научной и научно-технической продукции</w:t>
+              <w:t>Принципы кроссплатформенной разработки, сравнение Flutter, React Native и нативных подходов</w:t>
             </w:r>
           </w:p>
         </w:tc>
@@ -26326,7 +29275,7 @@
           </w:tcPr>
           <w:p>
             <w:r>
-              <w:t>ПК-3.2 Согласовывает регламенты разработки технической документации по использованию программного средства</w:t>
+              <w:t>ПК-1.2 Разрабатывает UI-компоненты с использованием виджетов Flutter или компонентов React Native</w:t>
             </w:r>
           </w:p>
         </w:tc>
@@ -26336,7 +29285,7 @@
           </w:tcPr>
           <w:p>
             <w:r>
-              <w:t>Готовит Техническое задание и Акт внедрения по материалам своей выпускной квалификационной работы </w:t>
+              <w:t>Готовит Публикация в Google Play по материалам своей выпускной квалификационной работы </w:t>
             </w:r>
           </w:p>
         </w:tc>
@@ -26382,7 +29331,7 @@
           </w:tcPr>
           <w:p>
             <w:r>
-              <w:t>Организация научно-исследовательской работы в России</w:t>
+              <w:t>Основы кроссплатформенной мобильной разработки</w:t>
             </w:r>
           </w:p>
         </w:tc>
@@ -26410,7 +29359,7 @@
               <w:jc w:val="center"/>
             </w:pPr>
             <w:r>
-              <w:t>Законодательную основу регулирования отношений между субъектами научной и научно-технической деятельности, органами власти и потребителями научной и научно-технической продукции</w:t>
+              <w:t>Принципы кроссплатформенной разработки, сравнение Flutter, React Native и нативных подходов</w:t>
             </w:r>
           </w:p>
         </w:tc>
@@ -26420,7 +29369,7 @@
           </w:tcPr>
           <w:p>
             <w:r>
-              <w:t>ПК-3.3 Готовит описания методик разработки компонентов программных комплексов, используемых на предприятии</w:t>
+              <w:t>ПК-1.3 Реализует навигацию между экранами (Navigator, Go Router, React Navigation)</w:t>
             </w:r>
           </w:p>
         </w:tc>
@@ -26478,7 +29427,7 @@
           </w:tcPr>
           <w:p>
             <w:r>
-              <w:t>Организация научно-исследовательской работы в России</w:t>
+              <w:t>Основы кроссплатформенной мобильной разработки</w:t>
             </w:r>
           </w:p>
         </w:tc>
@@ -26506,7 +29455,7 @@
               <w:jc w:val="center"/>
             </w:pPr>
             <w:r>
-              <w:t>Законодательную основу регулирования отношений между субъектами научной и научно-технической деятельности, органами власти и потребителями научной и научно-технической продукции</w:t>
+              <w:t>Принципы кроссплатформенной разработки, сравнение Flutter, React Native и нативных подходов</w:t>
             </w:r>
           </w:p>
         </w:tc>
@@ -26516,7 +29465,7 @@
           </w:tcPr>
           <w:p>
             <w:r>
-              <w:t>ПК-3.4 Готовит описания методик применения программных комплексов, используемых на предприятии</w:t>
+              <w:t>ПК-1.4 Применяет управление состоянием: Provider, Riverpod, BLoC (Flutter) или Redux, Zustand (RN)</w:t>
             </w:r>
           </w:p>
         </w:tc>
@@ -26574,7 +29523,7 @@
           </w:tcPr>
           <w:p>
             <w:r>
-              <w:t>Организация научно-исследовательской работы в России</w:t>
+              <w:t>Основы кроссплатформенной мобильной разработки</w:t>
             </w:r>
           </w:p>
         </w:tc>
@@ -26602,7 +29551,7 @@
               <w:jc w:val="center"/>
             </w:pPr>
             <w:r>
-              <w:t>Законодательную основу регулирования отношений между субъектами научной и научно-технической деятельности, органами власти и потребителями научной и научно-технической продукции</w:t>
+              <w:t>Принципы кроссплатформенной разработки, сравнение Flutter, React Native и нативных подходов</w:t>
             </w:r>
           </w:p>
         </w:tc>
@@ -26612,7 +29561,7 @@
           </w:tcPr>
           <w:p>
             <w:r>
-              <w:t>ПК-3.5 Проводит консультирование работников по использованию программно-методических комплексов предприятия</w:t>
+              <w:t>ПК-1.5 Обеспечивает адаптивную вёрстку для различных размеров экрана и платформ</w:t>
             </w:r>
           </w:p>
         </w:tc>
@@ -26668,7 +29617,7 @@
           </w:tcPr>
           <w:p>
             <w:r>
-              <w:t>Организация научно-исследовательской работы в России</w:t>
+              <w:t>Основы кроссплатформенной мобильной разработки</w:t>
             </w:r>
           </w:p>
         </w:tc>
@@ -26696,7 +29645,7 @@
               <w:jc w:val="center"/>
             </w:pPr>
             <w:r>
-              <w:t>Законодательную основу регулирования отношений между субъектами научной и научно-технической деятельности, органами власти и потребителями научной и научно-технической продукции</w:t>
+              <w:t>Принципы кроссплатформенной разработки, сравнение Flutter, React Native и нативных подходов</w:t>
             </w:r>
           </w:p>
         </w:tc>
@@ -26706,7 +29655,7 @@
           </w:tcPr>
           <w:p>
             <w:r>
-              <w:t>ПК-3.1 Составляет руководства пользователя программным продуктом</w:t>
+              <w:t>ПК-1.1 Настраивает окружение разработки Flutter/React Native, управляет зависимостями</w:t>
             </w:r>
           </w:p>
         </w:tc>
@@ -26764,7 +29713,7 @@
           </w:tcPr>
           <w:p>
             <w:r>
-              <w:t>Организация научно-исследовательской работы в России</w:t>
+              <w:t>Основы кроссплатформенной мобильной разработки</w:t>
             </w:r>
           </w:p>
         </w:tc>
@@ -26792,7 +29741,7 @@
               <w:jc w:val="center"/>
             </w:pPr>
             <w:r>
-              <w:t>Законодательную основу регулирования отношений между субъектами научной и научно-технической деятельности, органами власти и потребителями научной и научно-технической продукции</w:t>
+              <w:t>Принципы кроссплатформенной разработки, сравнение Flutter, React Native и нативных подходов</w:t>
             </w:r>
           </w:p>
         </w:tc>
@@ -26802,7 +29751,7 @@
           </w:tcPr>
           <w:p>
             <w:r>
-              <w:t>ПК-3.2 Согласовывает регламенты разработки технической документации по использованию программного средства</w:t>
+              <w:t>ПК-1.2 Разрабатывает UI-компоненты с использованием виджетов Flutter или компонентов React Native</w:t>
             </w:r>
           </w:p>
         </w:tc>
@@ -26812,7 +29761,7 @@
           </w:tcPr>
           <w:p>
             <w:r>
-              <w:t>Готовит Техническое задание и Акт внедрения по материалам своей выпускной квалификационной работы </w:t>
+              <w:t>Готовит Публикация в Google Play по материалам своей выпускной квалификационной работы </w:t>
             </w:r>
           </w:p>
         </w:tc>
@@ -26858,7 +29807,7 @@
           </w:tcPr>
           <w:p>
             <w:r>
-              <w:t>Организация научно-исследовательской работы в России</w:t>
+              <w:t>Основы кроссплатформенной мобильной разработки</w:t>
             </w:r>
           </w:p>
         </w:tc>
@@ -26886,7 +29835,7 @@
               <w:jc w:val="center"/>
             </w:pPr>
             <w:r>
-              <w:t>Законодательную основу регулирования отношений между субъектами научной и научно-технической деятельности, органами власти и потребителями научной и научно-технической продукции</w:t>
+              <w:t>Принципы кроссплатформенной разработки, сравнение Flutter, React Native и нативных подходов</w:t>
             </w:r>
           </w:p>
         </w:tc>
@@ -26896,7 +29845,7 @@
           </w:tcPr>
           <w:p>
             <w:r>
-              <w:t>ПК-3.3 Готовит описания методик разработки компонентов программных комплексов, используемых на предприятии</w:t>
+              <w:t>ПК-1.3 Реализует навигацию между экранами (Navigator, Go Router, React Navigation)</w:t>
             </w:r>
           </w:p>
         </w:tc>
@@ -26954,7 +29903,7 @@
           </w:tcPr>
           <w:p>
             <w:r>
-              <w:t>Организация научно-исследовательской работы в России</w:t>
+              <w:t>Основы кроссплатформенной мобильной разработки</w:t>
             </w:r>
           </w:p>
         </w:tc>
@@ -26982,7 +29931,7 @@
               <w:jc w:val="center"/>
             </w:pPr>
             <w:r>
-              <w:t>Законодательную основу регулирования отношений между субъектами научной и научно-технической деятельности, органами власти и потребителями научной и научно-технической продукции</w:t>
+              <w:t>Принципы кроссплатформенной разработки, сравнение Flutter, React Native и нативных подходов</w:t>
             </w:r>
           </w:p>
         </w:tc>
@@ -26992,7 +29941,7 @@
           </w:tcPr>
           <w:p>
             <w:r>
-              <w:t>ПК-3.4 Готовит описания методик применения программных комплексов, используемых на предприятии</w:t>
+              <w:t>ПК-1.4 Применяет управление состоянием: Provider, Riverpod, BLoC (Flutter) или Redux, Zustand (RN)</w:t>
             </w:r>
           </w:p>
         </w:tc>
@@ -27050,7 +29999,7 @@
           </w:tcPr>
           <w:p>
             <w:r>
-              <w:t>Организация научно-исследовательской работы в России</w:t>
+              <w:t>Основы кроссплатформенной мобильной разработки</w:t>
             </w:r>
           </w:p>
         </w:tc>
@@ -27078,7 +30027,7 @@
               <w:jc w:val="center"/>
             </w:pPr>
             <w:r>
-              <w:t>Законодательную основу регулирования отношений между субъектами научной и научно-технической деятельности, органами власти и потребителями научной и научно-технической продукции</w:t>
+              <w:t>Принципы кроссплатформенной разработки, сравнение Flutter, React Native и нативных подходов</w:t>
             </w:r>
           </w:p>
         </w:tc>
@@ -27088,7 +30037,7 @@
           </w:tcPr>
           <w:p>
             <w:r>
-              <w:t>ПК-3.5 Проводит консультирование работников по использованию программно-методических комплексов предприятия</w:t>
+              <w:t>ПК-1.5 Обеспечивает адаптивную вёрстку для различных размеров экрана и платформ</w:t>
             </w:r>
           </w:p>
         </w:tc>
@@ -27144,7 +30093,7 @@
           </w:tcPr>
           <w:p>
             <w:r>
-              <w:t>Организация научно-исследовательской работы в России</w:t>
+              <w:t>Основы кроссплатформенной мобильной разработки</w:t>
             </w:r>
           </w:p>
         </w:tc>
@@ -27172,7 +30121,7 @@
               <w:jc w:val="center"/>
             </w:pPr>
             <w:r>
-              <w:t>Порядок подготовки научных и научно-педагогических кадров в России </w:t>
+              <w:t>Способы интеграции мобильных приложений с серверными API и локальными СУБД </w:t>
             </w:r>
           </w:p>
         </w:tc>
@@ -27182,7 +30131,7 @@
           </w:tcPr>
           <w:p>
             <w:r>
-              <w:t>ПК-7.1 Выполняет сбор информации по предметной области исследования</w:t>
+              <w:t>ПК-5.1 Интегрирует REST API с использованием Dio/Retrofit (Flutter) или Axios (RN)</w:t>
             </w:r>
           </w:p>
         </w:tc>
@@ -27240,7 +30189,7 @@
           </w:tcPr>
           <w:p>
             <w:r>
-              <w:t>Организация научно-исследовательской работы в России</w:t>
+              <w:t>Основы кроссплатформенной мобильной разработки</w:t>
             </w:r>
           </w:p>
         </w:tc>
@@ -27268,7 +30217,7 @@
               <w:jc w:val="center"/>
             </w:pPr>
             <w:r>
-              <w:t>Порядок подготовки научных и научно-педагогических кадров в России </w:t>
+              <w:t>Способы интеграции мобильных приложений с серверными API и локальными СУБД </w:t>
             </w:r>
           </w:p>
         </w:tc>
@@ -27278,7 +30227,7 @@
           </w:tcPr>
           <w:p>
             <w:r>
-              <w:t>ПК-7.2 Применяет статистические методы систематизации и классификации информации, относящейся к предметной области</w:t>
+              <w:t>ПК-5.2 Реализует GraphQL-запросы с помощью graphql_flutter или Apollo Client</w:t>
             </w:r>
           </w:p>
         </w:tc>
@@ -27336,7 +30285,7 @@
           </w:tcPr>
           <w:p>
             <w:r>
-              <w:t>Организация научно-исследовательской работы в России</w:t>
+              <w:t>Основы кроссплатформенной мобильной разработки</w:t>
             </w:r>
           </w:p>
         </w:tc>
@@ -27364,7 +30313,7 @@
               <w:jc w:val="center"/>
             </w:pPr>
             <w:r>
-              <w:t>Порядок подготовки научных и научно-педагогических кадров в России </w:t>
+              <w:t>Способы интеграции мобильных приложений с серверными API и локальными СУБД </w:t>
             </w:r>
           </w:p>
         </w:tc>
@@ -27374,7 +30323,7 @@
           </w:tcPr>
           <w:p>
             <w:r>
-              <w:t>ПК-7.3 Определяет цель и задачи исследования</w:t>
+              <w:t>ПК-5.3 Обеспечивает обработку ошибок сети и offline-режим работы приложения</w:t>
             </w:r>
           </w:p>
         </w:tc>
@@ -27430,7 +30379,7 @@
           </w:tcPr>
           <w:p>
             <w:r>
-              <w:t>Организация научно-исследовательской работы в России</w:t>
+              <w:t>Основы кроссплатформенной мобильной разработки</w:t>
             </w:r>
           </w:p>
         </w:tc>
@@ -27458,7 +30407,7 @@
               <w:jc w:val="center"/>
             </w:pPr>
             <w:r>
-              <w:t>Порядок подготовки научных и научно-педагогических кадров в России </w:t>
+              <w:t>Способы интеграции мобильных приложений с серверными API и локальными СУБД </w:t>
             </w:r>
           </w:p>
         </w:tc>
@@ -27468,7 +30417,7 @@
           </w:tcPr>
           <w:p>
             <w:r>
-              <w:t>ПК-7.4 Применяет нормативную документацию, относящуюся к изучаемой теме</w:t>
+              <w:t>ПК-5.4 Применяет сериализацию данных (JSON, Protobuf) в мобильных приложениях</w:t>
             </w:r>
           </w:p>
         </w:tc>
@@ -27524,7 +30473,7 @@
           </w:tcPr>
           <w:p>
             <w:r>
-              <w:t>Организация научно-исследовательской работы в России</w:t>
+              <w:t>Основы кроссплатформенной мобильной разработки</w:t>
             </w:r>
           </w:p>
         </w:tc>
@@ -27552,7 +30501,7 @@
               <w:jc w:val="center"/>
             </w:pPr>
             <w:r>
-              <w:t>Порядок подготовки научных и научно-педагогических кадров в России </w:t>
+              <w:t>Способы интеграции мобильных приложений с серверными API и локальными СУБД </w:t>
             </w:r>
           </w:p>
         </w:tc>
@@ -27562,7 +30511,7 @@
           </w:tcPr>
           <w:p>
             <w:r>
-              <w:t>ПК-7.5 Применяет методы анализа научно-технической информации</w:t>
+              <w:t>ПК-5.5 Интегрирует карты (Google Maps / Yandex Maps SDK) в мобильное приложение</w:t>
             </w:r>
           </w:p>
         </w:tc>
@@ -27618,7 +30567,7 @@
           </w:tcPr>
           <w:p>
             <w:r>
-              <w:t>Организация научно-исследовательской работы в России</w:t>
+              <w:t>Основы кроссплатформенной мобильной разработки</w:t>
             </w:r>
           </w:p>
         </w:tc>
@@ -27646,7 +30595,7 @@
               <w:jc w:val="center"/>
             </w:pPr>
             <w:r>
-              <w:t>Порядок подготовки научных и научно-педагогических кадров в России </w:t>
+              <w:t>Способы интеграции мобильных приложений с серверными API и локальными СУБД </w:t>
             </w:r>
           </w:p>
         </w:tc>
@@ -27656,7 +30605,7 @@
           </w:tcPr>
           <w:p>
             <w:r>
-              <w:t>ПК-7.6 Формирует рекомендации по внедрению результатов исследований и разработок</w:t>
+              <w:t>ПК-5.6 Реализует платёжную интеграцию (In-App Purchase) и работу с WebView</w:t>
             </w:r>
           </w:p>
         </w:tc>
@@ -27666,7 +30615,7 @@
           </w:tcPr>
           <w:p>
             <w:r>
-              <w:t>Готовит Техническое задание и Акт внедрения по материалам своей выпускной квалификационной работы </w:t>
+              <w:t>Готовит Публикация в Google Play по материалам своей выпускной квалификационной работы </w:t>
             </w:r>
           </w:p>
         </w:tc>
@@ -27712,7 +30661,7 @@
           </w:tcPr>
           <w:p>
             <w:r>
-              <w:t>Организация научно-исследовательской работы в России</w:t>
+              <w:t>Основы кроссплатформенной мобильной разработки</w:t>
             </w:r>
           </w:p>
         </w:tc>
@@ -27740,7 +30689,7 @@
               <w:jc w:val="center"/>
             </w:pPr>
             <w:r>
-              <w:t>Порядок подготовки научных и научно-педагогических кадров в России </w:t>
+              <w:t>Способы интеграции мобильных приложений с серверными API и локальными СУБД </w:t>
             </w:r>
           </w:p>
         </w:tc>
@@ -27750,7 +30699,7 @@
           </w:tcPr>
           <w:p>
             <w:r>
-              <w:t>ПК-7.7 Делает выводы по результатам произведённых исследований и разработок</w:t>
+              <w:t>ПК-5.7 Оптимизирует производительность приложения: профилирование, lazy loading, кэширование</w:t>
             </w:r>
           </w:p>
         </w:tc>
@@ -27806,7 +30755,7 @@
           </w:tcPr>
           <w:p>
             <w:r>
-              <w:t>Этапы научного исследования</w:t>
+              <w:t>Архитектура и интеграция мобильных приложений</w:t>
             </w:r>
           </w:p>
         </w:tc>
@@ -27834,7 +30783,7 @@
               <w:jc w:val="center"/>
             </w:pPr>
             <w:r>
-              <w:t>Субъекты научной деятельности в системе высшего и послевузовского профессионального образования</w:t>
+              <w:t>Архитектурные паттерны мобильных приложений: MVC, MVP, MVVM, BLoC, Clean Architecture</w:t>
             </w:r>
           </w:p>
         </w:tc>
@@ -27844,7 +30793,7 @@
           </w:tcPr>
           <w:p>
             <w:r>
-              <w:t>ПК-5.1 Использует теоретические методики целеполагания для программных систем</w:t>
+              <w:t>ПК-2.1 Проектирует архитектуру мобильного приложения по паттерну MVVM или BLoC</w:t>
             </w:r>
           </w:p>
         </w:tc>
@@ -27902,7 +30851,7 @@
           </w:tcPr>
           <w:p>
             <w:r>
-              <w:t>Этапы научного исследования</w:t>
+              <w:t>Архитектура и интеграция мобильных приложений</w:t>
             </w:r>
           </w:p>
         </w:tc>
@@ -27930,7 +30879,7 @@
               <w:jc w:val="center"/>
             </w:pPr>
             <w:r>
-              <w:t>Субъекты научной деятельности в системе высшего и послевузовского профессионального образования</w:t>
+              <w:t>Архитектурные паттерны мобильных приложений: MVC, MVP, MVVM, BLoC, Clean Architecture</w:t>
             </w:r>
           </w:p>
         </w:tc>
@@ -27940,7 +30889,7 @@
           </w:tcPr>
           <w:p>
             <w:r>
-              <w:t>ПК-5.2 Оформляет технические задания на разработку программных средств с описанием функционирования системы</w:t>
+              <w:t>ПК-2.2 Разрабатывает диаграммы классов, последовательностей и состояний для мобильного приложения</w:t>
             </w:r>
           </w:p>
         </w:tc>
@@ -27950,7 +30899,7 @@
           </w:tcPr>
           <w:p>
             <w:r>
-              <w:t>Готовит Техническое задание и Акт внедрения по материалам своей выпускной квалификационной работы </w:t>
+              <w:t>Готовит Публикация в Google Play по материалам своей выпускной квалификационной работы </w:t>
             </w:r>
           </w:p>
         </w:tc>
@@ -27996,7 +30945,7 @@
           </w:tcPr>
           <w:p>
             <w:r>
-              <w:t>Этапы научного исследования</w:t>
+              <w:t>Архитектура и интеграция мобильных приложений</w:t>
             </w:r>
           </w:p>
         </w:tc>
@@ -28024,7 +30973,7 @@
               <w:jc w:val="center"/>
             </w:pPr>
             <w:r>
-              <w:t>Субъекты научной деятельности в системе высшего и послевузовского профессионального образования</w:t>
+              <w:t>Архитектурные паттерны мобильных приложений: MVC, MVP, MVVM, BLoC, Clean Architecture</w:t>
             </w:r>
           </w:p>
         </w:tc>
@@ -28034,7 +30983,7 @@
           </w:tcPr>
           <w:p>
             <w:r>
-              <w:t>ПК-5.3 Разрабатывает технико-экономические обоснования создания программных комплексов</w:t>
+              <w:t>ПК-2.3 Применяет принципы SOLID и Clean Architecture при разработке мобильных приложений</w:t>
             </w:r>
           </w:p>
         </w:tc>
@@ -28044,7 +30993,7 @@
           </w:tcPr>
           <w:p>
             <w:r>
-              <w:t>Готовит Техническое задание и Акт внедрения по материалам своей выпускной квалификационной работы </w:t>
+              <w:t>Готовит Публикация в Google Play по материалам своей выпускной квалификационной работы </w:t>
             </w:r>
           </w:p>
         </w:tc>
@@ -28090,7 +31039,7 @@
           </w:tcPr>
           <w:p>
             <w:r>
-              <w:t>Этапы научного исследования</w:t>
+              <w:t>Архитектура и интеграция мобильных приложений</w:t>
             </w:r>
           </w:p>
         </w:tc>
@@ -28118,7 +31067,7 @@
               <w:jc w:val="center"/>
             </w:pPr>
             <w:r>
-              <w:t>Субъекты научной деятельности в системе высшего и послевузовского профессионального образования</w:t>
+              <w:t>Архитектурные паттерны мобильных приложений: MVC, MVP, MVVM, BLoC, Clean Architecture</w:t>
             </w:r>
           </w:p>
         </w:tc>
@@ -28128,7 +31077,7 @@
           </w:tcPr>
           <w:p>
             <w:r>
-              <w:t>ПК-5.4 Производит декомпозицию системы на подфункции, проводит описание каждой функции</w:t>
+              <w:t>ПК-2.4 Реализует локальное хранение данных с SQLite, Shared Preferences, Hive</w:t>
             </w:r>
           </w:p>
         </w:tc>
@@ -28186,7 +31135,7 @@
           </w:tcPr>
           <w:p>
             <w:r>
-              <w:t>Этапы научного исследования</w:t>
+              <w:t>Архитектура и интеграция мобильных приложений</w:t>
             </w:r>
           </w:p>
         </w:tc>
@@ -28214,7 +31163,7 @@
               <w:jc w:val="center"/>
             </w:pPr>
             <w:r>
-              <w:t>Субъекты научной деятельности в системе высшего и послевузовского профессионального образования</w:t>
+              <w:t>Архитектурные паттерны мобильных приложений: MVC, MVP, MVVM, BLoC, Clean Architecture</w:t>
             </w:r>
           </w:p>
         </w:tc>
@@ -28224,7 +31173,7 @@
           </w:tcPr>
           <w:p>
             <w:r>
-              <w:t>ПК-5.5 Формулирует требования к результатам аналитических работ в рамках системы</w:t>
+              <w:t>ПК-2.5 Интегрирует push-уведомления (FCM) и аналитику (Firebase Analytics)</w:t>
             </w:r>
           </w:p>
         </w:tc>
@@ -28282,7 +31231,7 @@
           </w:tcPr>
           <w:p>
             <w:r>
-              <w:t>Этапы научного исследования</w:t>
+              <w:t>Архитектура и интеграция мобильных приложений</w:t>
             </w:r>
           </w:p>
         </w:tc>
@@ -28310,7 +31259,7 @@
               <w:jc w:val="center"/>
             </w:pPr>
             <w:r>
-              <w:t>Субъекты научной деятельности в системе высшего и послевузовского профессионального образования</w:t>
+              <w:t>Архитектурные паттерны мобильных приложений: MVC, MVP, MVVM, BLoC, Clean Architecture</w:t>
             </w:r>
           </w:p>
         </w:tc>
@@ -28320,7 +31269,7 @@
           </w:tcPr>
           <w:p>
             <w:r>
-              <w:t>ПК-5.6 Подбирает средства проектирования систем среднего и крупного масштаба сложности</w:t>
+              <w:t>ПК-2.6 Подключает нативные возможности устройства: камера, GPS, биометрия</w:t>
             </w:r>
           </w:p>
         </w:tc>
@@ -28378,7 +31327,7 @@
           </w:tcPr>
           <w:p>
             <w:r>
-              <w:t>Этапы научного исследования</w:t>
+              <w:t>Архитектура и интеграция мобильных приложений</w:t>
             </w:r>
           </w:p>
         </w:tc>
@@ -28406,7 +31355,7 @@
               <w:jc w:val="center"/>
             </w:pPr>
             <w:r>
-              <w:t>Субъекты научной деятельности в системе высшего и послевузовского профессионального образования</w:t>
+              <w:t>Архитектурные паттерны мобильных приложений: MVC, MVP, MVVM, BLoC, Clean Architecture</w:t>
             </w:r>
           </w:p>
         </w:tc>
@@ -28416,7 +31365,7 @@
           </w:tcPr>
           <w:p>
             <w:r>
-              <w:t>ПК-5.7 Строит логические модели систем среднего и крупного масштаба сложности</w:t>
+              <w:t>ПК-2.7 Реализует аутентификацию через OAuth 2.0 / Firebase Auth / JWT</w:t>
             </w:r>
           </w:p>
         </w:tc>
@@ -28474,7 +31423,7 @@
           </w:tcPr>
           <w:p>
             <w:r>
-              <w:t>Этапы научного исследования</w:t>
+              <w:t>Архитектура и интеграция мобильных приложений</w:t>
             </w:r>
           </w:p>
         </w:tc>
@@ -28502,7 +31451,7 @@
               <w:jc w:val="center"/>
             </w:pPr>
             <w:r>
-              <w:t>Субъекты научной деятельности в системе высшего и послевузовского профессионального образования</w:t>
+              <w:t>Архитектурные паттерны мобильных приложений: MVC, MVP, MVVM, BLoC, Clean Architecture</w:t>
             </w:r>
           </w:p>
         </w:tc>
@@ -28512,7 +31461,7 @@
           </w:tcPr>
           <w:p>
             <w:r>
-              <w:t>ПК-5.8 Описывает порядок работ по созданию и сдаче системы, построенной по техническому заданию</w:t>
+              <w:t>ПК-2.8 Настраивает CI/CD для мобильных приложений (GitHub Actions, Fastlane)</w:t>
             </w:r>
           </w:p>
         </w:tc>
@@ -28570,7 +31519,7 @@
           </w:tcPr>
           <w:p>
             <w:r>
-              <w:t>Этапы научного исследования</w:t>
+              <w:t>Архитектура и интеграция мобильных приложений</w:t>
             </w:r>
           </w:p>
         </w:tc>
@@ -28598,7 +31547,7 @@
               <w:jc w:val="center"/>
             </w:pPr>
             <w:r>
-              <w:t>Методы оформления результатов научной работы</w:t>
+              <w:t>Процессы публикации и дистрибуции приложений в магазинах Google Play и App Store</w:t>
             </w:r>
           </w:p>
         </w:tc>
@@ -28608,7 +31557,7 @@
           </w:tcPr>
           <w:p>
             <w:r>
-              <w:t>ПК-8.1 Применяет программные средства для оформления результатов выполненной работы</w:t>
+              <w:t>ПК-6.1 Разрабатывает unit- и widget-тесты для Flutter-приложения</w:t>
             </w:r>
           </w:p>
         </w:tc>
@@ -28666,7 +31615,7 @@
           </w:tcPr>
           <w:p>
             <w:r>
-              <w:t>Этапы научного исследования</w:t>
+              <w:t>Архитектура и интеграция мобильных приложений</w:t>
             </w:r>
           </w:p>
         </w:tc>
@@ -28694,7 +31643,7 @@
               <w:jc w:val="center"/>
             </w:pPr>
             <w:r>
-              <w:t>Методы оформления результатов научной работы</w:t>
+              <w:t>Процессы публикации и дистрибуции приложений в магазинах Google Play и App Store</w:t>
             </w:r>
           </w:p>
         </w:tc>
@@ -28704,7 +31653,7 @@
           </w:tcPr>
           <w:p>
             <w:r>
-              <w:t>ПК-8.2 Составляет проекты календарных планов работ</w:t>
+              <w:t>ПК-6.2 Выполняет интеграционное тестирование мобильного приложения на реальных устройствах</w:t>
             </w:r>
           </w:p>
         </w:tc>
@@ -28760,7 +31709,7 @@
           </w:tcPr>
           <w:p>
             <w:r>
-              <w:t>Этапы научного исследования</w:t>
+              <w:t>Архитектура и интеграция мобильных приложений</w:t>
             </w:r>
           </w:p>
         </w:tc>
@@ -28788,7 +31737,7 @@
               <w:jc w:val="center"/>
             </w:pPr>
             <w:r>
-              <w:t>Методы оформления результатов научной работы</w:t>
+              <w:t>Процессы публикации и дистрибуции приложений в магазинах Google Play и App Store</w:t>
             </w:r>
           </w:p>
         </w:tc>
@@ -28798,7 +31747,7 @@
           </w:tcPr>
           <w:p>
             <w:r>
-              <w:t>ПК-8.3 Формирует программу представления результатов отдельных элементов научно-исследовательских и опытно-конструкторских работ</w:t>
+              <w:t>ПК-6.3 Публикует приложение в Google Play Console: подготовка APK/AAB, скриншоты, описание</w:t>
             </w:r>
           </w:p>
         </w:tc>
@@ -28856,7 +31805,7 @@
           </w:tcPr>
           <w:p>
             <w:r>
-              <w:t>Этапы научного исследования</w:t>
+              <w:t>Архитектура и интеграция мобильных приложений</w:t>
             </w:r>
           </w:p>
         </w:tc>
@@ -28884,7 +31833,7 @@
               <w:jc w:val="center"/>
             </w:pPr>
             <w:r>
-              <w:t>Методы оформления результатов научной работы</w:t>
+              <w:t>Процессы публикации и дистрибуции приложений в магазинах Google Play и App Store</w:t>
             </w:r>
           </w:p>
         </w:tc>
@@ -28894,7 +31843,7 @@
           </w:tcPr>
           <w:p>
             <w:r>
-              <w:t>ПК-8.4 Оформляет результаты выполненных работ в виде отчётов, презентаций, видеороликов</w:t>
+              <w:t>ПК-6.4 Публикует приложение в App Store Connect, проходит процесс ревью Apple</w:t>
             </w:r>
           </w:p>
         </w:tc>
@@ -28952,7 +31901,7 @@
           </w:tcPr>
           <w:p>
             <w:r>
-              <w:t>Этапы научного исследования</w:t>
+              <w:t>Архитектура и интеграция мобильных приложений</w:t>
             </w:r>
           </w:p>
         </w:tc>
@@ -28980,7 +31929,7 @@
               <w:jc w:val="center"/>
             </w:pPr>
             <w:r>
-              <w:t>Методы оформления результатов научной работы</w:t>
+              <w:t>Процессы публикации и дистрибуции приложений в магазинах Google Play и App Store</w:t>
             </w:r>
           </w:p>
         </w:tc>
@@ -28990,7 +31939,7 @@
           </w:tcPr>
           <w:p>
             <w:r>
-              <w:t>ПК-8.5 Публикует промежуточные результаты исследования в виде тезисов докладов на научно-практических конференциях</w:t>
+              <w:t>ПК-6.5 Настраивает мониторинг краш-репортов (Firebase Crashlytics, Sentry)</w:t>
             </w:r>
           </w:p>
         </w:tc>
@@ -29048,7 +31997,7 @@
           </w:tcPr>
           <w:p>
             <w:r>
-              <w:t>Этапы научного исследования</w:t>
+              <w:t>Архитектура и интеграция мобильных приложений</w:t>
             </w:r>
           </w:p>
         </w:tc>
@@ -29076,7 +32025,7 @@
               <w:jc w:val="center"/>
             </w:pPr>
             <w:r>
-              <w:t>Методы оформления результатов научной работы</w:t>
+              <w:t>Процессы публикации и дистрибуции приложений в магазинах Google Play и App Store</w:t>
             </w:r>
           </w:p>
         </w:tc>
@@ -29086,7 +32035,7 @@
           </w:tcPr>
           <w:p>
             <w:r>
-              <w:t>ПК-8.6 Готовит к публикации результаты завершённых работ в виде научных статей</w:t>
+              <w:t>ПК-6.6 Обеспечивает соответствие приложения политикам конфиденциальности GDPR/152-ФЗ</w:t>
             </w:r>
           </w:p>
         </w:tc>
@@ -29144,7 +32093,7 @@
           </w:tcPr>
           <w:p>
             <w:r>
-              <w:t>Этапы научного исследования</w:t>
+              <w:t>Архитектура и интеграция мобильных приложений</w:t>
             </w:r>
           </w:p>
         </w:tc>
@@ -29172,7 +32121,7 @@
               <w:jc w:val="center"/>
             </w:pPr>
             <w:r>
-              <w:t>Порядок подготовки научных и научно-педагогических кадров в России </w:t>
+              <w:t>Способы интеграции мобильных приложений с серверными API и локальными СУБД </w:t>
             </w:r>
           </w:p>
         </w:tc>
@@ -29182,7 +32131,7 @@
           </w:tcPr>
           <w:p>
             <w:r>
-              <w:t>ПК-7.1 Выполняет сбор информации по предметной области исследования</w:t>
+              <w:t>ПК-5.1 Интегрирует REST API с использованием Dio/Retrofit (Flutter) или Axios (RN)</w:t>
             </w:r>
           </w:p>
         </w:tc>
@@ -29238,7 +32187,7 @@
           </w:tcPr>
           <w:p>
             <w:r>
-              <w:t>Этапы научного исследования</w:t>
+              <w:t>Архитектура и интеграция мобильных приложений</w:t>
             </w:r>
           </w:p>
         </w:tc>
@@ -29266,7 +32215,7 @@
               <w:jc w:val="center"/>
             </w:pPr>
             <w:r>
-              <w:t>Порядок подготовки научных и научно-педагогических кадров в России </w:t>
+              <w:t>Способы интеграции мобильных приложений с серверными API и локальными СУБД </w:t>
             </w:r>
           </w:p>
         </w:tc>
@@ -29276,7 +32225,7 @@
           </w:tcPr>
           <w:p>
             <w:r>
-              <w:t>ПК-7.2 Применяет статистические методы систематизации и классификации информации, относящейся к предметной области</w:t>
+              <w:t>ПК-5.2 Реализует GraphQL-запросы с помощью graphql_flutter или Apollo Client</w:t>
             </w:r>
           </w:p>
         </w:tc>
@@ -29334,7 +32283,7 @@
           </w:tcPr>
           <w:p>
             <w:r>
-              <w:t>Этапы научного исследования</w:t>
+              <w:t>Архитектура и интеграция мобильных приложений</w:t>
             </w:r>
           </w:p>
         </w:tc>
@@ -29362,7 +32311,7 @@
               <w:jc w:val="center"/>
             </w:pPr>
             <w:r>
-              <w:t>Порядок подготовки научных и научно-педагогических кадров в России </w:t>
+              <w:t>Способы интеграции мобильных приложений с серверными API и локальными СУБД </w:t>
             </w:r>
           </w:p>
         </w:tc>
@@ -29372,7 +32321,7 @@
           </w:tcPr>
           <w:p>
             <w:r>
-              <w:t>ПК-7.3 Определяет цель и задачи исследования</w:t>
+              <w:t>ПК-5.3 Обеспечивает обработку ошибок сети и offline-режим работы приложения</w:t>
             </w:r>
           </w:p>
         </w:tc>
@@ -29428,7 +32377,7 @@
           </w:tcPr>
           <w:p>
             <w:r>
-              <w:t>Этапы научного исследования</w:t>
+              <w:t>Архитектура и интеграция мобильных приложений</w:t>
             </w:r>
           </w:p>
         </w:tc>
@@ -29456,7 +32405,7 @@
               <w:jc w:val="center"/>
             </w:pPr>
             <w:r>
-              <w:t>Порядок подготовки научных и научно-педагогических кадров в России </w:t>
+              <w:t>Способы интеграции мобильных приложений с серверными API и локальными СУБД </w:t>
             </w:r>
           </w:p>
         </w:tc>
@@ -29466,7 +32415,7 @@
           </w:tcPr>
           <w:p>
             <w:r>
-              <w:t>ПК-7.4 Применяет нормативную документацию, относящуюся к изучаемой теме</w:t>
+              <w:t>ПК-5.4 Применяет сериализацию данных (JSON, Protobuf) в мобильных приложениях</w:t>
             </w:r>
           </w:p>
         </w:tc>
@@ -29522,7 +32471,7 @@
           </w:tcPr>
           <w:p>
             <w:r>
-              <w:t>Этапы научного исследования</w:t>
+              <w:t>Архитектура и интеграция мобильных приложений</w:t>
             </w:r>
           </w:p>
         </w:tc>
@@ -29550,7 +32499,7 @@
               <w:jc w:val="center"/>
             </w:pPr>
             <w:r>
-              <w:t>Порядок подготовки научных и научно-педагогических кадров в России </w:t>
+              <w:t>Способы интеграции мобильных приложений с серверными API и локальными СУБД </w:t>
             </w:r>
           </w:p>
         </w:tc>
@@ -29560,7 +32509,7 @@
           </w:tcPr>
           <w:p>
             <w:r>
-              <w:t>ПК-7.5 Применяет методы анализа научно-технической информации</w:t>
+              <w:t>ПК-5.5 Интегрирует карты (Google Maps / Yandex Maps SDK) в мобильное приложение</w:t>
             </w:r>
           </w:p>
         </w:tc>
@@ -29618,7 +32567,7 @@
           </w:tcPr>
           <w:p>
             <w:r>
-              <w:t>Этапы научного исследования</w:t>
+              <w:t>Архитектура и интеграция мобильных приложений</w:t>
             </w:r>
           </w:p>
         </w:tc>
@@ -29646,7 +32595,7 @@
               <w:jc w:val="center"/>
             </w:pPr>
             <w:r>
-              <w:t>Порядок подготовки научных и научно-педагогических кадров в России </w:t>
+              <w:t>Способы интеграции мобильных приложений с серверными API и локальными СУБД </w:t>
             </w:r>
           </w:p>
         </w:tc>
@@ -29656,7 +32605,7 @@
           </w:tcPr>
           <w:p>
             <w:r>
-              <w:t>ПК-7.6 Формирует рекомендации по внедрению результатов исследований и разработок</w:t>
+              <w:t>ПК-5.6 Реализует платёжную интеграцию (In-App Purchase) и работу с WebView</w:t>
             </w:r>
           </w:p>
         </w:tc>
@@ -29666,7 +32615,7 @@
           </w:tcPr>
           <w:p>
             <w:r>
-              <w:t>Готовит Техническое задание и Акт внедрения по материалам своей выпускной квалификационной работы </w:t>
+              <w:t>Готовит Публикация в Google Play по материалам своей выпускной квалификационной работы </w:t>
             </w:r>
           </w:p>
         </w:tc>
@@ -29712,7 +32661,7 @@
           </w:tcPr>
           <w:p>
             <w:r>
-              <w:t>Этапы научного исследования</w:t>
+              <w:t>Архитектура и интеграция мобильных приложений</w:t>
             </w:r>
           </w:p>
         </w:tc>
@@ -29740,7 +32689,7 @@
               <w:jc w:val="center"/>
             </w:pPr>
             <w:r>
-              <w:t>Порядок подготовки научных и научно-педагогических кадров в России </w:t>
+              <w:t>Способы интеграции мобильных приложений с серверными API и локальными СУБД </w:t>
             </w:r>
           </w:p>
         </w:tc>
@@ -29750,7 +32699,7 @@
           </w:tcPr>
           <w:p>
             <w:r>
-              <w:t>ПК-7.7 Делает выводы по результатам произведённых исследований и разработок</w:t>
+              <w:t>ПК-5.7 Оптимизирует производительность приложения: профилирование, lazy loading, кэширование</w:t>
             </w:r>
           </w:p>
         </w:tc>
@@ -29808,7 +32757,7 @@
           </w:tcPr>
           <w:p>
             <w:r>
-              <w:t>Методология научных исследований</w:t>
+              <w:t>Тестирование, публикация и эксплуатация</w:t>
             </w:r>
           </w:p>
         </w:tc>
@@ -29836,7 +32785,7 @@
               <w:jc w:val="center"/>
             </w:pPr>
             <w:r>
-              <w:t>Порядок подготовки научных и научно-педагогических кадров в России </w:t>
+              <w:t>Способы интеграции мобильных приложений с серверными API и локальными СУБД </w:t>
             </w:r>
           </w:p>
         </w:tc>
@@ -29846,7 +32795,7 @@
           </w:tcPr>
           <w:p>
             <w:r>
-              <w:t>ПК-7.1 Выполняет сбор информации по предметной области исследования</w:t>
+              <w:t>ПК-5.1 Интегрирует REST API с использованием Dio/Retrofit (Flutter) или Axios (RN)</w:t>
             </w:r>
           </w:p>
         </w:tc>
@@ -29904,7 +32853,7 @@
           </w:tcPr>
           <w:p>
             <w:r>
-              <w:t>Методология научных исследований</w:t>
+              <w:t>Тестирование, публикация и эксплуатация</w:t>
             </w:r>
           </w:p>
         </w:tc>
@@ -29932,7 +32881,7 @@
               <w:jc w:val="center"/>
             </w:pPr>
             <w:r>
-              <w:t>Порядок подготовки научных и научно-педагогических кадров в России </w:t>
+              <w:t>Способы интеграции мобильных приложений с серверными API и локальными СУБД </w:t>
             </w:r>
           </w:p>
         </w:tc>
@@ -29942,7 +32891,7 @@
           </w:tcPr>
           <w:p>
             <w:r>
-              <w:t>ПК-7.2 Применяет статистические методы систематизации и классификации информации, относящейся к предметной области</w:t>
+              <w:t>ПК-5.2 Реализует GraphQL-запросы с помощью graphql_flutter или Apollo Client</w:t>
             </w:r>
           </w:p>
         </w:tc>
@@ -30000,7 +32949,7 @@
           </w:tcPr>
           <w:p>
             <w:r>
-              <w:t>Методология научных исследований</w:t>
+              <w:t>Тестирование, публикация и эксплуатация</w:t>
             </w:r>
           </w:p>
         </w:tc>
@@ -30028,7 +32977,7 @@
               <w:jc w:val="center"/>
             </w:pPr>
             <w:r>
-              <w:t>Порядок подготовки научных и научно-педагогических кадров в России </w:t>
+              <w:t>Способы интеграции мобильных приложений с серверными API и локальными СУБД </w:t>
             </w:r>
           </w:p>
         </w:tc>
@@ -30038,7 +32987,7 @@
           </w:tcPr>
           <w:p>
             <w:r>
-              <w:t>ПК-7.3 Определяет цель и задачи исследования</w:t>
+              <w:t>ПК-5.3 Обеспечивает обработку ошибок сети и offline-режим работы приложения</w:t>
             </w:r>
           </w:p>
         </w:tc>
@@ -30096,7 +33045,7 @@
           </w:tcPr>
           <w:p>
             <w:r>
-              <w:t>Методология научных исследований</w:t>
+              <w:t>Тестирование, публикация и эксплуатация</w:t>
             </w:r>
           </w:p>
         </w:tc>
@@ -30124,7 +33073,7 @@
               <w:jc w:val="center"/>
             </w:pPr>
             <w:r>
-              <w:t>Порядок подготовки научных и научно-педагогических кадров в России </w:t>
+              <w:t>Способы интеграции мобильных приложений с серверными API и локальными СУБД </w:t>
             </w:r>
           </w:p>
         </w:tc>
@@ -30134,7 +33083,7 @@
           </w:tcPr>
           <w:p>
             <w:r>
-              <w:t>ПК-7.4 Применяет нормативную документацию, относящуюся к изучаемой теме</w:t>
+              <w:t>ПК-5.4 Применяет сериализацию данных (JSON, Protobuf) в мобильных приложениях</w:t>
             </w:r>
           </w:p>
         </w:tc>
@@ -30144,7 +33093,7 @@
           </w:tcPr>
           <w:p>
             <w:r>
-              <w:t>Готовит Техническое задание и Акт внедрения по материалам своей выпускной квалификационной работы </w:t>
+              <w:t>Готовит Публикация в Google Play по материалам своей выпускной квалификационной работы </w:t>
             </w:r>
           </w:p>
         </w:tc>
@@ -30190,7 +33139,7 @@
           </w:tcPr>
           <w:p>
             <w:r>
-              <w:t>Методология научных исследований</w:t>
+              <w:t>Тестирование, публикация и эксплуатация</w:t>
             </w:r>
           </w:p>
         </w:tc>
@@ -30218,7 +33167,7 @@
               <w:jc w:val="center"/>
             </w:pPr>
             <w:r>
-              <w:t>Порядок подготовки научных и научно-педагогических кадров в России </w:t>
+              <w:t>Способы интеграции мобильных приложений с серверными API и локальными СУБД </w:t>
             </w:r>
           </w:p>
         </w:tc>
@@ -30228,7 +33177,7 @@
           </w:tcPr>
           <w:p>
             <w:r>
-              <w:t>ПК-7.5 Применяет методы анализа научно-технической информации</w:t>
+              <w:t>ПК-5.5 Интегрирует карты (Google Maps / Yandex Maps SDK) в мобильное приложение</w:t>
             </w:r>
           </w:p>
         </w:tc>
@@ -30286,7 +33235,7 @@
           </w:tcPr>
           <w:p>
             <w:r>
-              <w:t>Методология научных исследований</w:t>
+              <w:t>Тестирование, публикация и эксплуатация</w:t>
             </w:r>
           </w:p>
         </w:tc>
@@ -30314,7 +33263,7 @@
               <w:jc w:val="center"/>
             </w:pPr>
             <w:r>
-              <w:t>Порядок подготовки научных и научно-педагогических кадров в России </w:t>
+              <w:t>Способы интеграции мобильных приложений с серверными API и локальными СУБД </w:t>
             </w:r>
           </w:p>
         </w:tc>
@@ -30324,7 +33273,7 @@
           </w:tcPr>
           <w:p>
             <w:r>
-              <w:t>ПК-7.6 Формирует рекомендации по внедрению результатов исследований и разработок</w:t>
+              <w:t>ПК-5.6 Реализует платёжную интеграцию (In-App Purchase) и работу с WebView</w:t>
             </w:r>
           </w:p>
         </w:tc>
@@ -30334,7 +33283,7 @@
           </w:tcPr>
           <w:p>
             <w:r>
-              <w:t>Готовит Техническое задание и Акт внедрения по материалам своей выпускной квалификационной работы</w:t>
+              <w:t>Готовит Публикация в Google Play по материалам своей выпускной квалификационной работы</w:t>
             </w:r>
           </w:p>
         </w:tc>
@@ -30380,7 +33329,7 @@
           </w:tcPr>
           <w:p>
             <w:r>
-              <w:t>Методология научных исследований</w:t>
+              <w:t>Тестирование, публикация и эксплуатация</w:t>
             </w:r>
           </w:p>
         </w:tc>
@@ -30408,7 +33357,7 @@
               <w:jc w:val="center"/>
             </w:pPr>
             <w:r>
-              <w:t>Порядок подготовки научных и научно-педагогических кадров в России </w:t>
+              <w:t>Способы интеграции мобильных приложений с серверными API и локальными СУБД </w:t>
             </w:r>
           </w:p>
         </w:tc>
@@ -30418,7 +33367,7 @@
           </w:tcPr>
           <w:p>
             <w:r>
-              <w:t>ПК-7.7 Делает выводы по результатам произведённых исследований и разработок</w:t>
+              <w:t>ПК-5.7 Оптимизирует производительность приложения: профилирование, lazy loading, кэширование</w:t>
             </w:r>
           </w:p>
         </w:tc>
@@ -30474,7 +33423,7 @@
           </w:tcPr>
           <w:p>
             <w:r>
-              <w:t>Методология научных исследований</w:t>
+              <w:t>Тестирование, публикация и эксплуатация</w:t>
             </w:r>
           </w:p>
         </w:tc>
@@ -30502,7 +33451,7 @@
               <w:jc w:val="center"/>
             </w:pPr>
             <w:r>
-              <w:t>Порядок подготовки научных и научно-педагогических кадров в России </w:t>
+              <w:t>Способы интеграции мобильных приложений с серверными API и локальными СУБД </w:t>
             </w:r>
           </w:p>
         </w:tc>
@@ -30512,7 +33461,7 @@
           </w:tcPr>
           <w:p>
             <w:r>
-              <w:t>ПК-7.1 Выполняет сбор информации по предметной области исследования</w:t>
+              <w:t>ПК-5.1 Интегрирует REST API с использованием Dio/Retrofit (Flutter) или Axios (RN)</w:t>
             </w:r>
           </w:p>
         </w:tc>
@@ -30568,7 +33517,7 @@
           </w:tcPr>
           <w:p>
             <w:r>
-              <w:t>Методология научных исследований</w:t>
+              <w:t>Тестирование, публикация и эксплуатация</w:t>
             </w:r>
           </w:p>
         </w:tc>
@@ -30596,7 +33545,7 @@
               <w:jc w:val="center"/>
             </w:pPr>
             <w:r>
-              <w:t>Порядок подготовки научных и научно-педагогических кадров в России </w:t>
+              <w:t>Способы интеграции мобильных приложений с серверными API и локальными СУБД </w:t>
             </w:r>
           </w:p>
         </w:tc>
@@ -30606,7 +33555,7 @@
           </w:tcPr>
           <w:p>
             <w:r>
-              <w:t>ПК-7.2 Применяет статистические методы систематизации и классификации информации, относящейся к предметной области</w:t>
+              <w:t>ПК-5.2 Реализует GraphQL-запросы с помощью graphql_flutter или Apollo Client</w:t>
             </w:r>
           </w:p>
         </w:tc>
@@ -30664,7 +33613,7 @@
           </w:tcPr>
           <w:p>
             <w:r>
-              <w:t>Методология научных исследований</w:t>
+              <w:t>Тестирование, публикация и эксплуатация</w:t>
             </w:r>
           </w:p>
         </w:tc>
@@ -30692,7 +33641,7 @@
               <w:jc w:val="center"/>
             </w:pPr>
             <w:r>
-              <w:t>Порядок подготовки научных и научно-педагогических кадров в России </w:t>
+              <w:t>Способы интеграции мобильных приложений с серверными API и локальными СУБД </w:t>
             </w:r>
           </w:p>
         </w:tc>
@@ -30702,7 +33651,7 @@
           </w:tcPr>
           <w:p>
             <w:r>
-              <w:t>ПК-7.3 Определяет цель и задачи исследования</w:t>
+              <w:t>ПК-5.3 Обеспечивает обработку ошибок сети и offline-режим работы приложения</w:t>
             </w:r>
           </w:p>
         </w:tc>
@@ -30758,7 +33707,7 @@
           </w:tcPr>
           <w:p>
             <w:r>
-              <w:t>Методология научных исследований</w:t>
+              <w:t>Тестирование, публикация и эксплуатация</w:t>
             </w:r>
           </w:p>
         </w:tc>
@@ -30786,7 +33735,7 @@
               <w:jc w:val="center"/>
             </w:pPr>
             <w:r>
-              <w:t>Порядок подготовки научных и научно-педагогических кадров в России </w:t>
+              <w:t>Способы интеграции мобильных приложений с серверными API и локальными СУБД </w:t>
             </w:r>
           </w:p>
         </w:tc>
@@ -30796,7 +33745,7 @@
           </w:tcPr>
           <w:p>
             <w:r>
-              <w:t>ПК-7.4 Применяет нормативную документацию, относящуюся к изучаемой теме</w:t>
+              <w:t>ПК-5.4 Применяет сериализацию данных (JSON, Protobuf) в мобильных приложениях</w:t>
             </w:r>
           </w:p>
         </w:tc>
@@ -30852,7 +33801,7 @@
           </w:tcPr>
           <w:p>
             <w:r>
-              <w:t>Методология научных исследований</w:t>
+              <w:t>Тестирование, публикация и эксплуатация</w:t>
             </w:r>
           </w:p>
         </w:tc>
@@ -30880,7 +33829,7 @@
               <w:jc w:val="center"/>
             </w:pPr>
             <w:r>
-              <w:t>Порядок подготовки научных и научно-педагогических кадров в России </w:t>
+              <w:t>Способы интеграции мобильных приложений с серверными API и локальными СУБД </w:t>
             </w:r>
           </w:p>
         </w:tc>
@@ -30890,7 +33839,7 @@
           </w:tcPr>
           <w:p>
             <w:r>
-              <w:t>ПК-7.5 Применяет методы анализа научно-технической информации</w:t>
+              <w:t>ПК-5.5 Интегрирует карты (Google Maps / Yandex Maps SDK) в мобильное приложение</w:t>
             </w:r>
           </w:p>
         </w:tc>
@@ -30948,7 +33897,7 @@
           </w:tcPr>
           <w:p>
             <w:r>
-              <w:t>Методология научных исследований</w:t>
+              <w:t>Тестирование, публикация и эксплуатация</w:t>
             </w:r>
           </w:p>
         </w:tc>
@@ -30976,7 +33925,7 @@
               <w:jc w:val="center"/>
             </w:pPr>
             <w:r>
-              <w:t>Порядок подготовки научных и научно-педагогических кадров в России </w:t>
+              <w:t>Способы интеграции мобильных приложений с серверными API и локальными СУБД </w:t>
             </w:r>
           </w:p>
         </w:tc>
@@ -30986,7 +33935,7 @@
           </w:tcPr>
           <w:p>
             <w:r>
-              <w:t>ПК-7.6 Формирует рекомендации по внедрению результатов исследований и разработок</w:t>
+              <w:t>ПК-5.6 Реализует платёжную интеграцию (In-App Purchase) и работу с WebView</w:t>
             </w:r>
           </w:p>
         </w:tc>
@@ -30996,7 +33945,7 @@
           </w:tcPr>
           <w:p>
             <w:r>
-              <w:t>Готовит Техническое задание и Акт внедрения по материалам своей выпускной квалификационной работы</w:t>
+              <w:t>Готовит Публикация в Google Play по материалам своей выпускной квалификационной работы</w:t>
             </w:r>
           </w:p>
         </w:tc>
@@ -31042,7 +33991,7 @@
           </w:tcPr>
           <w:p>
             <w:r>
-              <w:t>Методология научных исследований</w:t>
+              <w:t>Тестирование, публикация и эксплуатация</w:t>
             </w:r>
           </w:p>
         </w:tc>
@@ -31070,7 +34019,7 @@
               <w:jc w:val="center"/>
             </w:pPr>
             <w:r>
-              <w:t>Порядок подготовки научных и научно-педагогических кадров в России </w:t>
+              <w:t>Способы интеграции мобильных приложений с серверными API и локальными СУБД </w:t>
             </w:r>
           </w:p>
         </w:tc>
@@ -31080,7 +34029,7 @@
           </w:tcPr>
           <w:p>
             <w:r>
-              <w:t>ПК-7.7 Делает выводы по результатам произведённых исследований и разработок</w:t>
+              <w:t>ПК-5.7 Оптимизирует производительность приложения: профилирование, lazy loading, кэширование</w:t>
             </w:r>
           </w:p>
         </w:tc>
@@ -31136,7 +34085,7 @@
           </w:tcPr>
           <w:p>
             <w:r>
-              <w:t>Методология научных исследований</w:t>
+              <w:t>Тестирование, публикация и эксплуатация</w:t>
             </w:r>
           </w:p>
         </w:tc>
@@ -31164,7 +34113,7 @@
               <w:jc w:val="center"/>
             </w:pPr>
             <w:r>
-              <w:t>Методы оформления результатов научной работы</w:t>
+              <w:t>Процессы публикации и дистрибуции приложений в магазинах Google Play и App Store</w:t>
             </w:r>
           </w:p>
         </w:tc>
@@ -31174,7 +34123,7 @@
           </w:tcPr>
           <w:p>
             <w:r>
-              <w:t>ПК-8.1 Применяет программные средства для оформления результатов выполненной работы</w:t>
+              <w:t>ПК-6.1 Разрабатывает unit- и widget-тесты для Flutter-приложения</w:t>
             </w:r>
           </w:p>
         </w:tc>
@@ -31232,7 +34181,7 @@
           </w:tcPr>
           <w:p>
             <w:r>
-              <w:t>Методология научных исследований</w:t>
+              <w:t>Тестирование, публикация и эксплуатация</w:t>
             </w:r>
           </w:p>
         </w:tc>
@@ -31260,7 +34209,7 @@
               <w:jc w:val="center"/>
             </w:pPr>
             <w:r>
-              <w:t>Методы оформления результатов научной работы</w:t>
+              <w:t>Процессы публикации и дистрибуции приложений в магазинах Google Play и App Store</w:t>
             </w:r>
           </w:p>
         </w:tc>
@@ -31270,7 +34219,7 @@
           </w:tcPr>
           <w:p>
             <w:r>
-              <w:t>ПК-8.2 Составляет проекты календарных планов работ</w:t>
+              <w:t>ПК-6.2 Выполняет интеграционное тестирование мобильного приложения на реальных устройствах</w:t>
             </w:r>
           </w:p>
         </w:tc>
@@ -31326,7 +34275,7 @@
           </w:tcPr>
           <w:p>
             <w:r>
-              <w:t>Методология научных исследований</w:t>
+              <w:t>Тестирование, публикация и эксплуатация</w:t>
             </w:r>
           </w:p>
         </w:tc>
@@ -31354,7 +34303,7 @@
               <w:jc w:val="center"/>
             </w:pPr>
             <w:r>
-              <w:t>Методы оформления результатов научной работы</w:t>
+              <w:t>Процессы публикации и дистрибуции приложений в магазинах Google Play и App Store</w:t>
             </w:r>
           </w:p>
         </w:tc>
@@ -31364,7 +34313,7 @@
           </w:tcPr>
           <w:p>
             <w:r>
-              <w:t>ПК-8.3 Формирует программу представления результатов отдельных элементов научно-исследовательских и опытно-конструкторских работ</w:t>
+              <w:t>ПК-6.3 Публикует приложение в Google Play Console: подготовка APK/AAB, скриншоты, описание</w:t>
             </w:r>
           </w:p>
         </w:tc>
@@ -31422,7 +34371,7 @@
           </w:tcPr>
           <w:p>
             <w:r>
-              <w:t>Методология научных исследований</w:t>
+              <w:t>Тестирование, публикация и эксплуатация</w:t>
             </w:r>
           </w:p>
         </w:tc>
@@ -31450,7 +34399,7 @@
               <w:jc w:val="center"/>
             </w:pPr>
             <w:r>
-              <w:t>Методы оформления результатов научной работы</w:t>
+              <w:t>Процессы публикации и дистрибуции приложений в магазинах Google Play и App Store</w:t>
             </w:r>
           </w:p>
         </w:tc>
@@ -31460,7 +34409,7 @@
           </w:tcPr>
           <w:p>
             <w:r>
-              <w:t>ПК-8.4 Оформляет результаты выполненных работ в виде отчётов, презентаций, видеороликов</w:t>
+              <w:t>ПК-6.4 Публикует приложение в App Store Connect, проходит процесс ревью Apple</w:t>
             </w:r>
           </w:p>
         </w:tc>
@@ -31518,7 +34467,7 @@
           </w:tcPr>
           <w:p>
             <w:r>
-              <w:t>Методология научных исследований</w:t>
+              <w:t>Тестирование, публикация и эксплуатация</w:t>
             </w:r>
           </w:p>
         </w:tc>
@@ -31546,7 +34495,7 @@
               <w:jc w:val="center"/>
             </w:pPr>
             <w:r>
-              <w:t>Методы оформления результатов научной работы</w:t>
+              <w:t>Процессы публикации и дистрибуции приложений в магазинах Google Play и App Store</w:t>
             </w:r>
           </w:p>
         </w:tc>
@@ -31556,7 +34505,7 @@
           </w:tcPr>
           <w:p>
             <w:r>
-              <w:t>ПК-8.5 Публикует промежуточные результаты исследования в виде тезисов докладов на научно-практических конференциях</w:t>
+              <w:t>ПК-6.5 Настраивает мониторинг краш-репортов (Firebase Crashlytics, Sentry)</w:t>
             </w:r>
           </w:p>
         </w:tc>
@@ -31614,7 +34563,7 @@
           </w:tcPr>
           <w:p>
             <w:r>
-              <w:t>Методология научных исследований</w:t>
+              <w:t>Тестирование, публикация и эксплуатация</w:t>
             </w:r>
           </w:p>
         </w:tc>
@@ -31642,7 +34591,7 @@
               <w:jc w:val="center"/>
             </w:pPr>
             <w:r>
-              <w:t>Методы оформления результатов научной работы</w:t>
+              <w:t>Процессы публикации и дистрибуции приложений в магазинах Google Play и App Store</w:t>
             </w:r>
           </w:p>
         </w:tc>
@@ -31652,7 +34601,7 @@
           </w:tcPr>
           <w:p>
             <w:r>
-              <w:t>ПК-8.6 Готовит к публикации результаты завершённых работ в виде научных статей</w:t>
+              <w:t>ПК-6.6 Обеспечивает соответствие приложения политикам конфиденциальности GDPR/152-ФЗ</w:t>
             </w:r>
           </w:p>
         </w:tc>
@@ -31863,7 +34812,7 @@
               <w:jc w:val="center"/>
             </w:pPr>
             <w:r>
-              <w:t>5</w:t>
+              <w:t>4</w:t>
             </w:r>
           </w:p>
         </w:tc>
@@ -32853,17 +35802,17 @@
           <w:bCs/>
           <w:iCs/>
         </w:rPr>
-        <w:t>1 Техническое задание и Акт внедрения </w:t>
+        <w:t>1 Публикация в Google Play </w:t>
         <w:br/>
-        <w:t>2 Рецензия на ВКР, статью, диссертацию </w:t>
+        <w:t>2 Обзор чужого кода </w:t>
         <w:br/>
-        <w:t>3 Научная новизна и практическая значимость ВКР</w:t>
+        <w:t>3 Мониторинг и аналитика ВКР</w:t>
         <w:br/>
-        <w:t>4 Отзыв научного руководителя  </w:t>
+        <w:t>4 Безопасность мобильного приложения  </w:t>
         <w:br/>
-        <w:t>5 Процедура "Антиплагиат"  </w:t>
+        <w:t>5 Platform Channels: архитектура, BinaryMessenger </w:t>
         <w:br/>
-        <w:t>6 Нормоконтроль  </w:t>
+        <w:t>6 Защита финального проекта  </w:t>
         <w:br/>
         <w:t/>
         <w:br/>
@@ -32897,7 +35846,7 @@
         <w:br/>
         <w:t/>
         <w:br/>
-        <w:t>Голубев, В. В. Методология научных исследований : методические рекомендации / В. В. Голубев, А. В. Кудрявцев, А. С. Фирсов. — Тверь : Тверская ГСХА, 2014. — 40 с. — Текст : электронный // Лань : электронно-библиотечная система. — URL: https://e.lanbook.com/book/134202 (дата обращения: 20.05.2021). — Режим доступа: для авториз. пользователей.</w:t>
+        <w:t>Голубев, В. В. Тестирование, публикация и эксплуатация : методические рекомендации / В. В. Голубев, А. В. Кудрявцев, А. С. Фирсов. — Тверь : Тверская ГСХА, 2014. — 40 с. — Текст : электронный // Лань : электронно-библиотечная система. — URL: https://e.lanbook.com/book/134202 (дата обращения: 20.05.2021). — Режим доступа: для авториз. пользователей.</w:t>
         <w:br/>
         <w:t/>
         <w:br/>
@@ -32955,7 +35904,7 @@
           <w:bCs/>
           <w:iCs/>
         </w:rPr>
-        <w:t>Доклад (сообщение) готовится по материалам своей собственной  выпускной квалификационной  работы бакалавра.</w:t>
+        <w:t>Доклад (сообщение) готовится по материалам учебного мобильного приложения, разрабатываемого в ходе практических занятий.</w:t>
         <w:br/>
         <w:t/>
         <w:br/>
@@ -33009,7 +35958,7 @@
         <w:br/>
         <w:t/>
         <w:br/>
-        <w:t>Голубев, В. В. Методология научных исследований : методические рекомендации / В. В. Голубев, А. В. Кудрявцев, А. С. Фирсов. — Тверь : Тверская ГСХА, 2014. — 40 с. — Текст : электронный // Лань : электронно-библиотечная система. — URL: https://e.lanbook.com/book/134202 (дата обращения: 20.05.2021). — Режим доступа: для авториз. пользователей.</w:t>
+        <w:t>Голубев, В. В. Тестирование, публикация и эксплуатация : методические рекомендации / В. В. Голубев, А. В. Кудрявцев, А. С. Фирсов. — Тверь : Тверская ГСХА, 2014. — 40 с. — Текст : электронный // Лань : электронно-библиотечная система. — URL: https://e.lanbook.com/book/134202 (дата обращения: 20.05.2021). — Режим доступа: для авториз. пользователей.</w:t>
         <w:br/>
         <w:t/>
         <w:br/>
@@ -33069,21 +36018,21 @@
           <w:bCs/>
           <w:iCs/>
         </w:rPr>
-        <w:t>ЛР №1 Подготовка литературного обзора </w:t>
+        <w:t>ЛР №1 Первое Flutter-приложение </w:t>
         <w:br/>
-        <w:t>ЛР №2 Структурно-функциональное моделирование </w:t>
+        <w:t>ЛР №2 UI с BLoC </w:t>
         <w:br/>
-        <w:t>ЛР №3 Подготовка презентации</w:t>
+        <w:t>ЛР №3 Интеграция REST API</w:t>
         <w:br/>
-        <w:t>ЛР №4 Подготовка к устному докладу </w:t>
+        <w:t>ЛР №4 Навигация и deep linking </w:t>
         <w:br/>
-        <w:t>ЛР №5 Подготовка автореферата по ВКР  </w:t>
+        <w:t>ЛР №5 Локальная база данных  </w:t>
         <w:br/>
-        <w:t>ЛР №6 Доклад на ITdays по материалам ВКР </w:t>
+        <w:t>ЛР №6 Push-уведомления (FCM) </w:t>
         <w:br/>
-        <w:t>ЛР №7 Выбор отечественного научного журнала</w:t>
+        <w:t>ЛР №7 Unit- и widget-тесты</w:t>
         <w:br/>
-        <w:t>ЛР №8 Подготовка ВАКовской статьи </w:t>
+        <w:t>ЛР №8 Подготовка к публикации </w:t>
         <w:br/>
         <w:t/>
         <w:br/>
@@ -33175,17 +36124,17 @@
           <w:bCs/>
           <w:iCs/>
         </w:rPr>
-        <w:t>1 Выбор паспорта специальности и ключевых слов </w:t>
+        <w:t>1 Настройка окружения Flutter </w:t>
         <w:br/>
-        <w:t>2 Литературный обзор публикаций научного руководителя </w:t>
+        <w:t>2 Dart: типы и асинхронность </w:t>
         <w:br/>
-        <w:t>3 Оформление результатов научных исследований  </w:t>
+        <w:t>3 Базовые виджеты Flutter  </w:t>
         <w:br/>
-        <w:t>4 Формулировка цели, основных задач и выводов </w:t>
+        <w:t>4 Паттерн BLoC </w:t>
         <w:br/>
-        <w:t>5 Поиск автореферата кандидатской диссертации </w:t>
+        <w:t>5 Работа с HTTP и JSON </w:t>
         <w:br/>
-        <w:t>6 Выбор Диссертационного совета </w:t>
+        <w:t>6 Адаптивный UI </w:t>
         <w:br/>
         <w:t/>
         <w:br/>
@@ -33264,7 +36213,7 @@
           <w:sz w:val="28"/>
           <w:szCs w:val="28"/>
         </w:rPr>
-        <w:t>(62315)Компьютерная графика</w:t>
+        <w:t>(37897)Кроссплатформенная мобильная разработка</w:t>
       </w:r>
     </w:p>
     <w:p>
@@ -33545,17 +36494,17 @@
               <w:rPr>
                 <w:bCs/>
               </w:rPr>
-              <w:t> УК-1 Способен применять математические основы компьютерной графики для построения и трансформации геометрических объектов:</w:t>
+              <w:t> ПК-3 Способен разрабатывать кроссплатформенные мобильные приложения с использованием фреймворков Flutter и React Native:</w:t>
               <w:br/>
-              <w:t>  -УК-1.1 Применяет однородные координаты и матрицы аффинных преобразований</w:t>
+              <w:t>  -ПК-1.1 Настраивает окружение разработки Flutter/React Native, управляет зависимостями</w:t>
               <w:br/>
-              <w:t>  -УК-1.2 Строит перспективную и ортографическую проекции через MVP-матрицу</w:t>
+              <w:t>  -ПК-1.2 Разрабатывает UI-компоненты с использованием виджетов Flutter или компонентов React Native</w:t>
               <w:br/>
-              <w:t>  -УК-1.3 Реализует алгоритм отсечения полигонов (Коэн–Сазерленд, Сазерленд–Ходжман)</w:t>
+              <w:t>  -ПК-1.3 Реализует навигацию между экранами (Navigator, Go Router, React Navigation)</w:t>
               <w:br/>
-              <w:t>  -УК-1.4 Применяет кватернионы для плавной интерполяции вращений (SLERP)</w:t>
+              <w:t>  -ПК-1.4 Применяет управление состоянием: Provider, Riverpod, BLoC (Flutter) или Redux, Zustand (RN)</w:t>
               <w:br/>
-              <w:t>  -УК-1.5 Анализирует вычислительную сложность алгоритмов рендеринга</w:t>
+              <w:t>  -ПК-1.5 Обеспечивает адаптивную вёрстку для различных размеров экрана и платформ</w:t>
               <w:br/>
               <w:t/>
             </w:r>
@@ -33579,23 +36528,23 @@
               <w:rPr>
                 <w:bCs/>
               </w:rPr>
-              <w:t> ОПК-2 Способен разрабатывать графические приложения с использованием OpenGL и GLSL-шейдеров:</w:t>
+              <w:t> ПК-5 Способен проектировать архитектуру мобильного приложения, применять паттерны MVC, MVVM и BLoC:</w:t>
               <w:br/>
-              <w:t>  -ОПК-2.1 Создаёт OpenGL-приложение с буферами вершин, шейдерами и текстурами</w:t>
+              <w:t>  -ПК-2.1 Проектирует архитектуру мобильного приложения по паттерну MVVM или BLoC</w:t>
               <w:br/>
-              <w:t>  -ОПК-2.2 Разрабатывает GLSL-шейдеры для вершинной и фрагментной обработки</w:t>
+              <w:t>  -ПК-2.2 Разрабатывает диаграммы классов, последовательностей и состояний для мобильного приложения</w:t>
               <w:br/>
-              <w:t>  -ОПК-2.3 Реализует передачу uniform-переменных и текстурных сэмплеров</w:t>
+              <w:t>  -ПК-2.3 Применяет принципы SOLID и Clean Architecture при разработке мобильных приложений</w:t>
               <w:br/>
-              <w:t>  -ОПК-2.4 Использует framebuffer objects для пост-обработки изображения</w:t>
+              <w:t>  -ПК-2.4 Реализует локальное хранение данных с SQLite, Shared Preferences, Hive</w:t>
               <w:br/>
-              <w:t>  -ОПК-2.5 Настраивает состояния OpenGL (blending, depth testing, face culling)</w:t>
+              <w:t>  -ПК-2.5 Интегрирует push-уведомления (FCM) и аналитику (Firebase Analytics)</w:t>
               <w:br/>
-              <w:t>  -ОПК-2.6 Профилирует производительность GPU с RenderDoc и NVIDIA Nsight</w:t>
+              <w:t>  -ПК-2.6 Подключает нативные возможности устройства: камера, GPS, биометрия</w:t>
               <w:br/>
-              <w:t>  -ОПК-2.7 Реализует инстансинг для эффективного рендеринга множества объектов</w:t>
+              <w:t>  -ПК-2.7 Реализует аутентификацию через OAuth 2.0 / Firebase Auth / JWT</w:t>
               <w:br/>
-              <w:t>  -ОПК-2.8 Оптимизирует шейдеры и снижает количество draw calls</w:t>
+              <w:t>  -ПК-2.8 Настраивает CI/CD для мобильных приложений (GitHub Actions, Fastlane)</w:t>
               <w:br/>
               <w:t/>
             </w:r>
@@ -33619,21 +36568,21 @@
               <w:rPr>
                 <w:bCs/>
               </w:rPr>
-              <w:t> ОПК-4 Способен реализовывать алгоритмы растеризации, освещения и трассировки лучей:</w:t>
+              <w:t> ПК-7 Способен интегрировать мобильные приложения с REST/GraphQL API и локальными базами данных (SQLite, Hive):</w:t>
               <w:br/>
-              <w:t>  -ОПК-4.1 Реализует алгоритмы растеризации и модели освещения Фонга и Блинна</w:t>
+              <w:t>  -ПК-5.1 Интегрирует REST API с использованием Dio/Retrofit (Flutter) или Axios (RN)</w:t>
               <w:br/>
-              <w:t>  -ОПК-4.2 Реализует shadow mapping и PCF-фильтрацию теней</w:t>
+              <w:t>  -ПК-5.2 Реализует GraphQL-запросы с помощью graphql_flutter или Apollo Client</w:t>
               <w:br/>
-              <w:t>  -ОПК-4.3 Реализует базовый ray tracer с отражениями и преломлениями</w:t>
+              <w:t>  -ПК-5.3 Обеспечивает обработку ошибок сети и offline-режим работы приложения</w:t>
               <w:br/>
-              <w:t>  -ОПК-4.4 Применяет карты нормалей, specular и ambient occlusion</w:t>
+              <w:t>  -ПК-5.4 Применяет сериализацию данных (JSON, Protobuf) в мобильных приложениях</w:t>
               <w:br/>
-              <w:t>  -ОПК-4.5 Реализует среду ambient occlusion (SSAO) в экранном пространстве</w:t>
+              <w:t>  -ПК-5.5 Интегрирует карты (Google Maps / Yandex Maps SDK) в мобильное приложение</w:t>
               <w:br/>
-              <w:t>  -ОПК-4.6 Настраивает HDR и tone mapping для физически корректного вывода</w:t>
+              <w:t>  -ПК-5.6 Реализует платёжную интеграцию (In-App Purchase) и работу с WebView</w:t>
               <w:br/>
-              <w:t>  -ОПК-4.7 Реализует алгоритмы сглаживания (MSAA, FXAA)</w:t>
+              <w:t>  -ПК-5.7 Оптимизирует производительность приложения: профилирование, lazy loading, кэширование</w:t>
               <w:br/>
               <w:t/>
             </w:r>
@@ -33657,19 +36606,19 @@
               <w:rPr>
                 <w:bCs/>
               </w:rPr>
-              <w:t> ПК-1 Способен создавать интерактивные 3D-сцены с анимацией и управлением камерой:</w:t>
+              <w:t> ПК-8 Способен публиковать приложения в Google Play и App Store, обеспечивать их тестирование и поддержку:</w:t>
               <w:br/>
-              <w:t>  -ПК-1.1 Разрабатывает интерактивную 3D-сцену с анимацией на Three.js или OpenGL</w:t>
+              <w:t>  -ПК-6.1 Разрабатывает unit- и widget-тесты для Flutter-приложения</w:t>
               <w:br/>
-              <w:t>  -ПК-1.2 Загружает и отображает 3D-модели в форматах OBJ и glTF</w:t>
+              <w:t>  -ПК-6.2 Выполняет интеграционное тестирование мобильного приложения на реальных устройствах</w:t>
               <w:br/>
-              <w:t>  -ПК-1.3 Реализует аркбол-камеру и FPS-контроллер с управлением мышью/клавиатурой</w:t>
+              <w:t>  -ПК-6.3 Публикует приложение в Google Play Console: подготовка APK/AAB, скриншоты, описание</w:t>
               <w:br/>
-              <w:t>  -ПК-1.4 Реализует скелетную анимацию с интерполяцией ключевых кадров</w:t>
+              <w:t>  -ПК-6.4 Публикует приложение в App Store Connect, проходит процесс ревью Apple</w:t>
               <w:br/>
-              <w:t>  -ПК-1.5 Реализует пост-обработку: bloom, SSAO, depth of field</w:t>
+              <w:t>  -ПК-6.5 Настраивает мониторинг краш-репортов (Firebase Crashlytics, Sentry)</w:t>
               <w:br/>
-              <w:t>  -ПК-1.6 Публикует 3D-демо в браузере через WebGL и Three.js</w:t>
+              <w:t>  -ПК-6.6 Обеспечивает соответствие приложения политикам конфиденциальности GDPR/152-ФЗ</w:t>
               <w:br/>
               <w:t/>
             </w:r>
@@ -33749,7 +36698,7 @@
               <w:rPr>
                 <w:bCs/>
               </w:rPr>
-              <w:t>УК-1- Однородные координаты, матрицы трансформаций, пространства координат (модельное, мировое, экранное)</w:t>
+              <w:t>ПК-1- Принципы кроссплатформенной разработки, сравнение Flutter, React Native и нативных подходов</w:t>
             </w:r>
           </w:p>
           <w:p>
@@ -33766,7 +36715,7 @@
               <w:rPr>
                 <w:bCs/>
               </w:rPr>
-              <w:t>ОПК-2- Конвейер рендеринга OpenGL, GLSL-синтаксис, типы буферов (VBO, VAO, EBO)</w:t>
+              <w:t>ПК-2- Архитектурные паттерны мобильных приложений: MVC, MVP, MVVM, BLoC, Clean Architecture</w:t>
             </w:r>
           </w:p>
           <w:p>
@@ -33783,7 +36732,7 @@
               <w:rPr>
                 <w:bCs/>
               </w:rPr>
-              <w:t>ОПК-4- Алгоритмы растеризации треугольников, z-buffer, алгоритмы Брезенхема </w:t>
+              <w:t>ПК-5- Способы интеграции мобильных приложений с серверными API и локальными СУБД </w:t>
             </w:r>
           </w:p>
           <w:p>
@@ -33800,7 +36749,7 @@
               <w:rPr>
                 <w:bCs/>
               </w:rPr>
-              <w:t>ПК-1- Форматы 3D-моделей (OBJ, glTF), граф сцены, принципы иерархической анимации</w:t>
+              <w:t>ПК-6- Процессы публикации и дистрибуции приложений в магазинах Google Play и App Store</w:t>
             </w:r>
           </w:p>
         </w:tc>
@@ -33854,7 +36803,7 @@
               <w:rPr>
                 <w:bCs/>
               </w:rPr>
-              <w:t>УК-1- Составлять цепочки матриц трансформаций и применять проективные проекции</w:t>
+              <w:t>ПК-1- Разрабатывать UI мобильного приложения с адаптивной вёрсткой под Android и iOS</w:t>
             </w:r>
           </w:p>
           <w:p>
@@ -33871,7 +36820,7 @@
               <w:rPr>
                 <w:bCs/>
               </w:rPr>
-              <w:t>ОПК-2- Писать вершинные и фрагментные шейдеры, передавать uniform-переменные</w:t>
+              <w:t>ПК-2- Проектировать архитектуру приложения с применением MVVM/BLoC</w:t>
             </w:r>
           </w:p>
           <w:p>
@@ -33888,7 +36837,7 @@
               <w:rPr>
                 <w:bCs/>
               </w:rPr>
-              <w:t>ОПК-4- Реализовывать модели освещения Фонга и Блинна–Фонга с картами нормалей</w:t>
+              <w:t>ПК-5- Интегрировать REST API, локальное хранилище и push-уведомления</w:t>
             </w:r>
           </w:p>
           <w:p>
@@ -33905,7 +36854,7 @@
               <w:rPr>
                 <w:bCs/>
               </w:rPr>
-              <w:t>ПК-1- Управлять камерой (arcball, FPS-контроллер) и реализовывать выбор объектов</w:t>
+              <w:t>ПК-6- Публиковать мобильное приложение в Google Play и App Store</w:t>
             </w:r>
           </w:p>
         </w:tc>
@@ -33960,7 +36909,7 @@
               <w:rPr>
                 <w:bCs/>
               </w:rPr>
-              <w:t>УК-1- Методами оценки вычислительной сложности алгоритмов геометрических преобразований</w:t>
+              <w:t>ПК-1- Разрабатывать полноценное кроссплатформенное мобильное приложение на Flutter</w:t>
             </w:r>
           </w:p>
           <w:p>
@@ -33977,7 +36926,7 @@
               <w:rPr>
                 <w:bCs/>
               </w:rPr>
-              <w:t>ОПК-2- Инструментами отладки OpenGL (RenderDoc, NVIDIA Nsight) и профилирования GPU</w:t>
+              <w:t>ПК-2- Применять управление состоянием BLoC/Riverpod в реальном проекте</w:t>
             </w:r>
           </w:p>
           <w:p>
@@ -33994,7 +36943,7 @@
               <w:rPr>
                 <w:bCs/>
               </w:rPr>
-              <w:t>ОПК-4- Методами трассировки лучей и построения теней (shadow mapping, ray marching)</w:t>
+              <w:t>ПК-5- Настраивать CI/CD и публиковать приложение в магазинах</w:t>
             </w:r>
           </w:p>
           <w:p>
@@ -34011,7 +36960,7 @@
               <w:rPr>
                 <w:bCs/>
               </w:rPr>
-              <w:t>ПК-1- Навыками создания анимированных 3D-сцен с использованием Three.js или WebGL</w:t>
+              <w:t>ПК-6- Навыками тестирования и мониторинга мобильных приложений в production</w:t>
             </w:r>
           </w:p>
         </w:tc>
@@ -34059,7 +37008,7 @@
               </w:rPr>
             </w:pPr>
             <w:r>
-              <w:t>Математические основы КГ; Конвейер рендеринга и шейдеры OpenGL/GLSL; Растеризация, освещение и трассировка лучей; Интерактивные 3D-сцены и анимация </w:t>
+              <w:t>Основы кроссплатформенной мобильной разработки; Архитектура и интеграция мобильных приложений; Тестирование, публикация и эксплуатация; </w:t>
             </w:r>
           </w:p>
         </w:tc>
